--- a/downloads/season-02-study-guide.docx
+++ b/downloads/season-02-study-guide.docx
@@ -7,17 +7,17 @@
         <w:pStyle w:val="Title"/>
       </w:pPr>
       <w:r>
-        <w:t>风骚律师 第 2 季英语学习册</w:t>
-      </w:r>
-    </w:p>
-    <w:p>
-      <w:r>
-        <w:t>六季 63 集，每集 10 个重点表达，共 630 条逐集学习记录；包括 215 组独立词条和 645 个原创例句。复现表达沿用统一例句，方便间隔复习。</w:t>
-      </w:r>
-    </w:p>
-    <w:p>
-      <w:r>
-        <w:t>本册包括本季各集重点表达、字幕定位、本集义、用法、三个原创例句与汉译英练习。相同表达再次出现时用于复习。</w:t>
+        <w:t>风骚律师逐集英语学习册 · 第 2 季</w:t>
+      </w:r>
+    </w:p>
+    <w:p>
+      <w:r>
+        <w:t>V2 · 每集不超过 15 项关键词与词组；每项 3 个原创双语例句。英文梗概不超过 200 词，含剧透。</w:t>
+      </w:r>
+    </w:p>
+    <w:p>
+      <w:r>
+        <w:t>本文档为本项目编写的学习笔记，不含完整原剧台词或字幕。回看时间依参考字幕版本。</w:t>
       </w:r>
     </w:p>
     <w:p>
@@ -25,52 +25,332 @@
         <w:pStyle w:val="Heading1"/>
       </w:pPr>
       <w:r>
-        <w:t>建议学法</w:t>
+        <w:t>S02E01 · Switch</w:t>
       </w:r>
     </w:p>
     <w:p>
       <w:pPr>
-        <w:pStyle w:val="ListNumber"/>
+        <w:pStyle w:val="Heading2"/>
       </w:pPr>
       <w:r>
-        <w:t>观看后先读“本集义”和用法。每集先主动掌握 3—5 条，其余作为听力识别目标。</w:t>
+        <w:t>英文内容梗概（76 words）</w:t>
+      </w:r>
+    </w:p>
+    <w:p>
+      <w:r>
+        <w:t>Jimmy initially turns down Davis &amp; Main and spends time enjoying the idea of leaving conventional legal work behind. He and Kim con a boastful businessman at a hotel, reminding them both of the appeal of performance and deception. Jimmy ultimately accepts the firm's offer. Meanwhile, Pryce dismisses Mike as his bodyguard and exposes himself to Nacho, who steals his baseball cards. An attempt to recover the collection threatens to attract police attention to Pryce's illegal dealings.</w:t>
+      </w:r>
+    </w:p>
+    <w:p>
+      <w:r>
+        <w:t>双语字幕原始来源（整季合集）：https://subhd.tv/a/pQvIgk</w:t>
       </w:r>
     </w:p>
     <w:p>
       <w:pPr>
-        <w:pStyle w:val="ListNumber"/>
+        <w:pStyle w:val="Heading2"/>
       </w:pPr>
       <w:r>
-        <w:t>按定位时间回看前后约 20 秒，听清语气和连读，再跟读两遍。时间对应参考字幕版本，其他片源可能有偏移。</w:t>
+        <w:t>01. diversify · 关键词</w:t>
+      </w:r>
+    </w:p>
+    <w:p>
+      <w:r>
+        <w:t>分散投资；使多样化</w:t>
+      </w:r>
+    </w:p>
+    <w:p>
+      <w:r>
+        <w:t>回看 00:24:31 · 字幕中出现：diversify</w:t>
+      </w:r>
+    </w:p>
+    <w:p>
+      <w:r>
+        <w:t>diversify a portfolio；并不保证没有风险。</w:t>
+      </w:r>
+    </w:p>
+    <w:p>
+      <w:r>
+        <w:t>1. They diversified into consulting.</w:t>
+        <w:br/>
+        <w:t>他们把业务拓展到咨询领域。</w:t>
+      </w:r>
+    </w:p>
+    <w:p>
+      <w:r>
+        <w:t>2. She diversified her investments.</w:t>
+        <w:br/>
+        <w:t>她分散了投资。</w:t>
+      </w:r>
+    </w:p>
+    <w:p>
+      <w:r>
+        <w:t>3. The firm needs to diversify its client base.</w:t>
+        <w:br/>
+        <w:t>公司需要让客户来源更多样。</w:t>
       </w:r>
     </w:p>
     <w:p>
       <w:pPr>
-        <w:pStyle w:val="ListNumber"/>
+        <w:pStyle w:val="Heading2"/>
       </w:pPr>
       <w:r>
-        <w:t>遮住中文，读懂三个原创例句，再选一条改写成自己的经历。例句均为新写，不是剧中台词。</w:t>
+        <w:t>02. sunk cost · 词组 / 术语</w:t>
+      </w:r>
+    </w:p>
+    <w:p>
+      <w:r>
+        <w:t>沉没成本</w:t>
+      </w:r>
+    </w:p>
+    <w:p>
+      <w:r>
+        <w:t>回看 00:22:00 · 字幕中出现：Sunk Cost</w:t>
+      </w:r>
+    </w:p>
+    <w:p>
+      <w:r>
+        <w:t>已经发生、无法回收的成本；相关谬误是因既有投入而继续错误决策。</w:t>
+      </w:r>
+    </w:p>
+    <w:p>
+      <w:r>
+        <w:t>1. The old software licence is a sunk cost.</w:t>
+        <w:br/>
+        <w:t>旧软件许可证费用是沉没成本。</w:t>
+      </w:r>
+    </w:p>
+    <w:p>
+      <w:r>
+        <w:t>2. Don't let a sunk cost dictate the next decision.</w:t>
+        <w:br/>
+        <w:t>别让沉没成本支配下一步决定。</w:t>
+      </w:r>
+    </w:p>
+    <w:p>
+      <w:r>
+        <w:t>3. They treated the initial payment as a sunk cost.</w:t>
+        <w:br/>
+        <w:t>他们把首付款视为沉没成本。</w:t>
       </w:r>
     </w:p>
     <w:p>
       <w:pPr>
-        <w:pStyle w:val="ListNumber"/>
+        <w:pStyle w:val="Heading2"/>
       </w:pPr>
       <w:r>
-        <w:t>完成三道汉译英。答案只是可行译法；表达自然且意思相符，也可以用自己的版本。</w:t>
+        <w:t>03. fallacy · 关键词</w:t>
+      </w:r>
+    </w:p>
+    <w:p>
+      <w:r>
+        <w:t>错误推理；谬误</w:t>
+      </w:r>
+    </w:p>
+    <w:p>
+      <w:r>
+        <w:t>回看 00:22:00 · 字幕中出现：Fallacy</w:t>
+      </w:r>
+    </w:p>
+    <w:p>
+      <w:r>
+        <w:t>不是单纯的事实错误；sunk-cost fallacy 沉没成本谬误。</w:t>
+      </w:r>
+    </w:p>
+    <w:p>
+      <w:r>
+        <w:t>1. That argument rests on a fallacy.</w:t>
+        <w:br/>
+        <w:t>这个论证建立在错误推理上。</w:t>
+      </w:r>
+    </w:p>
+    <w:p>
+      <w:r>
+        <w:t>2. She identified a common fallacy.</w:t>
+        <w:br/>
+        <w:t>她指出了一个常见谬误。</w:t>
+      </w:r>
+    </w:p>
+    <w:p>
+      <w:r>
+        <w:t>3. The sunk-cost fallacy can distort decisions.</w:t>
+        <w:br/>
+        <w:t>沉没成本谬误可能扭曲决策。</w:t>
       </w:r>
     </w:p>
     <w:p>
       <w:pPr>
-        <w:pStyle w:val="ListNumber"/>
+        <w:pStyle w:val="Heading2"/>
       </w:pPr>
       <w:r>
-        <w:t>在第 1、3、7 天复习。用本集至少三个表达说一段 30—60 秒的小故事。</w:t>
-      </w:r>
-    </w:p>
-    <w:p>
-      <w:r>
-        <w:t>时间对应参考字幕版本。重点学习解释和原创例句，再回看原剧确认语气。</w:t>
+        <w:t>04. dividends · 关键词</w:t>
+      </w:r>
+    </w:p>
+    <w:p>
+      <w:r>
+        <w:t>股息；红利；回报</w:t>
+      </w:r>
+    </w:p>
+    <w:p>
+      <w:r>
+        <w:t>回看 00:28:25 · 字幕中出现：dividends</w:t>
+      </w:r>
+    </w:p>
+    <w:p>
+      <w:r>
+        <w:t>通常复数；pay dividends 也比喻产生好处。</w:t>
+      </w:r>
+    </w:p>
+    <w:p>
+      <w:r>
+        <w:t>1. The company pays dividends quarterly.</w:t>
+        <w:br/>
+        <w:t>公司按季度派发股息。</w:t>
+      </w:r>
+    </w:p>
+    <w:p>
+      <w:r>
+        <w:t>2. Patience can pay dividends.</w:t>
+        <w:br/>
+        <w:t>耐心可能带来回报。</w:t>
+      </w:r>
+    </w:p>
+    <w:p>
+      <w:r>
+        <w:t>3. They reinvested the dividends.</w:t>
+        <w:br/>
+        <w:t>他们将股息再次投入。</w:t>
+      </w:r>
+    </w:p>
+    <w:p>
+      <w:pPr>
+        <w:pStyle w:val="Heading2"/>
+      </w:pPr>
+      <w:r>
+        <w:t>05. inheritance · 关键词</w:t>
+      </w:r>
+    </w:p>
+    <w:p>
+      <w:r>
+        <w:t>继承的财产；继承</w:t>
+      </w:r>
+    </w:p>
+    <w:p>
+      <w:r>
+        <w:t>回看 00:24:13 · 字幕中出现：inheritance</w:t>
+      </w:r>
+    </w:p>
+    <w:p>
+      <w:r>
+        <w:t>区别于 heritage 文化遗产；receive an inheritance。</w:t>
+      </w:r>
+    </w:p>
+    <w:p>
+      <w:r>
+        <w:t>1. She used her inheritance to repay debt.</w:t>
+        <w:br/>
+        <w:t>她用继承的财产还债。</w:t>
+      </w:r>
+    </w:p>
+    <w:p>
+      <w:r>
+        <w:t>2. The inheritance caused a family dispute.</w:t>
+        <w:br/>
+        <w:t>遗产引发了家庭纠纷。</w:t>
+      </w:r>
+    </w:p>
+    <w:p>
+      <w:r>
+        <w:t>3. He had no expectation of an inheritance.</w:t>
+        <w:br/>
+        <w:t>他没指望继承财产。</w:t>
+      </w:r>
+    </w:p>
+    <w:p>
+      <w:pPr>
+        <w:pStyle w:val="Heading2"/>
+      </w:pPr>
+      <w:r>
+        <w:t>06. irrespective · 关键词</w:t>
+      </w:r>
+    </w:p>
+    <w:p>
+      <w:r>
+        <w:t>不考虑；无论</w:t>
+      </w:r>
+    </w:p>
+    <w:p>
+      <w:r>
+        <w:t>回看 00:40:36 · 字幕中出现：irrespective</w:t>
+      </w:r>
+    </w:p>
+    <w:p>
+      <w:r>
+        <w:t>固定结构 irrespective of，相当于 regardless of，较正式。</w:t>
+      </w:r>
+    </w:p>
+    <w:p>
+      <w:r>
+        <w:t>1. The rule applies irrespective of age.</w:t>
+        <w:br/>
+        <w:t>规则不论年龄都适用。</w:t>
+      </w:r>
+    </w:p>
+    <w:p>
+      <w:r>
+        <w:t>2. They proceeded irrespective of the objections.</w:t>
+        <w:br/>
+        <w:t>他们不顾反对继续推进。</w:t>
+      </w:r>
+    </w:p>
+    <w:p>
+      <w:r>
+        <w:t>3. Payment is due irrespective of the outcome.</w:t>
+        <w:br/>
+        <w:t>无论结果如何都应付款。</w:t>
+      </w:r>
+    </w:p>
+    <w:p>
+      <w:pPr>
+        <w:pStyle w:val="Heading2"/>
+      </w:pPr>
+      <w:r>
+        <w:t>汉译英与复述</w:t>
+      </w:r>
+    </w:p>
+    <w:p>
+      <w:r>
+        <w:t>1. 她分散了投资。</w:t>
+      </w:r>
+    </w:p>
+    <w:p>
+      <w:r>
+        <w:t>2. 耐心可能带来回报。</w:t>
+      </w:r>
+    </w:p>
+    <w:p>
+      <w:r>
+        <w:t>3. 他们不顾反对继续推进。</w:t>
+      </w:r>
+    </w:p>
+    <w:p>
+      <w:r>
+        <w:t>参考答案：</w:t>
+      </w:r>
+    </w:p>
+    <w:p>
+      <w:r>
+        <w:t>1. She diversified her investments. [diversify]</w:t>
+      </w:r>
+    </w:p>
+    <w:p>
+      <w:r>
+        <w:t>2. Patience can pay dividends. [dividends]</w:t>
+      </w:r>
+    </w:p>
+    <w:p>
+      <w:r>
+        <w:t>3. They proceeded irrespective of the objections. [irrespective]</w:t>
       </w:r>
     </w:p>
     <w:p>
@@ -83,61 +363,25 @@
         <w:pStyle w:val="Heading1"/>
       </w:pPr>
       <w:r>
-        <w:t>S02E01  Switch</w:t>
-      </w:r>
-    </w:p>
-    <w:p>
-      <w:hyperlink r:id="rId9">
-        <w:r>
-          <w:rPr>
-            <w:color w:val="245E4D"/>
-          </w:rPr>
-          <w:t>本季字幕来源</w:t>
-        </w:r>
-      </w:hyperlink>
+        <w:t>S02E02 · Cobbler</w:t>
+      </w:r>
     </w:p>
     <w:p>
       <w:pPr>
         <w:pStyle w:val="Heading2"/>
       </w:pPr>
       <w:r>
-        <w:t>01. be my guest  ·  00:14:49</w:t>
-      </w:r>
-    </w:p>
-    <w:p>
-      <w:r>
-        <w:t>请便；尽管去做</w:t>
-      </w:r>
-    </w:p>
-    <w:p>
-      <w:r>
-        <w:t>本集义：请便；尽管去做</w:t>
-      </w:r>
-    </w:p>
-    <w:p>
-      <w:r>
-        <w:t>用法：口语许可；语调可能友善，也可能带讽刺或不在乎。</w:t>
-      </w:r>
-    </w:p>
-    <w:p>
-      <w:r>
-        <w:t>1. May I use your pen? — Be my guest.</w:t>
-        <w:br/>
-        <w:t>我能用你的笔吗？——请便。</w:t>
-      </w:r>
-    </w:p>
-    <w:p>
-      <w:r>
-        <w:t>2. If you'd like to try the chair, be my guest.</w:t>
-        <w:br/>
-        <w:t>如果想试坐这把椅子，请便。</w:t>
-      </w:r>
-    </w:p>
-    <w:p>
-      <w:r>
-        <w:t>3. You want the last biscuit? Be my guest.</w:t>
-        <w:br/>
-        <w:t>你想吃最后那块饼干？请吧。</w:t>
+        <w:t>英文内容梗概（77 words）</w:t>
+      </w:r>
+    </w:p>
+    <w:p>
+      <w:r>
+        <w:t>Jimmy settles into Davis &amp; Main, where an expensive office and professional support come with expectations about his conduct. Mike asks him to help Pryce, whose report of stolen baseball cards has raised police suspicions. Jimmy invents an embarrassing explanation involving private videos to divert the detectives from the real crime. The story works, but Kim is disturbed when she learns what he did. His ingenuity solves an immediate problem while creating a deeper disagreement about professional ethics.</w:t>
+      </w:r>
+    </w:p>
+    <w:p>
+      <w:r>
+        <w:t>双语字幕原始来源（整季合集）：https://subhd.tv/a/pQvIgk</w:t>
       </w:r>
     </w:p>
     <w:p>
@@ -145,43 +389,43 @@
         <w:pStyle w:val="Heading2"/>
       </w:pPr>
       <w:r>
-        <w:t>02. worth it  ·  00:18:39</w:t>
-      </w:r>
-    </w:p>
-    <w:p>
-      <w:r>
-        <w:t>值得付出时间、金钱或努力</w:t>
-      </w:r>
-    </w:p>
-    <w:p>
-      <w:r>
-        <w:t>本集义：值得付出时间、金钱或努力</w:t>
-      </w:r>
-    </w:p>
-    <w:p>
-      <w:r>
-        <w:t>用法：常用 be worth it；worth 后直接接名词或动名词，不接 to do。</w:t>
-      </w:r>
-    </w:p>
-    <w:p>
-      <w:r>
-        <w:t>1. The walk was long, but it was worth it.</w:t>
+        <w:t>01. discovery · 关键词</w:t>
+      </w:r>
+    </w:p>
+    <w:p>
+      <w:r>
+        <w:t>发现；诉讼中的证据开示</w:t>
+      </w:r>
+    </w:p>
+    <w:p>
+      <w:r>
+        <w:t>回看 00:07:35 · 字幕中出现：discovery</w:t>
+      </w:r>
+    </w:p>
+    <w:p>
+      <w:r>
+        <w:t>法律义是审前依法获取对方相关信息的程序，区别于普通“发现”。</w:t>
+      </w:r>
+    </w:p>
+    <w:p>
+      <w:r>
+        <w:t>1. The parties exchanged documents during discovery.</w:t>
         <w:br/>
-        <w:t>路很长，但值得。</w:t>
-      </w:r>
-    </w:p>
-    <w:p>
-      <w:r>
-        <w:t>2. Is the extra training worth it?</w:t>
+        <w:t>双方在证据开示阶段交换了文件。</w:t>
+      </w:r>
+    </w:p>
+    <w:p>
+      <w:r>
+        <w:t>2. The lawyer requested more time for discovery.</w:t>
         <w:br/>
-        <w:t>额外培训值得吗？</w:t>
-      </w:r>
-    </w:p>
-    <w:p>
-      <w:r>
-        <w:t>3. It costs more, but the comfort is worth it.</w:t>
+        <w:t>律师申请延长证据开示时间。</w:t>
+      </w:r>
+    </w:p>
+    <w:p>
+      <w:r>
+        <w:t>3. The discovery of a leak changed our schedule.</w:t>
         <w:br/>
-        <w:t>虽然更贵，但舒适度值得这个价。</w:t>
+        <w:t>发现漏水后，我们改变了日程。（普通义。）</w:t>
       </w:r>
     </w:p>
     <w:p>
@@ -189,43 +433,43 @@
         <w:pStyle w:val="Heading2"/>
       </w:pPr>
       <w:r>
-        <w:t>03. you got it  ·  00:19:08</w:t>
-      </w:r>
-    </w:p>
-    <w:p>
-      <w:r>
-        <w:t>明白；没问题</w:t>
-      </w:r>
-    </w:p>
-    <w:p>
-      <w:r>
-        <w:t>本集义：明白；没问题</w:t>
-      </w:r>
-    </w:p>
-    <w:p>
-      <w:r>
-        <w:t>用法：口语回应要求；也可表示对方猜对了。</w:t>
-      </w:r>
-    </w:p>
-    <w:p>
-      <w:r>
-        <w:t>1. Two coffees, please. — You got it.</w:t>
+        <w:t>02. subpoena · 关键词</w:t>
+      </w:r>
+    </w:p>
+    <w:p>
+      <w:r>
+        <w:t>传票；以传票要求出庭或提交材料</w:t>
+      </w:r>
+    </w:p>
+    <w:p>
+      <w:r>
+        <w:t>回看 00:31:22 · 字幕中出现：subpoena</w:t>
+      </w:r>
+    </w:p>
+    <w:p>
+      <w:r>
+        <w:t>法律名词也可作动词；不等同于 arrest warrant 逮捕令。</w:t>
+      </w:r>
+    </w:p>
+    <w:p>
+      <w:r>
+        <w:t>1. The witness received a subpoena.</w:t>
         <w:br/>
-        <w:t>请来两杯咖啡。——没问题。</w:t>
-      </w:r>
-    </w:p>
-    <w:p>
-      <w:r>
-        <w:t>2. Please send it by noon. — You got it.</w:t>
+        <w:t>证人收到了传票。</w:t>
+      </w:r>
+    </w:p>
+    <w:p>
+      <w:r>
+        <w:t>2. The court issued a subpoena for the records.</w:t>
         <w:br/>
-        <w:t>请中午前发来。——明白。</w:t>
-      </w:r>
-    </w:p>
-    <w:p>
-      <w:r>
-        <w:t>3. So we turn left here? — You got it.</w:t>
+        <w:t>法院发出传票，要求提交记录。</w:t>
+      </w:r>
+    </w:p>
+    <w:p>
+      <w:r>
+        <w:t>3. The lawyer sought to subpoena another witness.</w:t>
         <w:br/>
-        <w:t>所以在这里左转？——对了。</w:t>
+        <w:t>律师申请以传票传唤另一名证人。</w:t>
       </w:r>
     </w:p>
     <w:p>
@@ -233,43 +477,43 @@
         <w:pStyle w:val="Heading2"/>
       </w:pPr>
       <w:r>
-        <w:t>04. trust me  ·  00:23:16</w:t>
-      </w:r>
-    </w:p>
-    <w:p>
-      <w:r>
-        <w:t>相信我的判断</w:t>
-      </w:r>
-    </w:p>
-    <w:p>
-      <w:r>
-        <w:t>本集义：相信我的判断</w:t>
-      </w:r>
-    </w:p>
-    <w:p>
-      <w:r>
-        <w:t>用法：口语强调可靠性；不意味着有客观证据。</w:t>
-      </w:r>
-    </w:p>
-    <w:p>
-      <w:r>
-        <w:t>1. Trust me, this route is faster.</w:t>
+        <w:t>03. disbarment · 关键词</w:t>
+      </w:r>
+    </w:p>
+    <w:p>
+      <w:r>
+        <w:t>取消律师执业资格</w:t>
+      </w:r>
+    </w:p>
+    <w:p>
+      <w:r>
+        <w:t>回看 00:45:06 · 字幕中出现：disbarment</w:t>
+      </w:r>
+    </w:p>
+    <w:p>
+      <w:r>
+        <w:t>比暂时 suspension 更严重；动词 disbar。</w:t>
+      </w:r>
+    </w:p>
+    <w:p>
+      <w:r>
+        <w:t>1. The misconduct could lead to disbarment.</w:t>
         <w:br/>
-        <w:t>相信我，这条路更快。</w:t>
-      </w:r>
-    </w:p>
-    <w:p>
-      <w:r>
-        <w:t>2. You'll enjoy the class. Trust me.</w:t>
+        <w:t>不当行为可能导致吊销律师资格。</w:t>
+      </w:r>
+    </w:p>
+    <w:p>
+      <w:r>
+        <w:t>2. He faced disbarment after falsifying records.</w:t>
         <w:br/>
-        <w:t>你会喜欢这门课的，相信我。</w:t>
-      </w:r>
-    </w:p>
-    <w:p>
-      <w:r>
-        <w:t>3. Trust me on this: save a backup.</w:t>
+        <w:t>他因伪造记录面临取消执业资格。</w:t>
+      </w:r>
+    </w:p>
+    <w:p>
+      <w:r>
+        <w:t>3. Disbarment ended her legal practice.</w:t>
         <w:br/>
-        <w:t>这件事听我的，存个备份。</w:t>
+        <w:t>取消资格终结了她的律师执业。</w:t>
       </w:r>
     </w:p>
     <w:p>
@@ -277,43 +521,43 @@
         <w:pStyle w:val="Heading2"/>
       </w:pPr>
       <w:r>
-        <w:t>05. sounds like  ·  00:23:56</w:t>
-      </w:r>
-    </w:p>
-    <w:p>
-      <w:r>
-        <w:t>听起来像；似乎</w:t>
-      </w:r>
-    </w:p>
-    <w:p>
-      <w:r>
-        <w:t>本集义：听起来像；似乎</w:t>
-      </w:r>
-    </w:p>
-    <w:p>
-      <w:r>
-        <w:t>用法：后接名词或从句，表达根据听到的信息作判断。</w:t>
-      </w:r>
-    </w:p>
-    <w:p>
-      <w:r>
-        <w:t>1. That sounds like a useful course.</w:t>
+        <w:t>04. exonerate · 关键词</w:t>
+      </w:r>
+    </w:p>
+    <w:p>
+      <w:r>
+        <w:t>洗清嫌疑；免除责任</w:t>
+      </w:r>
+    </w:p>
+    <w:p>
+      <w:r>
+        <w:t>回看 00:44:36 · 字幕中出现：exonerate</w:t>
+      </w:r>
+    </w:p>
+    <w:p>
+      <w:r>
+        <w:t>exonerate someone；不总与法院 acquit 同义。</w:t>
+      </w:r>
+    </w:p>
+    <w:p>
+      <w:r>
+        <w:t>1. The recording exonerated the driver.</w:t>
         <w:br/>
-        <w:t>听起来那是门有用的课。</w:t>
-      </w:r>
-    </w:p>
-    <w:p>
-      <w:r>
-        <w:t>2. It sounds like you had a busy day.</w:t>
+        <w:t>录音洗清了司机的嫌疑。</w:t>
+      </w:r>
+    </w:p>
+    <w:p>
+      <w:r>
+        <w:t>2. An independent review exonerated her.</w:t>
         <w:br/>
-        <w:t>听起来你今天很忙。</w:t>
-      </w:r>
-    </w:p>
-    <w:p>
-      <w:r>
-        <w:t>3. Does this sound like a fair offer?</w:t>
+        <w:t>独立审查免除了她的责任。</w:t>
+      </w:r>
+    </w:p>
+    <w:p>
+      <w:r>
+        <w:t>3. The evidence did not fully exonerate him.</w:t>
         <w:br/>
-        <w:t>这个报价听起来公平吗？</w:t>
+        <w:t>证据没有完全洗清他的嫌疑。</w:t>
       </w:r>
     </w:p>
     <w:p>
@@ -321,43 +565,43 @@
         <w:pStyle w:val="Heading2"/>
       </w:pPr>
       <w:r>
-        <w:t>06. even if  ·  00:24:15</w:t>
-      </w:r>
-    </w:p>
-    <w:p>
-      <w:r>
-        <w:t>即使；就算</w:t>
-      </w:r>
-    </w:p>
-    <w:p>
-      <w:r>
-        <w:t>本集义：即使；就算</w:t>
-      </w:r>
-    </w:p>
-    <w:p>
-      <w:r>
-        <w:t>用法：常用于假设条件；不同于 even though 陈述已知事实。</w:t>
-      </w:r>
-    </w:p>
-    <w:p>
-      <w:r>
-        <w:t>1. I'll go even if it rains.</w:t>
+        <w:t>05. falsify · 关键词</w:t>
+      </w:r>
+    </w:p>
+    <w:p>
+      <w:r>
+        <w:t>伪造；篡改</w:t>
+      </w:r>
+    </w:p>
+    <w:p>
+      <w:r>
+        <w:t>回看 00:44:38 · 字幕中出现：falsified</w:t>
+      </w:r>
+    </w:p>
+    <w:p>
+      <w:r>
+        <w:t>falsify records；研究中也可指证伪理论，须分语境。</w:t>
+      </w:r>
+    </w:p>
+    <w:p>
+      <w:r>
+        <w:t>1. The manager falsified expense records.</w:t>
         <w:br/>
-        <w:t>即使下雨我也去。</w:t>
-      </w:r>
-    </w:p>
-    <w:p>
-      <w:r>
-        <w:t>2. Even if we leave now, we'll be late.</w:t>
+        <w:t>经理篡改了费用记录。</w:t>
+      </w:r>
+    </w:p>
+    <w:p>
+      <w:r>
+        <w:t>2. They were accused of falsifying signatures.</w:t>
         <w:br/>
-        <w:t>即使现在走，我们也会迟到。</w:t>
-      </w:r>
-    </w:p>
-    <w:p>
-      <w:r>
-        <w:t>3. Try it even if you're not sure.</w:t>
+        <w:t>他们被控伪造签名。</w:t>
+      </w:r>
+    </w:p>
+    <w:p>
+      <w:r>
+        <w:t>3. One counterexample may falsify the hypothesis.</w:t>
         <w:br/>
-        <w:t>就算不确定，也试试看。</w:t>
+        <w:t>一个反例可能证伪该假说。</w:t>
       </w:r>
     </w:p>
     <w:p>
@@ -365,43 +609,43 @@
         <w:pStyle w:val="Heading2"/>
       </w:pPr>
       <w:r>
-        <w:t>07. sounds good  ·  00:26:06</w:t>
-      </w:r>
-    </w:p>
-    <w:p>
-      <w:r>
-        <w:t>听起来不错；可以</w:t>
-      </w:r>
-    </w:p>
-    <w:p>
-      <w:r>
-        <w:t>本集义：听起来不错；可以</w:t>
-      </w:r>
-    </w:p>
-    <w:p>
-      <w:r>
-        <w:t>用法：常用来接受建议；只表示初步认可时可补充条件。</w:t>
-      </w:r>
-    </w:p>
-    <w:p>
-      <w:r>
-        <w:t>1. Let's meet at six. — Sounds good.</w:t>
+        <w:t>06. volatile · 关键词</w:t>
+      </w:r>
+    </w:p>
+    <w:p>
+      <w:r>
+        <w:t>易波动的；易激动或失控的</w:t>
+      </w:r>
+    </w:p>
+    <w:p>
+      <w:r>
+        <w:t>回看 00:39:39 · 字幕中出现：volatile</w:t>
+      </w:r>
+    </w:p>
+    <w:p>
+      <w:r>
+        <w:t>金融、性格、化学中含义不同；volatile situation 不稳定局面。</w:t>
+      </w:r>
+    </w:p>
+    <w:p>
+      <w:r>
+        <w:t>1. The market became volatile.</w:t>
         <w:br/>
-        <w:t>我们六点见。——可以。</w:t>
-      </w:r>
-    </w:p>
-    <w:p>
-      <w:r>
-        <w:t>2. That sounds good, but I need to check my calendar.</w:t>
+        <w:t>市场变得波动剧烈。</w:t>
+      </w:r>
+    </w:p>
+    <w:p>
+      <w:r>
+        <w:t>2. He had a volatile temper.</w:t>
         <w:br/>
-        <w:t>听起来不错，不过我要查一下日程。</w:t>
-      </w:r>
-    </w:p>
-    <w:p>
-      <w:r>
-        <w:t>3. Dinner at home sounds good to me.</w:t>
+        <w:t>他脾气易爆。</w:t>
+      </w:r>
+    </w:p>
+    <w:p>
+      <w:r>
+        <w:t>3. The situation remained volatile.</w:t>
         <w:br/>
-        <w:t>我觉得在家吃晚饭不错。</w:t>
+        <w:t>局势仍不稳定。</w:t>
       </w:r>
     </w:p>
     <w:p>
@@ -409,43 +653,43 @@
         <w:pStyle w:val="Heading2"/>
       </w:pPr>
       <w:r>
-        <w:t>08. not yet  ·  00:28:05</w:t>
-      </w:r>
-    </w:p>
-    <w:p>
-      <w:r>
-        <w:t>还没</w:t>
-      </w:r>
-    </w:p>
-    <w:p>
-      <w:r>
-        <w:t>本集义：还没</w:t>
-      </w:r>
-    </w:p>
-    <w:p>
-      <w:r>
-        <w:t>用法：表示目前未发生但仍可能发生；常与完成时配合。</w:t>
-      </w:r>
-    </w:p>
-    <w:p>
-      <w:r>
-        <w:t>1. Have you eaten? — Not yet.</w:t>
+        <w:t>07. fabricate · 关键词</w:t>
+      </w:r>
+    </w:p>
+    <w:p>
+      <w:r>
+        <w:t>捏造；制造</w:t>
+      </w:r>
+    </w:p>
+    <w:p>
+      <w:r>
+        <w:t>回看 00:44:33 · 字幕中出现：fabricated</w:t>
+      </w:r>
+    </w:p>
+    <w:p>
+      <w:r>
+        <w:t>fabricate evidence/story 为贬义；fabricate parts 为中性制造。</w:t>
+      </w:r>
+    </w:p>
+    <w:p>
+      <w:r>
+        <w:t>1. He fabricated an excuse.</w:t>
         <w:br/>
-        <w:t>你吃了吗？——还没。</w:t>
-      </w:r>
-    </w:p>
-    <w:p>
-      <w:r>
-        <w:t>2. The tickets aren't available yet.</w:t>
+        <w:t>他编造了一个借口。</w:t>
+      </w:r>
+    </w:p>
+    <w:p>
+      <w:r>
+        <w:t>2. The witness denied fabricating evidence.</w:t>
         <w:br/>
-        <w:t>门票还没开始售卖。</w:t>
-      </w:r>
-    </w:p>
-    <w:p>
-      <w:r>
-        <w:t>3. I'm not ready yet. Give me two minutes.</w:t>
+        <w:t>证人否认伪造证据。</w:t>
+      </w:r>
+    </w:p>
+    <w:p>
+      <w:r>
+        <w:t>3. The workshop fabricates metal components.</w:t>
         <w:br/>
-        <w:t>我还没准备好，给我两分钟。</w:t>
+        <w:t>车间制造金属零件。</w:t>
       </w:r>
     </w:p>
     <w:p>
@@ -453,43 +697,43 @@
         <w:pStyle w:val="Heading2"/>
       </w:pPr>
       <w:r>
-        <w:t>09. not really  ·  00:33:56</w:t>
-      </w:r>
-    </w:p>
-    <w:p>
-      <w:r>
-        <w:t>不太；其实没有</w:t>
-      </w:r>
-    </w:p>
-    <w:p>
-      <w:r>
-        <w:t>本集义：不太；其实没有</w:t>
-      </w:r>
-    </w:p>
-    <w:p>
-      <w:r>
-        <w:t>用法：常用作保留或较柔和的否定；不总等于完全没有。</w:t>
-      </w:r>
-    </w:p>
-    <w:p>
-      <w:r>
-        <w:t>1. Did you enjoy the party? — Not really.</w:t>
+        <w:t>08. brass tacks · 词组 / 术语</w:t>
+      </w:r>
+    </w:p>
+    <w:p>
+      <w:r>
+        <w:t>实际问题；关键细节</w:t>
+      </w:r>
+    </w:p>
+    <w:p>
+      <w:r>
+        <w:t>回看 00:37:40 · 字幕中出现：brass tacks</w:t>
+      </w:r>
+    </w:p>
+    <w:p>
+      <w:r>
+        <w:t>通常用于 get down to brass tacks，进入实质讨论。</w:t>
+      </w:r>
+    </w:p>
+    <w:p>
+      <w:r>
+        <w:t>1. Let's get down to brass tacks: what will it cost?</w:t>
         <w:br/>
-        <w:t>你喜欢那个聚会吗？——不太喜欢。</w:t>
-      </w:r>
-    </w:p>
-    <w:p>
-      <w:r>
-        <w:t>2. I'm not really sure what happened.</w:t>
+        <w:t>我们谈实际问题吧：要花多少钱？</w:t>
+      </w:r>
+    </w:p>
+    <w:p>
+      <w:r>
+        <w:t>2. After lunch, we got down to brass tacks.</w:t>
         <w:br/>
-        <w:t>我不太确定发生了什么。</w:t>
-      </w:r>
-    </w:p>
-    <w:p>
-      <w:r>
-        <w:t>3. Do you need help? — Not really, thanks.</w:t>
+        <w:t>午饭后我们开始谈实质问题。</w:t>
+      </w:r>
+    </w:p>
+    <w:p>
+      <w:r>
+        <w:t>3. She wanted brass tacks, not another presentation.</w:t>
         <w:br/>
-        <w:t>你需要帮忙吗？——不用了，谢谢。</w:t>
+        <w:t>她要的是实际细节，不是又一次演示。</w:t>
       </w:r>
     </w:p>
     <w:p>
@@ -497,43 +741,55 @@
         <w:pStyle w:val="Heading2"/>
       </w:pPr>
       <w:r>
-        <w:t>10. sort of  ·  00:37:04</w:t>
-      </w:r>
-    </w:p>
-    <w:p>
-      <w:r>
-        <w:t>有点；某种</w:t>
-      </w:r>
-    </w:p>
-    <w:p>
-      <w:r>
-        <w:t>本集义：某种、这种或这一类；这里不是弱化程度的“有点”。</w:t>
-      </w:r>
-    </w:p>
-    <w:p>
-      <w:r>
-        <w:t>用法：口语中近似 kind of；避免在正式表达中过度使用。</w:t>
-      </w:r>
-    </w:p>
-    <w:p>
-      <w:r>
-        <w:t>1. I sort of understand what you mean.</w:t>
-        <w:br/>
-        <w:t>我有点明白你的意思。</w:t>
-      </w:r>
-    </w:p>
-    <w:p>
-      <w:r>
-        <w:t>2. It's a sort of outdoor classroom.</w:t>
-        <w:br/>
-        <w:t>那是一种户外课堂。</w:t>
-      </w:r>
-    </w:p>
-    <w:p>
-      <w:r>
-        <w:t>3. Do you like it? — Sort of.</w:t>
-        <w:br/>
-        <w:t>你喜欢吗？——算是吧。</w:t>
+        <w:t>汉译英与复述</w:t>
+      </w:r>
+    </w:p>
+    <w:p>
+      <w:r>
+        <w:t>1. 律师申请延长证据开示时间。</w:t>
+      </w:r>
+    </w:p>
+    <w:p>
+      <w:r>
+        <w:t>2. 他们被控伪造签名。</w:t>
+      </w:r>
+    </w:p>
+    <w:p>
+      <w:r>
+        <w:t>3. 午饭后我们开始谈实质问题。</w:t>
+      </w:r>
+    </w:p>
+    <w:p>
+      <w:r>
+        <w:t>参考答案：</w:t>
+      </w:r>
+    </w:p>
+    <w:p>
+      <w:r>
+        <w:t>1. The lawyer requested more time for discovery. [discovery]</w:t>
+      </w:r>
+    </w:p>
+    <w:p>
+      <w:r>
+        <w:t>2. They were accused of falsifying signatures. [falsify]</w:t>
+      </w:r>
+    </w:p>
+    <w:p>
+      <w:r>
+        <w:t>3. After lunch, we got down to brass tacks. [brass tacks]</w:t>
+      </w:r>
+    </w:p>
+    <w:p>
+      <w:r>
+        <w:br w:type="page"/>
+      </w:r>
+    </w:p>
+    <w:p>
+      <w:pPr>
+        <w:pStyle w:val="Heading1"/>
+      </w:pPr>
+      <w:r>
+        <w:t>S02E03 · Amarillo</w:t>
       </w:r>
     </w:p>
     <w:p>
@@ -541,50 +797,456 @@
         <w:pStyle w:val="Heading2"/>
       </w:pPr>
       <w:r>
-        <w:t>汉译英练习</w:t>
-      </w:r>
-    </w:p>
-    <w:p>
-      <w:r>
-        <w:t>1. 如果想试坐这把椅子，请便。</w:t>
-      </w:r>
-    </w:p>
-    <w:p>
-      <w:r>
-        <w:t>2. 听起来你今天很忙。</w:t>
-      </w:r>
-    </w:p>
-    <w:p>
-      <w:r>
-        <w:t>3. 我不太确定发生了什么。</w:t>
-      </w:r>
-    </w:p>
-    <w:p>
-      <w:r>
-        <w:t>口头输出：任选三个表达，说一段 30—60 秒的个人经历。</w:t>
+        <w:t>英文内容梗概（76 words）</w:t>
+      </w:r>
+    </w:p>
+    <w:p>
+      <w:r>
+        <w:t>Jimmy approaches Sandpiper residents during a bus trip and finds an effective way to recruit clients. He then makes a television commercial and airs it without obtaining approval from the Davis &amp; Main partners. The advertisement generates calls, but its success does not erase the breach of trust. Kim faces consequences at HHM because of her association with him. Separately, Mike considers a job involving Tuco and begins looking for a way to act without committing murder.</w:t>
+      </w:r>
+    </w:p>
+    <w:p>
+      <w:r>
+        <w:t>双语字幕原始来源（整季合集）：https://subhd.tv/a/pQvIgk</w:t>
       </w:r>
     </w:p>
     <w:p>
       <w:pPr>
-        <w:pStyle w:val="Heading3"/>
+        <w:pStyle w:val="Heading2"/>
       </w:pPr>
       <w:r>
-        <w:t>参考答案</w:t>
-      </w:r>
-    </w:p>
-    <w:p>
-      <w:r>
-        <w:t>1. If you'd like to try the chair, be my guest.  [be my guest]</w:t>
-      </w:r>
-    </w:p>
-    <w:p>
-      <w:r>
-        <w:t>2. It sounds like you had a busy day.  [sounds like]</w:t>
-      </w:r>
-    </w:p>
-    <w:p>
-      <w:r>
-        <w:t>3. I'm not really sure what happened.  [not really]</w:t>
+        <w:t>01. damages · 关键词</w:t>
+      </w:r>
+    </w:p>
+    <w:p>
+      <w:r>
+        <w:t>损害赔偿金</w:t>
+      </w:r>
+    </w:p>
+    <w:p>
+      <w:r>
+        <w:t>回看 00:17:46 · 字幕中出现：damages</w:t>
+      </w:r>
+    </w:p>
+    <w:p>
+      <w:r>
+        <w:t>法律义通常用复数；damage 常指损害本身，注意区别。</w:t>
+      </w:r>
+    </w:p>
+    <w:p>
+      <w:r>
+        <w:t>1. The court awarded damages to the customer.</w:t>
+        <w:br/>
+        <w:t>法院判给客户损害赔偿金。</w:t>
+      </w:r>
+    </w:p>
+    <w:p>
+      <w:r>
+        <w:t>2. They are seeking damages for the loss.</w:t>
+        <w:br/>
+        <w:t>他们正就损失请求赔偿。</w:t>
+      </w:r>
+    </w:p>
+    <w:p>
+      <w:r>
+        <w:t>3. The storm caused damage, but the claim is for damages.</w:t>
+        <w:br/>
+        <w:t>暴风雨造成了损害，而索赔请求的是赔偿金。</w:t>
+      </w:r>
+    </w:p>
+    <w:p>
+      <w:pPr>
+        <w:pStyle w:val="Heading2"/>
+      </w:pPr>
+      <w:r>
+        <w:t>02. disbarment · 关键词</w:t>
+      </w:r>
+    </w:p>
+    <w:p>
+      <w:r>
+        <w:t>取消律师执业资格</w:t>
+      </w:r>
+    </w:p>
+    <w:p>
+      <w:r>
+        <w:t>回看 00:11:18 · 字幕中出现：disbarred</w:t>
+      </w:r>
+    </w:p>
+    <w:p>
+      <w:r>
+        <w:t>比暂时 suspension 更严重；动词 disbar。</w:t>
+      </w:r>
+    </w:p>
+    <w:p>
+      <w:r>
+        <w:t>1. The misconduct could lead to disbarment.</w:t>
+        <w:br/>
+        <w:t>不当行为可能导致吊销律师资格。</w:t>
+      </w:r>
+    </w:p>
+    <w:p>
+      <w:r>
+        <w:t>2. He faced disbarment after falsifying records.</w:t>
+        <w:br/>
+        <w:t>他因伪造记录面临取消执业资格。</w:t>
+      </w:r>
+    </w:p>
+    <w:p>
+      <w:r>
+        <w:t>3. Disbarment ended her legal practice.</w:t>
+        <w:br/>
+        <w:t>取消资格终结了她的律师执业。</w:t>
+      </w:r>
+    </w:p>
+    <w:p>
+      <w:pPr>
+        <w:pStyle w:val="Heading2"/>
+      </w:pPr>
+      <w:r>
+        <w:t>03. solicitation · 关键词</w:t>
+      </w:r>
+    </w:p>
+    <w:p>
+      <w:r>
+        <w:t>招揽；请求；教唆或邀约</w:t>
+      </w:r>
+    </w:p>
+    <w:p>
+      <w:r>
+        <w:t>回看 00:07:42 · 字幕中出现：solicitation</w:t>
+      </w:r>
+    </w:p>
+    <w:p>
+      <w:r>
+        <w:t>法律中可指招揽客户或某类犯罪邀约；须看宾语和场景。</w:t>
+      </w:r>
+    </w:p>
+    <w:p>
+      <w:r>
+        <w:t>1. The rules restrict direct solicitation of clients.</w:t>
+        <w:br/>
+        <w:t>规则限制直接招揽客户。</w:t>
+      </w:r>
+    </w:p>
+    <w:p>
+      <w:r>
+        <w:t>2. The complaint concerned improper solicitation.</w:t>
+        <w:br/>
+        <w:t>投诉涉及不当招揽行为。</w:t>
+      </w:r>
+    </w:p>
+    <w:p>
+      <w:r>
+        <w:t>3. They received a solicitation for donations.</w:t>
+        <w:br/>
+        <w:t>他们收到了募捐请求。</w:t>
+      </w:r>
+    </w:p>
+    <w:p>
+      <w:pPr>
+        <w:pStyle w:val="Heading2"/>
+      </w:pPr>
+      <w:r>
+        <w:t>04. deposition · 关键词</w:t>
+      </w:r>
+    </w:p>
+    <w:p>
+      <w:r>
+        <w:t>庭外宣誓证言；取证问询</w:t>
+      </w:r>
+    </w:p>
+    <w:p>
+      <w:r>
+        <w:t>回看 00:10:38 · 字幕中出现：deposition</w:t>
+      </w:r>
+    </w:p>
+    <w:p>
+      <w:r>
+        <w:t>美国诉讼术语，通常在庭前进行并记录，不等于普通访谈。</w:t>
+      </w:r>
+    </w:p>
+    <w:p>
+      <w:r>
+        <w:t>1. Her deposition lasted four hours.</w:t>
+        <w:br/>
+        <w:t>她的庭外宣誓问询持续了四小时。</w:t>
+      </w:r>
+    </w:p>
+    <w:p>
+      <w:r>
+        <w:t>2. Counsel reviewed the deposition transcript.</w:t>
+        <w:br/>
+        <w:t>律师审阅了证言笔录。</w:t>
+      </w:r>
+    </w:p>
+    <w:p>
+      <w:r>
+        <w:t>3. He contradicted his earlier deposition.</w:t>
+        <w:br/>
+        <w:t>他的说法与先前的宣誓证言矛盾。</w:t>
+      </w:r>
+    </w:p>
+    <w:p>
+      <w:pPr>
+        <w:pStyle w:val="Heading2"/>
+      </w:pPr>
+      <w:r>
+        <w:t>05. nebulous · 关键词</w:t>
+      </w:r>
+    </w:p>
+    <w:p>
+      <w:r>
+        <w:t>模糊不清的；含糊的</w:t>
+      </w:r>
+    </w:p>
+    <w:p>
+      <w:r>
+        <w:t>回看 00:18:11 · 字幕中出现：nebulous</w:t>
+      </w:r>
+    </w:p>
+    <w:p>
+      <w:r>
+        <w:t>常指概念、计划、理由不够清晰。</w:t>
+      </w:r>
+    </w:p>
+    <w:p>
+      <w:r>
+        <w:t>1. The proposal remained nebulous.</w:t>
+        <w:br/>
+        <w:t>提案仍然含糊不清。</w:t>
+      </w:r>
+    </w:p>
+    <w:p>
+      <w:r>
+        <w:t>2. He offered a nebulous explanation.</w:t>
+        <w:br/>
+        <w:t>他给出了模糊的解释。</w:t>
+      </w:r>
+    </w:p>
+    <w:p>
+      <w:r>
+        <w:t>3. Their goals were too nebulous to measure.</w:t>
+        <w:br/>
+        <w:t>他们的目标太模糊，无法衡量。</w:t>
+      </w:r>
+    </w:p>
+    <w:p>
+      <w:pPr>
+        <w:pStyle w:val="Heading2"/>
+      </w:pPr>
+      <w:r>
+        <w:t>06. discrepancy · 关键词</w:t>
+      </w:r>
+    </w:p>
+    <w:p>
+      <w:r>
+        <w:t>不一致；差异</w:t>
+      </w:r>
+    </w:p>
+    <w:p>
+      <w:r>
+        <w:t>回看 00:02:53 · 字幕中出现：discrepancy</w:t>
+      </w:r>
+    </w:p>
+    <w:p>
+      <w:r>
+        <w:t>常指两份记录、说法或数字不符。</w:t>
+      </w:r>
+    </w:p>
+    <w:p>
+      <w:r>
+        <w:t>1. There is a discrepancy between the two invoices.</w:t>
+        <w:br/>
+        <w:t>两张发票存在差异。</w:t>
+      </w:r>
+    </w:p>
+    <w:p>
+      <w:r>
+        <w:t>2. The audit found several discrepancies.</w:t>
+        <w:br/>
+        <w:t>审计发现了几处不一致。</w:t>
+      </w:r>
+    </w:p>
+    <w:p>
+      <w:r>
+        <w:t>3. Can you explain the discrepancy?</w:t>
+        <w:br/>
+        <w:t>你能解释这个出入吗？</w:t>
+      </w:r>
+    </w:p>
+    <w:p>
+      <w:pPr>
+        <w:pStyle w:val="Heading2"/>
+      </w:pPr>
+      <w:r>
+        <w:t>07. intimidation · 关键词</w:t>
+      </w:r>
+    </w:p>
+    <w:p>
+      <w:r>
+        <w:t>恐吓；威逼</w:t>
+      </w:r>
+    </w:p>
+    <w:p>
+      <w:r>
+        <w:t>回看 00:32:01 · 字幕中出现：intimidation</w:t>
+      </w:r>
+    </w:p>
+    <w:p>
+      <w:r>
+        <w:t>动词 intimidate；与合法的强硬谈判并非自动等同。</w:t>
+      </w:r>
+    </w:p>
+    <w:p>
+      <w:r>
+        <w:t>1. The witness reported intimidation.</w:t>
+        <w:br/>
+        <w:t>证人报告遭到恐吓。</w:t>
+      </w:r>
+    </w:p>
+    <w:p>
+      <w:r>
+        <w:t>2. They ruled out tactics based on intimidation.</w:t>
+        <w:br/>
+        <w:t>他们排除了以威吓为基础的策略。</w:t>
+      </w:r>
+    </w:p>
+    <w:p>
+      <w:r>
+        <w:t>3. She refused to give in to intimidation.</w:t>
+        <w:br/>
+        <w:t>她拒绝向恐吓屈服。</w:t>
+      </w:r>
+    </w:p>
+    <w:p>
+      <w:pPr>
+        <w:pStyle w:val="Heading2"/>
+      </w:pPr>
+      <w:r>
+        <w:t>08. on the line · 词组 / 术语</w:t>
+      </w:r>
+    </w:p>
+    <w:p>
+      <w:r>
+        <w:t>面临风险；处于通话中</w:t>
+      </w:r>
+    </w:p>
+    <w:p>
+      <w:r>
+        <w:t>回看 00:11:56 · 字幕中出现：on the line</w:t>
+      </w:r>
+    </w:p>
+    <w:p>
+      <w:r>
+        <w:t>声誉、工作等 on the line 指可能失去；电话语境指在线。</w:t>
+      </w:r>
+    </w:p>
+    <w:p>
+      <w:r>
+        <w:t>1. My reputation is on the line.</w:t>
+        <w:br/>
+        <w:t>我的声誉面临风险。</w:t>
+      </w:r>
+    </w:p>
+    <w:p>
+      <w:r>
+        <w:t>2. Is the client still on the line?</w:t>
+        <w:br/>
+        <w:t>客户还在线上吗？</w:t>
+      </w:r>
+    </w:p>
+    <w:p>
+      <w:r>
+        <w:t>3. There's a lot of money on the line.</w:t>
+        <w:br/>
+        <w:t>有一大笔钱面临风险。</w:t>
+      </w:r>
+    </w:p>
+    <w:p>
+      <w:pPr>
+        <w:pStyle w:val="Heading2"/>
+      </w:pPr>
+      <w:r>
+        <w:t>09. out on a limb · 词组 / 术语</w:t>
+      </w:r>
+    </w:p>
+    <w:p>
+      <w:r>
+        <w:t>冒险表态或行动</w:t>
+      </w:r>
+    </w:p>
+    <w:p>
+      <w:r>
+        <w:t>回看 00:12:18 · 字幕中出现：out on a limb</w:t>
+      </w:r>
+    </w:p>
+    <w:p>
+      <w:r>
+        <w:t>go out on a limb，常指缺乏支持却为某人担风险。</w:t>
+      </w:r>
+    </w:p>
+    <w:p>
+      <w:r>
+        <w:t>1. She went out on a limb to recommend him.</w:t>
+        <w:br/>
+        <w:t>她冒险为他作了推荐。</w:t>
+      </w:r>
+    </w:p>
+    <w:p>
+      <w:r>
+        <w:t>2. I'm going out on a limb with this prediction.</w:t>
+        <w:br/>
+        <w:t>我作这个预测是在冒险。</w:t>
+      </w:r>
+    </w:p>
+    <w:p>
+      <w:r>
+        <w:t>3. Don't leave your colleague out on a limb.</w:t>
+        <w:br/>
+        <w:t>别让同事孤立无援地承担风险。</w:t>
+      </w:r>
+    </w:p>
+    <w:p>
+      <w:pPr>
+        <w:pStyle w:val="Heading2"/>
+      </w:pPr>
+      <w:r>
+        <w:t>汉译英与复述</w:t>
+      </w:r>
+    </w:p>
+    <w:p>
+      <w:r>
+        <w:t>1. 他们正就损失请求赔偿。</w:t>
+      </w:r>
+    </w:p>
+    <w:p>
+      <w:r>
+        <w:t>2. 他给出了模糊的解释。</w:t>
+      </w:r>
+    </w:p>
+    <w:p>
+      <w:r>
+        <w:t>3. 我作这个预测是在冒险。</w:t>
+      </w:r>
+    </w:p>
+    <w:p>
+      <w:r>
+        <w:t>参考答案：</w:t>
+      </w:r>
+    </w:p>
+    <w:p>
+      <w:r>
+        <w:t>1. They are seeking damages for the loss. [damages]</w:t>
+      </w:r>
+    </w:p>
+    <w:p>
+      <w:r>
+        <w:t>2. He offered a nebulous explanation. [nebulous]</w:t>
+      </w:r>
+    </w:p>
+    <w:p>
+      <w:r>
+        <w:t>3. I'm going out on a limb with this prediction. [out on a limb]</w:t>
       </w:r>
     </w:p>
     <w:p>
@@ -597,61 +1259,25 @@
         <w:pStyle w:val="Heading1"/>
       </w:pPr>
       <w:r>
-        <w:t>S02E02  Cobbler</w:t>
-      </w:r>
-    </w:p>
-    <w:p>
-      <w:hyperlink r:id="rId9">
-        <w:r>
-          <w:rPr>
-            <w:color w:val="245E4D"/>
-          </w:rPr>
-          <w:t>本季字幕来源</w:t>
-        </w:r>
-      </w:hyperlink>
+        <w:t>S02E04 · Gloves Off</w:t>
+      </w:r>
     </w:p>
     <w:p>
       <w:pPr>
         <w:pStyle w:val="Heading2"/>
       </w:pPr>
       <w:r>
-        <w:t>01. kind of  ·  00:02:46</w:t>
-      </w:r>
-    </w:p>
-    <w:p>
-      <w:r>
-        <w:t>有点；某种</w:t>
-      </w:r>
-    </w:p>
-    <w:p>
-      <w:r>
-        <w:t>本集义：有点、算是；用来弱化判断。</w:t>
-      </w:r>
-    </w:p>
-    <w:p>
-      <w:r>
-        <w:t>用法：口语中可弱化判断；a kind of＋名词表示一种。</w:t>
-      </w:r>
-    </w:p>
-    <w:p>
-      <w:r>
-        <w:t>1. I'm kind of nervous.</w:t>
-        <w:br/>
-        <w:t>我有点紧张。</w:t>
-      </w:r>
-    </w:p>
-    <w:p>
-      <w:r>
-        <w:t>2. That kind of work takes patience.</w:t>
-        <w:br/>
-        <w:t>那种工作需要耐心。</w:t>
-      </w:r>
-    </w:p>
-    <w:p>
-      <w:r>
-        <w:t>3. It's kind of you to help.</w:t>
-        <w:br/>
-        <w:t>你愿意帮忙真好。（这里 kind 是形容词。）</w:t>
+        <w:t>英文内容梗概（76 words）</w:t>
+      </w:r>
+    </w:p>
+    <w:p>
+      <w:r>
+        <w:t>Jimmy faces discipline over the unauthorized commercial, while Kim is pushed into document review at HHM. His attempts to defend her risk making matters worse. Mike rejects Nacho's request to kill Tuco and develops a different plan: provoke Tuco into assaulting him in front of the police. The operation puts Tuco in custody and leaves Mike badly injured. Mike gets the result he wanted, but the Salamancas' influence means the conflict cannot end with the arrest.</w:t>
+      </w:r>
+    </w:p>
+    <w:p>
+      <w:r>
+        <w:t>双语字幕原始来源（整季合集）：https://subhd.tv/a/pQvIgk</w:t>
       </w:r>
     </w:p>
     <w:p>
@@ -659,43 +1285,43 @@
         <w:pStyle w:val="Heading2"/>
       </w:pPr>
       <w:r>
-        <w:t>02. to be fair  ·  00:04:10</w:t>
-      </w:r>
-    </w:p>
-    <w:p>
-      <w:r>
-        <w:t>公平地说</w:t>
-      </w:r>
-    </w:p>
-    <w:p>
-      <w:r>
-        <w:t>本集义：公平地说</w:t>
-      </w:r>
-    </w:p>
-    <w:p>
-      <w:r>
-        <w:t>用法：在批评之后补充有利因素，或提醒兼顾另一面。</w:t>
-      </w:r>
-    </w:p>
-    <w:p>
-      <w:r>
-        <w:t>1. To be fair, it was her first attempt.</w:t>
+        <w:t>01. felony · 关键词</w:t>
+      </w:r>
+    </w:p>
+    <w:p>
+      <w:r>
+        <w:t>重罪</w:t>
+      </w:r>
+    </w:p>
+    <w:p>
+      <w:r>
+        <w:t>回看 00:28:34 · 字幕中出现：felony</w:t>
+      </w:r>
+    </w:p>
+    <w:p>
+      <w:r>
+        <w:t>美国刑事分类用语；具体定义和后果依司法辖区及法律而定。</w:t>
+      </w:r>
+    </w:p>
+    <w:p>
+      <w:r>
+        <w:t>1. He was charged with a felony.</w:t>
         <w:br/>
-        <w:t>公平地说，那是她第一次尝试。</w:t>
-      </w:r>
-    </w:p>
-    <w:p>
-      <w:r>
-        <w:t>2. The service was slow, but to be fair, the place was packed.</w:t>
+        <w:t>他被控犯有重罪。</w:t>
+      </w:r>
+    </w:p>
+    <w:p>
+      <w:r>
+        <w:t>2. The form asks about felony convictions.</w:t>
         <w:br/>
-        <w:t>服务很慢，不过店里确实挤满了人。</w:t>
-      </w:r>
-    </w:p>
-    <w:p>
-      <w:r>
-        <w:t>3. To be fair, we changed the instructions twice.</w:t>
+        <w:t>表格询问是否有重罪定罪记录。</w:t>
+      </w:r>
+    </w:p>
+    <w:p>
+      <w:r>
+        <w:t>3. The lawyer explained the difference between a felony and a misdemeanor.</w:t>
         <w:br/>
-        <w:t>公平地说，我们改过两次要求。</w:t>
+        <w:t>律师解释了重罪和轻罪的区别。</w:t>
       </w:r>
     </w:p>
     <w:p>
@@ -703,43 +1329,43 @@
         <w:pStyle w:val="Heading2"/>
       </w:pPr>
       <w:r>
-        <w:t>03. discovery  ·  00:07:39</w:t>
-      </w:r>
-    </w:p>
-    <w:p>
-      <w:r>
-        <w:t>发现；诉讼中的证据开示</w:t>
-      </w:r>
-    </w:p>
-    <w:p>
-      <w:r>
-        <w:t>本集义：发现；诉讼中的证据开示</w:t>
-      </w:r>
-    </w:p>
-    <w:p>
-      <w:r>
-        <w:t>用法：法律义是审前依法获取对方相关信息的程序，区别于普通“发现”。</w:t>
-      </w:r>
-    </w:p>
-    <w:p>
-      <w:r>
-        <w:t>1. The parties exchanged documents during discovery.</w:t>
+        <w:t>02. extortion · 关键词</w:t>
+      </w:r>
+    </w:p>
+    <w:p>
+      <w:r>
+        <w:t>勒索；敲诈</w:t>
+      </w:r>
+    </w:p>
+    <w:p>
+      <w:r>
+        <w:t>回看 00:27:53 · 字幕中出现：extortion</w:t>
+      </w:r>
+    </w:p>
+    <w:p>
+      <w:r>
+        <w:t>以威胁迫使对方交钱或作出利益让步。</w:t>
+      </w:r>
+    </w:p>
+    <w:p>
+      <w:r>
+        <w:t>1. The messages were evidence of extortion.</w:t>
         <w:br/>
-        <w:t>双方在证据开示阶段交换了文件。</w:t>
-      </w:r>
-    </w:p>
-    <w:p>
-      <w:r>
-        <w:t>2. The lawyer requested more time for discovery.</w:t>
+        <w:t>这些信息是勒索的证据。</w:t>
+      </w:r>
+    </w:p>
+    <w:p>
+      <w:r>
+        <w:t>2. He reported the extortion attempt.</w:t>
         <w:br/>
-        <w:t>律师申请延长证据开示时间。</w:t>
-      </w:r>
-    </w:p>
-    <w:p>
-      <w:r>
-        <w:t>3. The discovery of a leak changed our schedule.</w:t>
+        <w:t>他报告了这次勒索企图。</w:t>
+      </w:r>
+    </w:p>
+    <w:p>
+      <w:r>
+        <w:t>3. Prosecutors charged the group with extortion.</w:t>
         <w:br/>
-        <w:t>发现漏水后，我们改变了日程。（普通义。）</w:t>
+        <w:t>检方以敲诈勒索指控该团伙。</w:t>
       </w:r>
     </w:p>
     <w:p>
@@ -747,43 +1373,43 @@
         <w:pStyle w:val="Heading2"/>
       </w:pPr>
       <w:r>
-        <w:t>04. at least  ·  00:28:15</w:t>
-      </w:r>
-    </w:p>
-    <w:p>
-      <w:r>
-        <w:t>至少；起码；好歹</w:t>
-      </w:r>
-    </w:p>
-    <w:p>
-      <w:r>
-        <w:t>本集义：至少；起码；好歹</w:t>
-      </w:r>
-    </w:p>
-    <w:p>
-      <w:r>
-        <w:t>用法：可表示最低数量，也可指出坏事中的积极一面。</w:t>
-      </w:r>
-    </w:p>
-    <w:p>
-      <w:r>
-        <w:t>1. Give yourself at least ten minutes.</w:t>
+        <w:t>03. erratic · 关键词</w:t>
+      </w:r>
+    </w:p>
+    <w:p>
+      <w:r>
+        <w:t>不稳定的；反复无常的</w:t>
+      </w:r>
+    </w:p>
+    <w:p>
+      <w:r>
+        <w:t>回看 00:10:40 · 字幕中出现：erratic</w:t>
+      </w:r>
+    </w:p>
+    <w:p>
+      <w:r>
+        <w:t>常见 erratic behaviour/driving；不是一般 unusual。</w:t>
+      </w:r>
+    </w:p>
+    <w:p>
+      <w:r>
+        <w:t>1. His erratic behaviour worried the team.</w:t>
         <w:br/>
-        <w:t>给自己至少十分钟。</w:t>
-      </w:r>
-    </w:p>
-    <w:p>
-      <w:r>
-        <w:t>2. We missed the train, but at least we're safe.</w:t>
+        <w:t>他反复无常的行为让团队担心。</w:t>
+      </w:r>
+    </w:p>
+    <w:p>
+      <w:r>
+        <w:t>2. The engine ran erratically.</w:t>
         <w:br/>
-        <w:t>我们错过了火车，不过至少人没事。</w:t>
-      </w:r>
-    </w:p>
-    <w:p>
-      <w:r>
-        <w:t>3. At least tell me what happened.</w:t>
+        <w:t>发动机运转不稳定。</w:t>
+      </w:r>
+    </w:p>
+    <w:p>
+      <w:r>
+        <w:t>3. Erratic payments disrupted cash flow.</w:t>
         <w:br/>
-        <w:t>起码告诉我发生了什么。</w:t>
+        <w:t>不规律的付款扰乱了现金流。</w:t>
       </w:r>
     </w:p>
     <w:p>
@@ -791,43 +1417,43 @@
         <w:pStyle w:val="Heading2"/>
       </w:pPr>
       <w:r>
-        <w:t>05. make sure  ·  00:28:29</w:t>
-      </w:r>
-    </w:p>
-    <w:p>
-      <w:r>
-        <w:t>确保；核实</w:t>
-      </w:r>
-    </w:p>
-    <w:p>
-      <w:r>
-        <w:t>本集义：确保；核实</w:t>
-      </w:r>
-    </w:p>
-    <w:p>
-      <w:r>
-        <w:t>用法：常接完整从句或 of＋名词；提醒时语气直接。</w:t>
-      </w:r>
-    </w:p>
-    <w:p>
-      <w:r>
-        <w:t>1. Make sure you lock the door.</w:t>
+        <w:t>04. vouch · 关键词</w:t>
+      </w:r>
+    </w:p>
+    <w:p>
+      <w:r>
+        <w:t>担保；保证可信或真实</w:t>
+      </w:r>
+    </w:p>
+    <w:p>
+      <w:r>
+        <w:t>回看 00:26:34 · 字幕中出现：vouched</w:t>
+      </w:r>
+    </w:p>
+    <w:p>
+      <w:r>
+        <w:t>vouch for someone/something，介词 for。</w:t>
+      </w:r>
+    </w:p>
+    <w:p>
+      <w:r>
+        <w:t>1. I can vouch for her reliability.</w:t>
         <w:br/>
-        <w:t>务必锁好门。</w:t>
-      </w:r>
-    </w:p>
-    <w:p>
-      <w:r>
-        <w:t>2. I'll call to make sure the room is ready.</w:t>
+        <w:t>我可以保证她可靠。</w:t>
+      </w:r>
+    </w:p>
+    <w:p>
+      <w:r>
+        <w:t>2. Nobody could vouch for the document's authenticity.</w:t>
         <w:br/>
-        <w:t>我会打电话确认房间已准备好。</w:t>
-      </w:r>
-    </w:p>
-    <w:p>
-      <w:r>
-        <w:t>3. Please make sure everyone gets the update.</w:t>
+        <w:t>没人能保证文件真实。</w:t>
+      </w:r>
+    </w:p>
+    <w:p>
+      <w:r>
+        <w:t>3. He vouched for me when I applied.</w:t>
         <w:br/>
-        <w:t>请确保每个人都收到最新消息。</w:t>
+        <w:t>我申请时，他为我作了担保。</w:t>
       </w:r>
     </w:p>
     <w:p>
@@ -835,43 +1461,43 @@
         <w:pStyle w:val="Heading2"/>
       </w:pPr>
       <w:r>
-        <w:t>06. subpoena  ·  00:31:24</w:t>
-      </w:r>
-    </w:p>
-    <w:p>
-      <w:r>
-        <w:t>传票；以传票要求出庭或提交材料</w:t>
-      </w:r>
-    </w:p>
-    <w:p>
-      <w:r>
-        <w:t>本集义：传票；以传票要求出庭或提交材料</w:t>
-      </w:r>
-    </w:p>
-    <w:p>
-      <w:r>
-        <w:t>用法：法律名词也可作动词；不等同于 arrest warrant 逮捕令。</w:t>
-      </w:r>
-    </w:p>
-    <w:p>
-      <w:r>
-        <w:t>1. The witness received a subpoena.</w:t>
+        <w:t>05. brass tacks · 词组 / 术语</w:t>
+      </w:r>
+    </w:p>
+    <w:p>
+      <w:r>
+        <w:t>实际问题；关键细节</w:t>
+      </w:r>
+    </w:p>
+    <w:p>
+      <w:r>
+        <w:t>回看 00:27:03 · 字幕中出现：brass tacks</w:t>
+      </w:r>
+    </w:p>
+    <w:p>
+      <w:r>
+        <w:t>通常用于 get down to brass tacks，进入实质讨论。</w:t>
+      </w:r>
+    </w:p>
+    <w:p>
+      <w:r>
+        <w:t>1. Let's get down to brass tacks: what will it cost?</w:t>
         <w:br/>
-        <w:t>证人收到了传票。</w:t>
-      </w:r>
-    </w:p>
-    <w:p>
-      <w:r>
-        <w:t>2. The court issued a subpoena for the records.</w:t>
+        <w:t>我们谈实际问题吧：要花多少钱？</w:t>
+      </w:r>
+    </w:p>
+    <w:p>
+      <w:r>
+        <w:t>2. After lunch, we got down to brass tacks.</w:t>
         <w:br/>
-        <w:t>法院发出传票，要求提交记录。</w:t>
-      </w:r>
-    </w:p>
-    <w:p>
-      <w:r>
-        <w:t>3. The lawyer sought to subpoena another witness.</w:t>
+        <w:t>午饭后我们开始谈实质问题。</w:t>
+      </w:r>
+    </w:p>
+    <w:p>
+      <w:r>
+        <w:t>3. She wanted brass tacks, not another presentation.</w:t>
         <w:br/>
-        <w:t>律师申请以传票传唤另一名证人。</w:t>
+        <w:t>她要的是实际细节，不是又一次演示。</w:t>
       </w:r>
     </w:p>
     <w:p>
@@ -879,43 +1505,55 @@
         <w:pStyle w:val="Heading2"/>
       </w:pPr>
       <w:r>
-        <w:t>07. in person  ·  00:36:39</w:t>
-      </w:r>
-    </w:p>
-    <w:p>
-      <w:r>
-        <w:t>亲自；当面</w:t>
-      </w:r>
-    </w:p>
-    <w:p>
-      <w:r>
-        <w:t>本集义：亲自；当面</w:t>
-      </w:r>
-    </w:p>
-    <w:p>
-      <w:r>
-        <w:t>用法：与通过电话、邮件等方式相对。</w:t>
-      </w:r>
-    </w:p>
-    <w:p>
-      <w:r>
-        <w:t>1. I'd rather explain this in person.</w:t>
-        <w:br/>
-        <w:t>我更愿意当面解释。</w:t>
-      </w:r>
-    </w:p>
-    <w:p>
-      <w:r>
-        <w:t>2. We finally met in person last week.</w:t>
-        <w:br/>
-        <w:t>我们上周终于见面了。</w:t>
-      </w:r>
-    </w:p>
-    <w:p>
-      <w:r>
-        <w:t>3. Do I need to sign the form in person?</w:t>
-        <w:br/>
-        <w:t>我需要亲自签这张表吗？</w:t>
+        <w:t>汉译英与复述</w:t>
+      </w:r>
+    </w:p>
+    <w:p>
+      <w:r>
+        <w:t>1. 表格询问是否有重罪定罪记录。</w:t>
+      </w:r>
+    </w:p>
+    <w:p>
+      <w:r>
+        <w:t>2. 发动机运转不稳定。</w:t>
+      </w:r>
+    </w:p>
+    <w:p>
+      <w:r>
+        <w:t>3. 午饭后我们开始谈实质问题。</w:t>
+      </w:r>
+    </w:p>
+    <w:p>
+      <w:r>
+        <w:t>参考答案：</w:t>
+      </w:r>
+    </w:p>
+    <w:p>
+      <w:r>
+        <w:t>1. The form asks about felony convictions. [felony]</w:t>
+      </w:r>
+    </w:p>
+    <w:p>
+      <w:r>
+        <w:t>2. The engine ran erratically. [erratic]</w:t>
+      </w:r>
+    </w:p>
+    <w:p>
+      <w:r>
+        <w:t>3. After lunch, we got down to brass tacks. [brass tacks]</w:t>
+      </w:r>
+    </w:p>
+    <w:p>
+      <w:r>
+        <w:br w:type="page"/>
+      </w:r>
+    </w:p>
+    <w:p>
+      <w:pPr>
+        <w:pStyle w:val="Heading1"/>
+      </w:pPr>
+      <w:r>
+        <w:t>S02E05 · Rebecca</w:t>
       </w:r>
     </w:p>
     <w:p>
@@ -923,43 +1561,17 @@
         <w:pStyle w:val="Heading2"/>
       </w:pPr>
       <w:r>
-        <w:t>08. I get it  ·  00:37:52</w:t>
-      </w:r>
-    </w:p>
-    <w:p>
-      <w:r>
-        <w:t>我明白了；我懂你的意思</w:t>
-      </w:r>
-    </w:p>
-    <w:p>
-      <w:r>
-        <w:t>本集义：我明白了；我懂你的意思</w:t>
-      </w:r>
-    </w:p>
-    <w:p>
-      <w:r>
-        <w:t>用法：口语。语调温和是理解，急促重复可能表示不耐烦。</w:t>
-      </w:r>
-    </w:p>
-    <w:p>
-      <w:r>
-        <w:t>1. I get it. You need some space.</w:t>
-        <w:br/>
-        <w:t>我明白，你需要一点空间。</w:t>
-      </w:r>
-    </w:p>
-    <w:p>
-      <w:r>
-        <w:t>2. Oh, I get it now. The button is underneath.</w:t>
-        <w:br/>
-        <w:t>哦，我现在懂了，按钮在下面。</w:t>
-      </w:r>
-    </w:p>
-    <w:p>
-      <w:r>
-        <w:t>3. I get it, but I still disagree.</w:t>
-        <w:br/>
-        <w:t>我明白你的意思，但仍不赞同。</w:t>
+        <w:t>英文内容梗概（73 words）</w:t>
+      </w:r>
+    </w:p>
+    <w:p>
+      <w:r>
+        <w:t>A flashback shows how easily Jimmy charms Chuck's wife Rebecca, highlighting the tension between the brothers. In the present, Kim works relentlessly to bring Mesa Verde to HHM, hoping to restore her standing. Winning the client does not immediately free her from punishment. Hector pressures Mike to change his account of Tuco's arrest. Jimmy's effort to navigate office rules and Mike's negotiations both show how powerful people impose conditions on those beneath them.</w:t>
+      </w:r>
+    </w:p>
+    <w:p>
+      <w:r>
+        <w:t>双语字幕原始来源（整季合集）：https://subhd.tv/a/pQvIgk</w:t>
       </w:r>
     </w:p>
     <w:p>
@@ -967,43 +1579,43 @@
         <w:pStyle w:val="Heading2"/>
       </w:pPr>
       <w:r>
-        <w:t>09. technically  ·  00:40:29</w:t>
-      </w:r>
-    </w:p>
-    <w:p>
-      <w:r>
-        <w:t>严格来说；从技术上讲</w:t>
-      </w:r>
-    </w:p>
-    <w:p>
-      <w:r>
-        <w:t>本集义：严格来说；从技术上讲</w:t>
-      </w:r>
-    </w:p>
-    <w:p>
-      <w:r>
-        <w:t>用法：指出按规则或定义的情况，可能与日常理解不同。</w:t>
-      </w:r>
-    </w:p>
-    <w:p>
-      <w:r>
-        <w:t>1. Technically, the offer expires at midnight.</w:t>
+        <w:t>01. retainer · 关键词</w:t>
+      </w:r>
+    </w:p>
+    <w:p>
+      <w:r>
+        <w:t>聘用律师等专业人士的预付费用；聘用安排</w:t>
+      </w:r>
+    </w:p>
+    <w:p>
+      <w:r>
+        <w:t>回看 00:33:53 · 字幕中出现：retainer</w:t>
+      </w:r>
+    </w:p>
+    <w:p>
+      <w:r>
+        <w:t>具体如何计费取决于协议；不必然指已赚取的费用。</w:t>
+      </w:r>
+    </w:p>
+    <w:p>
+      <w:r>
+        <w:t>1. The client paid a retainer before work began.</w:t>
         <w:br/>
-        <w:t>严格来说，报价午夜失效。</w:t>
-      </w:r>
-    </w:p>
-    <w:p>
-      <w:r>
-        <w:t>2. We're technically still on holiday.</w:t>
+        <w:t>客户在工作开始前支付了预付聘用费。</w:t>
+      </w:r>
+    </w:p>
+    <w:p>
+      <w:r>
+        <w:t>2. Ask what the retainer covers.</w:t>
         <w:br/>
-        <w:t>严格来说，我们还在休假。</w:t>
-      </w:r>
-    </w:p>
-    <w:p>
-      <w:r>
-        <w:t>3. Is this technically a repair or a replacement?</w:t>
+        <w:t>问清预付费用覆盖哪些服务。</w:t>
+      </w:r>
+    </w:p>
+    <w:p>
+      <w:r>
+        <w:t>3. The firm explained its retainer agreement.</w:t>
         <w:br/>
-        <w:t>从技术分类来说，这是维修还是更换？</w:t>
+        <w:t>事务所解释了聘用协议。</w:t>
       </w:r>
     </w:p>
     <w:p>
@@ -1011,43 +1623,43 @@
         <w:pStyle w:val="Heading2"/>
       </w:pPr>
       <w:r>
-        <w:t>10. not exactly  ·  00:44:36</w:t>
-      </w:r>
-    </w:p>
-    <w:p>
-      <w:r>
-        <w:t>不完全是；不太算是</w:t>
-      </w:r>
-    </w:p>
-    <w:p>
-      <w:r>
-        <w:t>本集义：不完全是；不太算是</w:t>
-      </w:r>
-    </w:p>
-    <w:p>
-      <w:r>
-        <w:t>用法：用于温和纠正，也可含讽刺意味。</w:t>
-      </w:r>
-    </w:p>
-    <w:p>
-      <w:r>
-        <w:t>1. Is it free? — Not exactly.</w:t>
+        <w:t>02. defendant · 关键词</w:t>
+      </w:r>
+    </w:p>
+    <w:p>
+      <w:r>
+        <w:t>被告</w:t>
+      </w:r>
+    </w:p>
+    <w:p>
+      <w:r>
+        <w:t>回看 00:11:22 · 字幕中出现：defendant</w:t>
+      </w:r>
+    </w:p>
+    <w:p>
+      <w:r>
+        <w:t>可用于刑事或民事案件；不是所有案件里的被告都已被定罪。</w:t>
+      </w:r>
+    </w:p>
+    <w:p>
+      <w:r>
+        <w:t>1. The defendant entered the courtroom.</w:t>
         <w:br/>
-        <w:t>这是免费的吗？——也不完全是。</w:t>
-      </w:r>
-    </w:p>
-    <w:p>
-      <w:r>
-        <w:t>2. That's not exactly what I meant.</w:t>
+        <w:t>被告走进法庭。</w:t>
+      </w:r>
+    </w:p>
+    <w:p>
+      <w:r>
+        <w:t>2. The defendant denied the allegation.</w:t>
         <w:br/>
-        <w:t>那不完全是我的意思。</w:t>
-      </w:r>
-    </w:p>
-    <w:p>
-      <w:r>
-        <w:t>3. The weather isn't exactly ideal for camping.</w:t>
+        <w:t>被告否认了指控。</w:t>
+      </w:r>
+    </w:p>
+    <w:p>
+      <w:r>
+        <w:t>3. How many defendants are named in the case?</w:t>
         <w:br/>
-        <w:t>这天气可不太适合露营。</w:t>
+        <w:t>这个案件列了多少名被告？</w:t>
       </w:r>
     </w:p>
     <w:p>
@@ -1055,50 +1667,350 @@
         <w:pStyle w:val="Heading2"/>
       </w:pPr>
       <w:r>
-        <w:t>汉译英练习</w:t>
-      </w:r>
-    </w:p>
-    <w:p>
-      <w:r>
-        <w:t>1. 那种工作需要耐心。</w:t>
-      </w:r>
-    </w:p>
-    <w:p>
-      <w:r>
-        <w:t>2. 我会打电话确认房间已准备好。</w:t>
-      </w:r>
-    </w:p>
-    <w:p>
-      <w:r>
-        <w:t>3. 严格来说，我们还在休假。</w:t>
-      </w:r>
-    </w:p>
-    <w:p>
-      <w:r>
-        <w:t>口头输出：任选三个表达，说一段 30—60 秒的个人经历。</w:t>
+        <w:t>03. bribe · 关键词</w:t>
+      </w:r>
+    </w:p>
+    <w:p>
+      <w:r>
+        <w:t>贿赂；贿赂物；行贿</w:t>
+      </w:r>
+    </w:p>
+    <w:p>
+      <w:r>
+        <w:t>回看 00:23:42 · 字幕中出现：bribe</w:t>
+      </w:r>
+    </w:p>
+    <w:p>
+      <w:r>
+        <w:t>可数名词或动词；不等于正常服务费或合法报酬。</w:t>
+      </w:r>
+    </w:p>
+    <w:p>
+      <w:r>
+        <w:t>1. The official refused the bribe.</w:t>
+        <w:br/>
+        <w:t>那名官员拒绝了贿赂。</w:t>
+      </w:r>
+    </w:p>
+    <w:p>
+      <w:r>
+        <w:t>2. The employee was accused of accepting a bribe.</w:t>
+        <w:br/>
+        <w:t>该员工被指控收受贿赂。</w:t>
+      </w:r>
+    </w:p>
+    <w:p>
+      <w:r>
+        <w:t>3. Nobody should have to bribe someone to receive a public service.</w:t>
+        <w:br/>
+        <w:t>任何人都不应该靠行贿才能获得公共服务。</w:t>
       </w:r>
     </w:p>
     <w:p>
       <w:pPr>
-        <w:pStyle w:val="Heading3"/>
+        <w:pStyle w:val="Heading2"/>
       </w:pPr>
       <w:r>
-        <w:t>参考答案</w:t>
-      </w:r>
-    </w:p>
-    <w:p>
-      <w:r>
-        <w:t>1. That kind of work takes patience.  [kind of]</w:t>
-      </w:r>
-    </w:p>
-    <w:p>
-      <w:r>
-        <w:t>2. I'll call to make sure the room is ready.  [make sure]</w:t>
-      </w:r>
-    </w:p>
-    <w:p>
-      <w:r>
-        <w:t>3. We're technically still on holiday.  [technically]</w:t>
+        <w:t>04. assault · 关键词</w:t>
+      </w:r>
+    </w:p>
+    <w:p>
+      <w:r>
+        <w:t>袭击；人身攻击</w:t>
+      </w:r>
+    </w:p>
+    <w:p>
+      <w:r>
+        <w:t>回看 00:43:32 · 字幕中出现：assault</w:t>
+      </w:r>
+    </w:p>
+    <w:p>
+      <w:r>
+        <w:t>日常义较宽；具体法律构成因辖区不同，不与 battery 简单等同。</w:t>
+      </w:r>
+    </w:p>
+    <w:p>
+      <w:r>
+        <w:t>1. The police investigated the alleged assault.</w:t>
+        <w:br/>
+        <w:t>警方调查了涉嫌袭击事件。</w:t>
+      </w:r>
+    </w:p>
+    <w:p>
+      <w:r>
+        <w:t>2. The witness described an assault near the station.</w:t>
+        <w:br/>
+        <w:t>证人描述了车站附近的一起袭击。</w:t>
+      </w:r>
+    </w:p>
+    <w:p>
+      <w:r>
+        <w:t>3. The lawyer reviewed the assault charge.</w:t>
+        <w:br/>
+        <w:t>律师审查了袭击指控。</w:t>
+      </w:r>
+    </w:p>
+    <w:p>
+      <w:pPr>
+        <w:pStyle w:val="Heading2"/>
+      </w:pPr>
+      <w:r>
+        <w:t>05. extortion · 关键词</w:t>
+      </w:r>
+    </w:p>
+    <w:p>
+      <w:r>
+        <w:t>勒索；敲诈</w:t>
+      </w:r>
+    </w:p>
+    <w:p>
+      <w:r>
+        <w:t>回看 00:16:47 · 字幕中出现：extortion</w:t>
+      </w:r>
+    </w:p>
+    <w:p>
+      <w:r>
+        <w:t>以威胁迫使对方交钱或作出利益让步。</w:t>
+      </w:r>
+    </w:p>
+    <w:p>
+      <w:r>
+        <w:t>1. The messages were evidence of extortion.</w:t>
+        <w:br/>
+        <w:t>这些信息是勒索的证据。</w:t>
+      </w:r>
+    </w:p>
+    <w:p>
+      <w:r>
+        <w:t>2. He reported the extortion attempt.</w:t>
+        <w:br/>
+        <w:t>他报告了这次勒索企图。</w:t>
+      </w:r>
+    </w:p>
+    <w:p>
+      <w:r>
+        <w:t>3. Prosecutors charged the group with extortion.</w:t>
+        <w:br/>
+        <w:t>检方以敲诈勒索指控该团伙。</w:t>
+      </w:r>
+    </w:p>
+    <w:p>
+      <w:pPr>
+        <w:pStyle w:val="Heading2"/>
+      </w:pPr>
+      <w:r>
+        <w:t>06. deposition · 关键词</w:t>
+      </w:r>
+    </w:p>
+    <w:p>
+      <w:r>
+        <w:t>庭外宣誓证言；取证问询</w:t>
+      </w:r>
+    </w:p>
+    <w:p>
+      <w:r>
+        <w:t>回看 00:08:29 · 字幕中出现：deposition</w:t>
+      </w:r>
+    </w:p>
+    <w:p>
+      <w:r>
+        <w:t>美国诉讼术语，通常在庭前进行并记录，不等于普通访谈。</w:t>
+      </w:r>
+    </w:p>
+    <w:p>
+      <w:r>
+        <w:t>1. Her deposition lasted four hours.</w:t>
+        <w:br/>
+        <w:t>她的庭外宣誓问询持续了四小时。</w:t>
+      </w:r>
+    </w:p>
+    <w:p>
+      <w:r>
+        <w:t>2. Counsel reviewed the deposition transcript.</w:t>
+        <w:br/>
+        <w:t>律师审阅了证言笔录。</w:t>
+      </w:r>
+    </w:p>
+    <w:p>
+      <w:r>
+        <w:t>3. He contradicted his earlier deposition.</w:t>
+        <w:br/>
+        <w:t>他的说法与先前的宣誓证言矛盾。</w:t>
+      </w:r>
+    </w:p>
+    <w:p>
+      <w:pPr>
+        <w:pStyle w:val="Heading2"/>
+      </w:pPr>
+      <w:r>
+        <w:t>07. finesse · 关键词</w:t>
+      </w:r>
+    </w:p>
+    <w:p>
+      <w:r>
+        <w:t>巧妙处理；精巧手腕</w:t>
+      </w:r>
+    </w:p>
+    <w:p>
+      <w:r>
+        <w:t>回看 00:22:58 · 字幕中出现：finessing</w:t>
+      </w:r>
+    </w:p>
+    <w:p>
+      <w:r>
+        <w:t>可作名词或动词；有时暗含绕过问题。</w:t>
+      </w:r>
+    </w:p>
+    <w:p>
+      <w:r>
+        <w:t>1. She handled the dispute with finesse.</w:t>
+        <w:br/>
+        <w:t>她巧妙地处理了争端。</w:t>
+      </w:r>
+    </w:p>
+    <w:p>
+      <w:r>
+        <w:t>2. He tried to finesse the awkward question.</w:t>
+        <w:br/>
+        <w:t>他试图巧妙避开这个尴尬问题。</w:t>
+      </w:r>
+    </w:p>
+    <w:p>
+      <w:r>
+        <w:t>3. The negotiation required considerable finesse.</w:t>
+        <w:br/>
+        <w:t>谈判需要高超的手腕。</w:t>
+      </w:r>
+    </w:p>
+    <w:p>
+      <w:pPr>
+        <w:pStyle w:val="Heading2"/>
+      </w:pPr>
+      <w:r>
+        <w:t>08. district attorney · 词组 / 术语</w:t>
+      </w:r>
+    </w:p>
+    <w:p>
+      <w:r>
+        <w:t>地方检察官</w:t>
+      </w:r>
+    </w:p>
+    <w:p>
+      <w:r>
+        <w:t>回看 00:25:02 · 字幕中出现：district attorney</w:t>
+      </w:r>
+    </w:p>
+    <w:p>
+      <w:r>
+        <w:t>美国地方刑事检控职务；具体职责随司法辖区而异。</w:t>
+      </w:r>
+    </w:p>
+    <w:p>
+      <w:r>
+        <w:t>1. The district attorney announced the charges.</w:t>
+        <w:br/>
+        <w:t>地方检察官宣布了指控。</w:t>
+      </w:r>
+    </w:p>
+    <w:p>
+      <w:r>
+        <w:t>2. She works in the district attorney's office.</w:t>
+        <w:br/>
+        <w:t>她在地方检察官办公室工作。</w:t>
+      </w:r>
+    </w:p>
+    <w:p>
+      <w:r>
+        <w:t>3. The district attorney reviewed the evidence.</w:t>
+        <w:br/>
+        <w:t>地方检察官审查了证据。</w:t>
+      </w:r>
+    </w:p>
+    <w:p>
+      <w:pPr>
+        <w:pStyle w:val="Heading2"/>
+      </w:pPr>
+      <w:r>
+        <w:t>09. summary judgment · 词组 / 术语</w:t>
+      </w:r>
+    </w:p>
+    <w:p>
+      <w:r>
+        <w:t>简易判决；无需完整审判作出的判决</w:t>
+      </w:r>
+    </w:p>
+    <w:p>
+      <w:r>
+        <w:t>回看 00:23:05 · 字幕中出现：summary judgment</w:t>
+      </w:r>
+    </w:p>
+    <w:p>
+      <w:r>
+        <w:t>美国民事程序中通常涉及不存在实质事实争议等条件；不是普通“总结”。</w:t>
+      </w:r>
+    </w:p>
+    <w:p>
+      <w:r>
+        <w:t>1. The defendant sought summary judgment.</w:t>
+        <w:br/>
+        <w:t>被告申请简易判决。</w:t>
+      </w:r>
+    </w:p>
+    <w:p>
+      <w:r>
+        <w:t>2. The court denied summary judgment.</w:t>
+        <w:br/>
+        <w:t>法院拒绝作出简易判决。</w:t>
+      </w:r>
+    </w:p>
+    <w:p>
+      <w:r>
+        <w:t>3. The motion argued that summary judgment was appropriate.</w:t>
+        <w:br/>
+        <w:t>动议主张适合采用简易判决。</w:t>
+      </w:r>
+    </w:p>
+    <w:p>
+      <w:pPr>
+        <w:pStyle w:val="Heading2"/>
+      </w:pPr>
+      <w:r>
+        <w:t>汉译英与复述</w:t>
+      </w:r>
+    </w:p>
+    <w:p>
+      <w:r>
+        <w:t>1. 问清预付费用覆盖哪些服务。</w:t>
+      </w:r>
+    </w:p>
+    <w:p>
+      <w:r>
+        <w:t>2. 他报告了这次勒索企图。</w:t>
+      </w:r>
+    </w:p>
+    <w:p>
+      <w:r>
+        <w:t>3. 法院拒绝作出简易判决。</w:t>
+      </w:r>
+    </w:p>
+    <w:p>
+      <w:r>
+        <w:t>参考答案：</w:t>
+      </w:r>
+    </w:p>
+    <w:p>
+      <w:r>
+        <w:t>1. Ask what the retainer covers. [retainer]</w:t>
+      </w:r>
+    </w:p>
+    <w:p>
+      <w:r>
+        <w:t>2. He reported the extortion attempt. [extortion]</w:t>
+      </w:r>
+    </w:p>
+    <w:p>
+      <w:r>
+        <w:t>3. The court denied summary judgment. [summary judgment]</w:t>
       </w:r>
     </w:p>
     <w:p>
@@ -1111,61 +2023,25 @@
         <w:pStyle w:val="Heading1"/>
       </w:pPr>
       <w:r>
-        <w:t>S02E03  Amarillo</w:t>
-      </w:r>
-    </w:p>
-    <w:p>
-      <w:hyperlink r:id="rId9">
-        <w:r>
-          <w:rPr>
-            <w:color w:val="245E4D"/>
-          </w:rPr>
-          <w:t>本季字幕来源</w:t>
-        </w:r>
-      </w:hyperlink>
+        <w:t>S02E06 · Bali Ha'i</w:t>
+      </w:r>
     </w:p>
     <w:p>
       <w:pPr>
         <w:pStyle w:val="Heading2"/>
       </w:pPr>
       <w:r>
-        <w:t>01. ring a bell  ·  00:02:11</w:t>
-      </w:r>
-    </w:p>
-    <w:p>
-      <w:r>
-        <w:t>听起来熟悉；唤起模糊记忆</w:t>
-      </w:r>
-    </w:p>
-    <w:p>
-      <w:r>
-        <w:t>本集义：听起来熟悉；唤起模糊记忆</w:t>
-      </w:r>
-    </w:p>
-    <w:p>
-      <w:r>
-        <w:t>用法：常用 Does that ring a bell?；不是说确切记得全部细节。</w:t>
-      </w:r>
-    </w:p>
-    <w:p>
-      <w:r>
-        <w:t>1. Her name rings a bell.</w:t>
-        <w:br/>
-        <w:t>她的名字听着有点熟悉。</w:t>
-      </w:r>
-    </w:p>
-    <w:p>
-      <w:r>
-        <w:t>2. Does this address ring a bell?</w:t>
-        <w:br/>
-        <w:t>这个地址你有印象吗？</w:t>
-      </w:r>
-    </w:p>
-    <w:p>
-      <w:r>
-        <w:t>3. The title didn't ring a bell at first.</w:t>
-        <w:br/>
-        <w:t>起初那个标题没让我想起什么。</w:t>
+        <w:t>英文内容梗概（72 words）</w:t>
+      </w:r>
+    </w:p>
+    <w:p>
+      <w:r>
+        <w:t>Kim receives an offer from Schweikart &amp; Cokely and considers what a different firm might mean for her future. Jimmy continues to test the limits of his position at Davis &amp; Main. Mike faces escalating pressure from Hector, including a threat involving his family. He negotiates payment in exchange for changing his statement about Tuco. The apparent agreement protects his immediate interests, but Mike remains unwilling to accept the Salamancas' power over his life.</w:t>
+      </w:r>
+    </w:p>
+    <w:p>
+      <w:r>
+        <w:t>双语字幕原始来源（整季合集）：https://subhd.tv/a/pQvIgk</w:t>
       </w:r>
     </w:p>
     <w:p>
@@ -1173,43 +2049,43 @@
         <w:pStyle w:val="Heading2"/>
       </w:pPr>
       <w:r>
-        <w:t>02. put it this way  ·  00:03:05</w:t>
-      </w:r>
-    </w:p>
-    <w:p>
-      <w:r>
-        <w:t>这么说吧</w:t>
-      </w:r>
-    </w:p>
-    <w:p>
-      <w:r>
-        <w:t>本集义：这么说吧</w:t>
-      </w:r>
-    </w:p>
-    <w:p>
-      <w:r>
-        <w:t>用法：用于换个角度解释，常引出更明确或委婉的说法。</w:t>
-      </w:r>
-    </w:p>
-    <w:p>
-      <w:r>
-        <w:t>1. Let me put it this way: we need a smaller plan.</w:t>
+        <w:t>01. deposition · 关键词</w:t>
+      </w:r>
+    </w:p>
+    <w:p>
+      <w:r>
+        <w:t>庭外宣誓证言；取证问询</w:t>
+      </w:r>
+    </w:p>
+    <w:p>
+      <w:r>
+        <w:t>回看 00:32:12 · 字幕中出现：deposition</w:t>
+      </w:r>
+    </w:p>
+    <w:p>
+      <w:r>
+        <w:t>美国诉讼术语，通常在庭前进行并记录，不等于普通访谈。</w:t>
+      </w:r>
+    </w:p>
+    <w:p>
+      <w:r>
+        <w:t>1. Her deposition lasted four hours.</w:t>
         <w:br/>
-        <w:t>这么说吧，我们需要一个规模更小的计划。</w:t>
-      </w:r>
-    </w:p>
-    <w:p>
-      <w:r>
-        <w:t>2. Put it this way, I wouldn't buy it again.</w:t>
+        <w:t>她的庭外宣誓问询持续了四小时。</w:t>
+      </w:r>
+    </w:p>
+    <w:p>
+      <w:r>
+        <w:t>2. Counsel reviewed the deposition transcript.</w:t>
         <w:br/>
-        <w:t>这么说吧，我不会再买它。</w:t>
-      </w:r>
-    </w:p>
-    <w:p>
-      <w:r>
-        <w:t>3. Can you put it another way?</w:t>
+        <w:t>律师审阅了证言笔录。</w:t>
+      </w:r>
+    </w:p>
+    <w:p>
+      <w:r>
+        <w:t>3. He contradicted his earlier deposition.</w:t>
         <w:br/>
-        <w:t>你能换个说法吗？</w:t>
+        <w:t>他的说法与先前的宣誓证言矛盾。</w:t>
       </w:r>
     </w:p>
     <w:p>
@@ -1217,43 +2093,43 @@
         <w:pStyle w:val="Heading2"/>
       </w:pPr>
       <w:r>
-        <w:t>03. how about  ·  00:04:09</w:t>
-      </w:r>
-    </w:p>
-    <w:p>
-      <w:r>
-        <w:t>……怎么样</w:t>
-      </w:r>
-    </w:p>
-    <w:p>
-      <w:r>
-        <w:t>本集义：……怎么样</w:t>
-      </w:r>
-    </w:p>
-    <w:p>
-      <w:r>
-        <w:t>用法：常用于提出建议；后接名词或动名词。</w:t>
-      </w:r>
-    </w:p>
-    <w:p>
-      <w:r>
-        <w:t>1. How about a cup of tea?</w:t>
+        <w:t>02. statute · 关键词</w:t>
+      </w:r>
+    </w:p>
+    <w:p>
+      <w:r>
+        <w:t>成文法；法令</w:t>
+      </w:r>
+    </w:p>
+    <w:p>
+      <w:r>
+        <w:t>回看 00:17:52 · 字幕中出现：statutes</w:t>
+      </w:r>
+    </w:p>
+    <w:p>
+      <w:r>
+        <w:t>与 statue 雕像区分；法律通常是 legislature 制定的 statute。</w:t>
+      </w:r>
+    </w:p>
+    <w:p>
+      <w:r>
+        <w:t>1. The statute defines the offence.</w:t>
         <w:br/>
-        <w:t>来杯茶怎么样？</w:t>
-      </w:r>
-    </w:p>
-    <w:p>
-      <w:r>
-        <w:t>2. How about meeting near the station?</w:t>
+        <w:t>成文法界定了该罪。</w:t>
+      </w:r>
+    </w:p>
+    <w:p>
+      <w:r>
+        <w:t>2. Counsel cited the relevant statute.</w:t>
         <w:br/>
-        <w:t>在车站附近见面怎么样？</w:t>
-      </w:r>
-    </w:p>
-    <w:p>
-      <w:r>
-        <w:t>3. How about we try again tomorrow?</w:t>
+        <w:t>律师引用了相关法条。</w:t>
+      </w:r>
+    </w:p>
+    <w:p>
+      <w:r>
+        <w:t>3. The claim depends on how the statute is interpreted.</w:t>
         <w:br/>
-        <w:t>我们明天再试一次怎么样？</w:t>
+        <w:t>诉求取决于如何解释该法令。</w:t>
       </w:r>
     </w:p>
     <w:p>
@@ -1261,43 +2137,43 @@
         <w:pStyle w:val="Heading2"/>
       </w:pPr>
       <w:r>
-        <w:t>04. sooner or later  ·  00:04:39</w:t>
-      </w:r>
-    </w:p>
-    <w:p>
-      <w:r>
-        <w:t>迟早</w:t>
-      </w:r>
-    </w:p>
-    <w:p>
-      <w:r>
-        <w:t>本集义：迟早</w:t>
-      </w:r>
-    </w:p>
-    <w:p>
-      <w:r>
-        <w:t>用法：强调某事最终会发生，不给出准确时间。</w:t>
-      </w:r>
-    </w:p>
-    <w:p>
-      <w:r>
-        <w:t>1. Sooner or later, we'll need a larger desk.</w:t>
+        <w:t>03. preliminary · 关键词</w:t>
+      </w:r>
+    </w:p>
+    <w:p>
+      <w:r>
+        <w:t>初步的；正式程序之前的</w:t>
+      </w:r>
+    </w:p>
+    <w:p>
+      <w:r>
+        <w:t>回看 00:16:54 · 字幕中出现：preliminary</w:t>
+      </w:r>
+    </w:p>
+    <w:p>
+      <w:r>
+        <w:t>preliminary hearing 初步听证；不等于最终结果。</w:t>
+      </w:r>
+    </w:p>
+    <w:p>
+      <w:r>
+        <w:t>1. The preliminary findings were inconclusive.</w:t>
         <w:br/>
-        <w:t>我们迟早需要一张更大的桌子。</w:t>
-      </w:r>
-    </w:p>
-    <w:p>
-      <w:r>
-        <w:t>2. You'll have to tell her sooner or later.</w:t>
+        <w:t>初步结果尚无定论。</w:t>
+      </w:r>
+    </w:p>
+    <w:p>
+      <w:r>
+        <w:t>2. A preliminary hearing was scheduled.</w:t>
         <w:br/>
-        <w:t>你迟早得告诉她。</w:t>
-      </w:r>
-    </w:p>
-    <w:p>
-      <w:r>
-        <w:t>3. Sooner or later, practice starts to pay off.</w:t>
+        <w:t>初步听证已经安排。</w:t>
+      </w:r>
+    </w:p>
+    <w:p>
+      <w:r>
+        <w:t>3. They held preliminary discussions.</w:t>
         <w:br/>
-        <w:t>练习迟早会见效。</w:t>
+        <w:t>他们进行了初步讨论。</w:t>
       </w:r>
     </w:p>
     <w:p>
@@ -1305,43 +2181,43 @@
         <w:pStyle w:val="Heading2"/>
       </w:pPr>
       <w:r>
-        <w:t>05. look forward to  ·  00:06:45</w:t>
-      </w:r>
-    </w:p>
-    <w:p>
-      <w:r>
-        <w:t>期待</w:t>
-      </w:r>
-    </w:p>
-    <w:p>
-      <w:r>
-        <w:t>本集义：期待</w:t>
-      </w:r>
-    </w:p>
-    <w:p>
-      <w:r>
-        <w:t>用法：to 是介词，后接名词或动名词；不能直接接动词原形。</w:t>
-      </w:r>
-    </w:p>
-    <w:p>
-      <w:r>
-        <w:t>1. I look forward to seeing you.</w:t>
+        <w:t>04. diversify · 关键词</w:t>
+      </w:r>
+    </w:p>
+    <w:p>
+      <w:r>
+        <w:t>分散投资；使多样化</w:t>
+      </w:r>
+    </w:p>
+    <w:p>
+      <w:r>
+        <w:t>回看 00:19:40 · 字幕中出现：diversified</w:t>
+      </w:r>
+    </w:p>
+    <w:p>
+      <w:r>
+        <w:t>diversify a portfolio；并不保证没有风险。</w:t>
+      </w:r>
+    </w:p>
+    <w:p>
+      <w:r>
+        <w:t>1. They diversified into consulting.</w:t>
         <w:br/>
-        <w:t>我期待见到你。</w:t>
-      </w:r>
-    </w:p>
-    <w:p>
-      <w:r>
-        <w:t>2. We're looking forward to the weekend.</w:t>
+        <w:t>他们把业务拓展到咨询领域。</w:t>
+      </w:r>
+    </w:p>
+    <w:p>
+      <w:r>
+        <w:t>2. She diversified her investments.</w:t>
         <w:br/>
-        <w:t>我们盼着周末。</w:t>
-      </w:r>
-    </w:p>
-    <w:p>
-      <w:r>
-        <w:t>3. I look forward to working with your team.</w:t>
+        <w:t>她分散了投资。</w:t>
+      </w:r>
+    </w:p>
+    <w:p>
+      <w:r>
+        <w:t>3. The firm needs to diversify its client base.</w:t>
         <w:br/>
-        <w:t>我期待和你的团队合作。</w:t>
+        <w:t>公司需要让客户来源更多样。</w:t>
       </w:r>
     </w:p>
     <w:p>
@@ -1349,43 +2225,43 @@
         <w:pStyle w:val="Heading2"/>
       </w:pPr>
       <w:r>
-        <w:t>06. on the line  ·  00:11:56</w:t>
-      </w:r>
-    </w:p>
-    <w:p>
-      <w:r>
-        <w:t>面临风险；处于通话中</w:t>
-      </w:r>
-    </w:p>
-    <w:p>
-      <w:r>
-        <w:t>本集义：让工作、利益或自己承担风险。</w:t>
-      </w:r>
-    </w:p>
-    <w:p>
-      <w:r>
-        <w:t>用法：声誉、工作等 on the line 指可能失去；电话语境指在线。</w:t>
-      </w:r>
-    </w:p>
-    <w:p>
-      <w:r>
-        <w:t>1. My reputation is on the line.</w:t>
+        <w:t>05. incompetent · 关键词</w:t>
+      </w:r>
+    </w:p>
+    <w:p>
+      <w:r>
+        <w:t>不胜任的；无能力的</w:t>
+      </w:r>
+    </w:p>
+    <w:p>
+      <w:r>
+        <w:t>回看 00:13:41 · 字幕中出现：incompetent</w:t>
+      </w:r>
+    </w:p>
+    <w:p>
+      <w:r>
+        <w:t>带强烈负面评价；特定法律中的无行为能力需看语境。</w:t>
+      </w:r>
+    </w:p>
+    <w:p>
+      <w:r>
+        <w:t>1. The review described the management as incompetent.</w:t>
         <w:br/>
-        <w:t>我的声誉面临风险。</w:t>
-      </w:r>
-    </w:p>
-    <w:p>
-      <w:r>
-        <w:t>2. Is the client still on the line?</w:t>
+        <w:t>审查认为管理层不称职。</w:t>
+      </w:r>
+    </w:p>
+    <w:p>
+      <w:r>
+        <w:t>2. One error does not make her incompetent.</w:t>
         <w:br/>
-        <w:t>客户还在线上吗？</w:t>
-      </w:r>
-    </w:p>
-    <w:p>
-      <w:r>
-        <w:t>3. There's a lot of money on the line.</w:t>
+        <w:t>一个错误不意味着她不胜任。</w:t>
+      </w:r>
+    </w:p>
+    <w:p>
+      <w:r>
+        <w:t>3. He denied being incompetent to handle the case.</w:t>
         <w:br/>
-        <w:t>有一大笔钱面临风险。</w:t>
+        <w:t>他否认自己没有能力处理此案。</w:t>
       </w:r>
     </w:p>
     <w:p>
@@ -1393,43 +2269,43 @@
         <w:pStyle w:val="Heading2"/>
       </w:pPr>
       <w:r>
-        <w:t>07. good to go  ·  00:13:09</w:t>
-      </w:r>
-    </w:p>
-    <w:p>
-      <w:r>
-        <w:t>准备就绪；可以开始</w:t>
-      </w:r>
-    </w:p>
-    <w:p>
-      <w:r>
-        <w:t>本集义：准备就绪；可以开始</w:t>
-      </w:r>
-    </w:p>
-    <w:p>
-      <w:r>
-        <w:t>用法：非正式；常用于确认设备、安排或人已准备好。</w:t>
-      </w:r>
-    </w:p>
-    <w:p>
-      <w:r>
-        <w:t>1. The car is packed. We're good to go.</w:t>
+        <w:t>06. intimidation · 关键词</w:t>
+      </w:r>
+    </w:p>
+    <w:p>
+      <w:r>
+        <w:t>恐吓；威逼</w:t>
+      </w:r>
+    </w:p>
+    <w:p>
+      <w:r>
+        <w:t>回看 00:13:14 · 字幕中出现：intimidation</w:t>
+      </w:r>
+    </w:p>
+    <w:p>
+      <w:r>
+        <w:t>动词 intimidate；与合法的强硬谈判并非自动等同。</w:t>
+      </w:r>
+    </w:p>
+    <w:p>
+      <w:r>
+        <w:t>1. The witness reported intimidation.</w:t>
         <w:br/>
-        <w:t>行李装好了，我们可以走了。</w:t>
-      </w:r>
-    </w:p>
-    <w:p>
-      <w:r>
-        <w:t>2. Once you sign, the order is good to go.</w:t>
+        <w:t>证人报告遭到恐吓。</w:t>
+      </w:r>
+    </w:p>
+    <w:p>
+      <w:r>
+        <w:t>2. They ruled out tactics based on intimidation.</w:t>
         <w:br/>
-        <w:t>你一签字，订单就可以执行。</w:t>
-      </w:r>
-    </w:p>
-    <w:p>
-      <w:r>
-        <w:t>3. Are we good to go, or is anything missing?</w:t>
+        <w:t>他们排除了以威吓为基础的策略。</w:t>
+      </w:r>
+    </w:p>
+    <w:p>
+      <w:r>
+        <w:t>3. She refused to give in to intimidation.</w:t>
         <w:br/>
-        <w:t>我们准备好了，还是缺什么？</w:t>
+        <w:t>她拒绝向恐吓屈服。</w:t>
       </w:r>
     </w:p>
     <w:p>
@@ -1437,43 +2313,48 @@
         <w:pStyle w:val="Heading2"/>
       </w:pPr>
       <w:r>
-        <w:t>08. for now  ·  00:16:21</w:t>
-      </w:r>
-    </w:p>
-    <w:p>
-      <w:r>
-        <w:t>暂时；目前</w:t>
-      </w:r>
-    </w:p>
-    <w:p>
-      <w:r>
-        <w:t>本集义：暂时；目前</w:t>
-      </w:r>
-    </w:p>
-    <w:p>
-      <w:r>
-        <w:t>用法：暗示以后可能改变；常用于临时安排。</w:t>
-      </w:r>
-    </w:p>
-    <w:p>
-      <w:r>
-        <w:t>1. Let's leave it here for now.</w:t>
+        <w:t>07. on the hook · 词组 / 术语</w:t>
+      </w:r>
+    </w:p>
+    <w:p>
+      <w:r>
+        <w:t>承担责任或费用；目标已上钩</w:t>
+      </w:r>
+    </w:p>
+    <w:p>
+      <w:r>
+        <w:t>回看 00:33:34 · 字幕中出现：on the hook</w:t>
+      </w:r>
+    </w:p>
+    <w:p>
+      <w:r>
+        <w:t>on the hook for 后接金额或责任；钓鱼隐喻中也可指已钓到目标。</w:t>
+      </w:r>
+    </w:p>
+    <w:p>
+      <w:r>
+        <w:t>本集用法：本集用于钓鱼隐喻：已经钓到一个上钩的目标，不是承担法律责任。</w:t>
+      </w:r>
+    </w:p>
+    <w:p>
+      <w:r>
+        <w:t>1. The company is on the hook for repairs.</w:t>
         <w:br/>
-        <w:t>暂时先放在这里吧。</w:t>
-      </w:r>
-    </w:p>
-    <w:p>
-      <w:r>
-        <w:t>2. That's enough practice for now.</w:t>
+        <w:t>公司要承担维修责任。</w:t>
+      </w:r>
+    </w:p>
+    <w:p>
+      <w:r>
+        <w:t>2. Who's on the hook for the missing money?</w:t>
         <w:br/>
-        <w:t>目前先练到这里。</w:t>
-      </w:r>
-    </w:p>
-    <w:p>
-      <w:r>
-        <w:t>3. For now, we'll keep the old schedule.</w:t>
+        <w:t>谁要对丢失的钱负责？</w:t>
+      </w:r>
+    </w:p>
+    <w:p>
+      <w:r>
+        <w:t>3. The salesperson thought he had a buyer on the hook.</w:t>
         <w:br/>
-        <w:t>我们暂时保留原来的日程。</w:t>
+        <w:t>销售员以为已经钓到一个买家。</w:t>
       </w:r>
     </w:p>
     <w:p>
@@ -1481,43 +2362,43 @@
         <w:pStyle w:val="Heading2"/>
       </w:pPr>
       <w:r>
-        <w:t>09. damages  ·  00:17:48</w:t>
-      </w:r>
-    </w:p>
-    <w:p>
-      <w:r>
-        <w:t>损害赔偿金</w:t>
-      </w:r>
-    </w:p>
-    <w:p>
-      <w:r>
-        <w:t>本集义：损害赔偿金</w:t>
-      </w:r>
-    </w:p>
-    <w:p>
-      <w:r>
-        <w:t>用法：法律义通常用复数；damage 常指损害本身，注意区别。</w:t>
-      </w:r>
-    </w:p>
-    <w:p>
-      <w:r>
-        <w:t>1. The court awarded damages to the customer.</w:t>
+        <w:t>08. district attorney · 词组 / 术语</w:t>
+      </w:r>
+    </w:p>
+    <w:p>
+      <w:r>
+        <w:t>地方检察官</w:t>
+      </w:r>
+    </w:p>
+    <w:p>
+      <w:r>
+        <w:t>回看 00:38:24 · 字幕中出现：district attorney</w:t>
+      </w:r>
+    </w:p>
+    <w:p>
+      <w:r>
+        <w:t>美国地方刑事检控职务；具体职责随司法辖区而异。</w:t>
+      </w:r>
+    </w:p>
+    <w:p>
+      <w:r>
+        <w:t>1. The district attorney announced the charges.</w:t>
         <w:br/>
-        <w:t>法院判给客户损害赔偿金。</w:t>
-      </w:r>
-    </w:p>
-    <w:p>
-      <w:r>
-        <w:t>2. They are seeking damages for the loss.</w:t>
+        <w:t>地方检察官宣布了指控。</w:t>
+      </w:r>
+    </w:p>
+    <w:p>
+      <w:r>
+        <w:t>2. She works in the district attorney's office.</w:t>
         <w:br/>
-        <w:t>他们正就损失请求赔偿。</w:t>
-      </w:r>
-    </w:p>
-    <w:p>
-      <w:r>
-        <w:t>3. The storm caused damage, but the claim is for damages.</w:t>
+        <w:t>她在地方检察官办公室工作。</w:t>
+      </w:r>
+    </w:p>
+    <w:p>
+      <w:r>
+        <w:t>3. The district attorney reviewed the evidence.</w:t>
         <w:br/>
-        <w:t>暴风雨造成了损害，而索赔请求的是赔偿金。</w:t>
+        <w:t>地方检察官审查了证据。</w:t>
       </w:r>
     </w:p>
     <w:p>
@@ -1525,43 +2406,55 @@
         <w:pStyle w:val="Heading2"/>
       </w:pPr>
       <w:r>
-        <w:t>10. I take it  ·  00:38:47</w:t>
-      </w:r>
-    </w:p>
-    <w:p>
-      <w:r>
-        <w:t>我猜；我理解是</w:t>
-      </w:r>
-    </w:p>
-    <w:p>
-      <w:r>
-        <w:t>本集义：我猜；我理解是</w:t>
-      </w:r>
-    </w:p>
-    <w:p>
-      <w:r>
-        <w:t>用法：常接 that 从句，是根据线索作推断。</w:t>
-      </w:r>
-    </w:p>
-    <w:p>
-      <w:r>
-        <w:t>1. I take it you're not joining us.</w:t>
-        <w:br/>
-        <w:t>我猜你不和我们一起去了。</w:t>
-      </w:r>
-    </w:p>
-    <w:p>
-      <w:r>
-        <w:t>2. I take it the repair went well.</w:t>
-        <w:br/>
-        <w:t>看来维修很顺利。</w:t>
-      </w:r>
-    </w:p>
-    <w:p>
-      <w:r>
-        <w:t>3. You're the new manager, I take it?</w:t>
-        <w:br/>
-        <w:t>我猜你就是新经理吧？</w:t>
+        <w:t>汉译英与复述</w:t>
+      </w:r>
+    </w:p>
+    <w:p>
+      <w:r>
+        <w:t>1. 律师审阅了证言笔录。</w:t>
+      </w:r>
+    </w:p>
+    <w:p>
+      <w:r>
+        <w:t>2. 一个错误不意味着她不胜任。</w:t>
+      </w:r>
+    </w:p>
+    <w:p>
+      <w:r>
+        <w:t>3. 她在地方检察官办公室工作。</w:t>
+      </w:r>
+    </w:p>
+    <w:p>
+      <w:r>
+        <w:t>参考答案：</w:t>
+      </w:r>
+    </w:p>
+    <w:p>
+      <w:r>
+        <w:t>1. Counsel reviewed the deposition transcript. [deposition]</w:t>
+      </w:r>
+    </w:p>
+    <w:p>
+      <w:r>
+        <w:t>2. One error does not make her incompetent. [incompetent]</w:t>
+      </w:r>
+    </w:p>
+    <w:p>
+      <w:r>
+        <w:t>3. She works in the district attorney's office. [district attorney]</w:t>
+      </w:r>
+    </w:p>
+    <w:p>
+      <w:r>
+        <w:br w:type="page"/>
+      </w:r>
+    </w:p>
+    <w:p>
+      <w:pPr>
+        <w:pStyle w:val="Heading1"/>
+      </w:pPr>
+      <w:r>
+        <w:t>S02E07 · Inflatable</w:t>
       </w:r>
     </w:p>
     <w:p>
@@ -1569,50 +2462,456 @@
         <w:pStyle w:val="Heading2"/>
       </w:pPr>
       <w:r>
-        <w:t>汉译英练习</w:t>
-      </w:r>
-    </w:p>
-    <w:p>
-      <w:r>
-        <w:t>1. 这个地址你有印象吗？</w:t>
-      </w:r>
-    </w:p>
-    <w:p>
-      <w:r>
-        <w:t>2. 我们盼着周末。</w:t>
-      </w:r>
-    </w:p>
-    <w:p>
-      <w:r>
-        <w:t>3. 他们正就损失请求赔偿。</w:t>
-      </w:r>
-    </w:p>
-    <w:p>
-      <w:r>
-        <w:t>口头输出：任选三个表达，说一段 30—60 秒的个人经历。</w:t>
+        <w:t>英文内容梗概（71 words）</w:t>
+      </w:r>
+    </w:p>
+    <w:p>
+      <w:r>
+        <w:t>Jimmy wants to leave Davis &amp; Main without losing his bonus, so he makes himself increasingly difficult to keep. His deliberately disruptive behaviour finally gets him fired. He proposes starting a practice with Kim, who prefers separate businesses sharing an office and expenses. The arrangement offers closeness without complete professional dependence. Mike changes his statement about Tuco while planning his own response to Hector. Both men seek independence through carefully calculated compromises.</w:t>
+      </w:r>
+    </w:p>
+    <w:p>
+      <w:r>
+        <w:t>双语字幕原始来源（整季合集）：https://subhd.tv/a/pQvIgk</w:t>
       </w:r>
     </w:p>
     <w:p>
       <w:pPr>
-        <w:pStyle w:val="Heading3"/>
+        <w:pStyle w:val="Heading2"/>
       </w:pPr>
       <w:r>
-        <w:t>参考答案</w:t>
-      </w:r>
-    </w:p>
-    <w:p>
-      <w:r>
-        <w:t>1. Does this address ring a bell?  [ring a bell]</w:t>
-      </w:r>
-    </w:p>
-    <w:p>
-      <w:r>
-        <w:t>2. We're looking forward to the weekend.  [look forward to]</w:t>
-      </w:r>
-    </w:p>
-    <w:p>
-      <w:r>
-        <w:t>3. They are seeking damages for the loss.  [damages]</w:t>
+        <w:t>01. settlement · 关键词</w:t>
+      </w:r>
+    </w:p>
+    <w:p>
+      <w:r>
+        <w:t>和解；和解协议或款项</w:t>
+      </w:r>
+    </w:p>
+    <w:p>
+      <w:r>
+        <w:t>回看 00:34:41 · 字幕中出现：settlement</w:t>
+      </w:r>
+    </w:p>
+    <w:p>
+      <w:r>
+        <w:t>诉讼中常指双方协议解决争议；不等于法院判决。</w:t>
+      </w:r>
+    </w:p>
+    <w:p>
+      <w:r>
+        <w:t>1. The parties reached a settlement.</w:t>
+        <w:br/>
+        <w:t>双方达成了和解。</w:t>
+      </w:r>
+    </w:p>
+    <w:p>
+      <w:r>
+        <w:t>2. They rejected the first settlement offer.</w:t>
+        <w:br/>
+        <w:t>他们拒绝了第一次和解报价。</w:t>
+      </w:r>
+    </w:p>
+    <w:p>
+      <w:r>
+        <w:t>3. Is the settlement in writing?</w:t>
+        <w:br/>
+        <w:t>和解协议有书面形式吗？</w:t>
+      </w:r>
+    </w:p>
+    <w:p>
+      <w:pPr>
+        <w:pStyle w:val="Heading2"/>
+      </w:pPr>
+      <w:r>
+        <w:t>02. litigation · 关键词</w:t>
+      </w:r>
+    </w:p>
+    <w:p>
+      <w:r>
+        <w:t>诉讼；进行诉讼的过程</w:t>
+      </w:r>
+    </w:p>
+    <w:p>
+      <w:r>
+        <w:t>回看 00:34:34 · 字幕中出现：litigation</w:t>
+      </w:r>
+    </w:p>
+    <w:p>
+      <w:r>
+        <w:t>通常不可数；litigation costs 诉讼费用。</w:t>
+      </w:r>
+    </w:p>
+    <w:p>
+      <w:r>
+        <w:t>1. The dispute led to years of litigation.</w:t>
+        <w:br/>
+        <w:t>争议导致多年诉讼。</w:t>
+      </w:r>
+    </w:p>
+    <w:p>
+      <w:r>
+        <w:t>2. Litigation can be expensive and slow.</w:t>
+        <w:br/>
+        <w:t>诉讼可能昂贵且漫长。</w:t>
+      </w:r>
+    </w:p>
+    <w:p>
+      <w:r>
+        <w:t>3. She works in commercial litigation.</w:t>
+        <w:br/>
+        <w:t>她从事商事诉讼工作。</w:t>
+      </w:r>
+    </w:p>
+    <w:p>
+      <w:pPr>
+        <w:pStyle w:val="Heading2"/>
+      </w:pPr>
+      <w:r>
+        <w:t>03. forensic · 关键词</w:t>
+      </w:r>
+    </w:p>
+    <w:p>
+      <w:r>
+        <w:t>法证的；用于司法鉴定的</w:t>
+      </w:r>
+    </w:p>
+    <w:p>
+      <w:r>
+        <w:t>回看 00:06:59 · 字幕中出现：forensics</w:t>
+      </w:r>
+    </w:p>
+    <w:p>
+      <w:r>
+        <w:t>forensic accountant 法务会计；不局限于尸体或刑侦。</w:t>
+      </w:r>
+    </w:p>
+    <w:p>
+      <w:r>
+        <w:t>1. A forensic accountant traced the payments.</w:t>
+        <w:br/>
+        <w:t>法务会计追查了款项。</w:t>
+      </w:r>
+    </w:p>
+    <w:p>
+      <w:r>
+        <w:t>2. The team examined forensic evidence.</w:t>
+        <w:br/>
+        <w:t>团队审查了法证证据。</w:t>
+      </w:r>
+    </w:p>
+    <w:p>
+      <w:r>
+        <w:t>3. Forensic analysis contradicted the initial report.</w:t>
+        <w:br/>
+        <w:t>法证分析与初步报告矛盾。</w:t>
+      </w:r>
+    </w:p>
+    <w:p>
+      <w:pPr>
+        <w:pStyle w:val="Heading2"/>
+      </w:pPr>
+      <w:r>
+        <w:t>04. hindsight · 关键词</w:t>
+      </w:r>
+    </w:p>
+    <w:p>
+      <w:r>
+        <w:t>事后认识；后见之明</w:t>
+      </w:r>
+    </w:p>
+    <w:p>
+      <w:r>
+        <w:t>回看 00:06:07 · 字幕中出现：hindsight</w:t>
+      </w:r>
+    </w:p>
+    <w:p>
+      <w:r>
+        <w:t>in hindsight 回头来看；常提醒当时无法知道结果。</w:t>
+      </w:r>
+    </w:p>
+    <w:p>
+      <w:r>
+        <w:t>1. In hindsight, the warning was clear.</w:t>
+        <w:br/>
+        <w:t>事后看来，警告很明确。</w:t>
+      </w:r>
+    </w:p>
+    <w:p>
+      <w:r>
+        <w:t>2. Hindsight made the decision look easy.</w:t>
+        <w:br/>
+        <w:t>事后认识使这个决定看起来很简单。</w:t>
+      </w:r>
+    </w:p>
+    <w:p>
+      <w:r>
+        <w:t>3. We should not judge only with hindsight.</w:t>
+        <w:br/>
+        <w:t>我们不应仅凭事后认识来评判。</w:t>
+      </w:r>
+    </w:p>
+    <w:p>
+      <w:pPr>
+        <w:pStyle w:val="Heading2"/>
+      </w:pPr>
+      <w:r>
+        <w:t>05. resignation · 关键词</w:t>
+      </w:r>
+    </w:p>
+    <w:p>
+      <w:r>
+        <w:t>辞职；无奈接受</w:t>
+      </w:r>
+    </w:p>
+    <w:p>
+      <w:r>
+        <w:t>回看 00:10:46 · 字幕中出现：resignation</w:t>
+      </w:r>
+    </w:p>
+    <w:p>
+      <w:r>
+        <w:t>注意双义：submit a resignation 与 a sigh of resignation。</w:t>
+      </w:r>
+    </w:p>
+    <w:p>
+      <w:r>
+        <w:t>1. She submitted her resignation.</w:t>
+        <w:br/>
+        <w:t>她提交了辞呈。</w:t>
+      </w:r>
+    </w:p>
+    <w:p>
+      <w:r>
+        <w:t>2. He accepted the result with resignation.</w:t>
+        <w:br/>
+        <w:t>他无奈地接受了结果。</w:t>
+      </w:r>
+    </w:p>
+    <w:p>
+      <w:r>
+        <w:t>3. The board requested his resignation.</w:t>
+        <w:br/>
+        <w:t>董事会要求他辞职。</w:t>
+      </w:r>
+    </w:p>
+    <w:p>
+      <w:pPr>
+        <w:pStyle w:val="Heading2"/>
+      </w:pPr>
+      <w:r>
+        <w:t>06. grifter · 关键词</w:t>
+      </w:r>
+    </w:p>
+    <w:p>
+      <w:r>
+        <w:t>职业骗子</w:t>
+      </w:r>
+    </w:p>
+    <w:p>
+      <w:r>
+        <w:t>回看 00:02:23 · 字幕中出现：grifter</w:t>
+      </w:r>
+    </w:p>
+    <w:p>
+      <w:r>
+        <w:t>美式口语；强调靠小骗局或欺诈谋生的人。</w:t>
+      </w:r>
+    </w:p>
+    <w:p>
+      <w:r>
+        <w:t>1. The supposed investor was a grifter.</w:t>
+        <w:br/>
+        <w:t>所谓的投资者其实是骗子。</w:t>
+      </w:r>
+    </w:p>
+    <w:p>
+      <w:r>
+        <w:t>2. A grifter exploited their generosity.</w:t>
+        <w:br/>
+        <w:t>一个骗子利用了他们的慷慨。</w:t>
+      </w:r>
+    </w:p>
+    <w:p>
+      <w:r>
+        <w:t>3. The story follows two ageing grifters.</w:t>
+        <w:br/>
+        <w:t>故事讲述两个年迈的职业骗子。</w:t>
+      </w:r>
+    </w:p>
+    <w:p>
+      <w:pPr>
+        <w:pStyle w:val="Heading2"/>
+      </w:pPr>
+      <w:r>
+        <w:t>07. malfeasance · 关键词</w:t>
+      </w:r>
+    </w:p>
+    <w:p>
+      <w:r>
+        <w:t>违法失职；不法行为</w:t>
+      </w:r>
+    </w:p>
+    <w:p>
+      <w:r>
+        <w:t>回看 00:20:37 · 字幕中出现：malfeasance</w:t>
+      </w:r>
+    </w:p>
+    <w:p>
+      <w:r>
+        <w:t>正式词，尤其用于任职或履职时的违法不当行为。</w:t>
+      </w:r>
+    </w:p>
+    <w:p>
+      <w:r>
+        <w:t>1. The audit uncovered financial malfeasance.</w:t>
+        <w:br/>
+        <w:t>审计揭露了财务不法行为。</w:t>
+      </w:r>
+    </w:p>
+    <w:p>
+      <w:r>
+        <w:t>2. She denied any malfeasance in office.</w:t>
+        <w:br/>
+        <w:t>她否认任职期间存在违法失职。</w:t>
+      </w:r>
+    </w:p>
+    <w:p>
+      <w:r>
+        <w:t>3. The allegation concerned corporate malfeasance.</w:t>
+        <w:br/>
+        <w:t>指控涉及企业不法行为。</w:t>
+      </w:r>
+    </w:p>
+    <w:p>
+      <w:pPr>
+        <w:pStyle w:val="Heading2"/>
+      </w:pPr>
+      <w:r>
+        <w:t>08. conflict of interest · 词组 / 术语</w:t>
+      </w:r>
+    </w:p>
+    <w:p>
+      <w:r>
+        <w:t>利益冲突</w:t>
+      </w:r>
+    </w:p>
+    <w:p>
+      <w:r>
+        <w:t>回看 00:08:15 · 字幕中出现：conflict of interest</w:t>
+      </w:r>
+    </w:p>
+    <w:p>
+      <w:r>
+        <w:t>指个人或其他利益可能影响应履行的职责；不只是意见不一致。</w:t>
+      </w:r>
+    </w:p>
+    <w:p>
+      <w:r>
+        <w:t>1. Please disclose any conflict of interest.</w:t>
+        <w:br/>
+        <w:t>请披露任何利益冲突。</w:t>
+      </w:r>
+    </w:p>
+    <w:p>
+      <w:r>
+        <w:t>2. She stepped aside because of a conflict of interest.</w:t>
+        <w:br/>
+        <w:t>她因利益冲突而退出。</w:t>
+      </w:r>
+    </w:p>
+    <w:p>
+      <w:r>
+        <w:t>3. Could accepting this gift create a conflict of interest?</w:t>
+        <w:br/>
+        <w:t>收这份礼物会产生利益冲突吗？</w:t>
+      </w:r>
+    </w:p>
+    <w:p>
+      <w:pPr>
+        <w:pStyle w:val="Heading2"/>
+      </w:pPr>
+      <w:r>
+        <w:t>09. a clean slate · 词组 / 术语</w:t>
+      </w:r>
+    </w:p>
+    <w:p>
+      <w:r>
+        <w:t>不受旧问题拖累的新起点</w:t>
+      </w:r>
+    </w:p>
+    <w:p>
+      <w:r>
+        <w:t>回看 00:23:57 · 字幕中出现：a clean slate</w:t>
+      </w:r>
+    </w:p>
+    <w:p>
+      <w:r>
+        <w:t>start with a clean slate；强调重新开始，不保证过去的法律责任被免除。</w:t>
+      </w:r>
+    </w:p>
+    <w:p>
+      <w:r>
+        <w:t>1. The new team deserves a clean slate.</w:t>
+        <w:br/>
+        <w:t>新团队应当获得重新开始的机会。</w:t>
+      </w:r>
+    </w:p>
+    <w:p>
+      <w:r>
+        <w:t>2. We settled our debts and started with a clean slate.</w:t>
+        <w:br/>
+        <w:t>我们还清债务，重新起步。</w:t>
+      </w:r>
+    </w:p>
+    <w:p>
+      <w:r>
+        <w:t>3. Moving away did not give him a clean slate.</w:t>
+        <w:br/>
+        <w:t>搬走并没有让他摆脱过去。</w:t>
+      </w:r>
+    </w:p>
+    <w:p>
+      <w:pPr>
+        <w:pStyle w:val="Heading2"/>
+      </w:pPr>
+      <w:r>
+        <w:t>汉译英与复述</w:t>
+      </w:r>
+    </w:p>
+    <w:p>
+      <w:r>
+        <w:t>1. 他们拒绝了第一次和解报价。</w:t>
+      </w:r>
+    </w:p>
+    <w:p>
+      <w:r>
+        <w:t>2. 他无奈地接受了结果。</w:t>
+      </w:r>
+    </w:p>
+    <w:p>
+      <w:r>
+        <w:t>3. 我们还清债务，重新起步。</w:t>
+      </w:r>
+    </w:p>
+    <w:p>
+      <w:r>
+        <w:t>参考答案：</w:t>
+      </w:r>
+    </w:p>
+    <w:p>
+      <w:r>
+        <w:t>1. They rejected the first settlement offer. [settlement]</w:t>
+      </w:r>
+    </w:p>
+    <w:p>
+      <w:r>
+        <w:t>2. He accepted the result with resignation. [resignation]</w:t>
+      </w:r>
+    </w:p>
+    <w:p>
+      <w:r>
+        <w:t>3. We settled our debts and started with a clean slate. [a clean slate]</w:t>
       </w:r>
     </w:p>
     <w:p>
@@ -1625,61 +2924,25 @@
         <w:pStyle w:val="Heading1"/>
       </w:pPr>
       <w:r>
-        <w:t>S02E04  Gloves Off</w:t>
-      </w:r>
-    </w:p>
-    <w:p>
-      <w:hyperlink r:id="rId9">
-        <w:r>
-          <w:rPr>
-            <w:color w:val="245E4D"/>
-          </w:rPr>
-          <w:t>本季字幕来源</w:t>
-        </w:r>
-      </w:hyperlink>
+        <w:t>S02E08 · Fifi</w:t>
+      </w:r>
     </w:p>
     <w:p>
       <w:pPr>
         <w:pStyle w:val="Heading2"/>
       </w:pPr>
       <w:r>
-        <w:t>01. in charge  ·  00:04:11</w:t>
-      </w:r>
-    </w:p>
-    <w:p>
-      <w:r>
-        <w:t>负责；主管</w:t>
-      </w:r>
-    </w:p>
-    <w:p>
-      <w:r>
-        <w:t>本集义：负责；主管</w:t>
-      </w:r>
-    </w:p>
-    <w:p>
-      <w:r>
-        <w:t>用法：常用 be in charge of＋人或事；不等于负责所有后果。</w:t>
-      </w:r>
-    </w:p>
-    <w:p>
-      <w:r>
-        <w:t>1. Who's in charge of the kitchen?</w:t>
-        <w:br/>
-        <w:t>谁负责厨房？</w:t>
-      </w:r>
-    </w:p>
-    <w:p>
-      <w:r>
-        <w:t>2. I'm in charge while the manager is away.</w:t>
-        <w:br/>
-        <w:t>经理不在时由我负责。</w:t>
-      </w:r>
-    </w:p>
-    <w:p>
-      <w:r>
-        <w:t>3. She put him in charge of the event.</w:t>
-        <w:br/>
-        <w:t>她让他负责这次活动。</w:t>
+        <w:t>英文内容梗概（74 words）</w:t>
+      </w:r>
+    </w:p>
+    <w:p>
+      <w:r>
+        <w:t>Kim leaves HHM and secures Mesa Verde for her new practice, but Chuck and Howard persuade the bank to stay with their firm. While caring for Chuck, Jimmy alters numbers in the bank's documents to undermine his brother's work. Mike studies Hector's operations and prepares to disrupt a transport route. The episode contrasts careful professional presentations with hidden interference, as Jimmy's desire to help Kim leads him to commit a serious violation of trust.</w:t>
+      </w:r>
+    </w:p>
+    <w:p>
+      <w:r>
+        <w:t>双语字幕原始来源（整季合集）：https://subhd.tv/a/pQvIgk</w:t>
       </w:r>
     </w:p>
     <w:p>
@@ -1687,43 +2950,43 @@
         <w:pStyle w:val="Heading2"/>
       </w:pPr>
       <w:r>
-        <w:t>02. no way  ·  00:11:06</w:t>
-      </w:r>
-    </w:p>
-    <w:p>
-      <w:r>
-        <w:t>不可能；绝不；不会吧</w:t>
-      </w:r>
-    </w:p>
-    <w:p>
-      <w:r>
-        <w:t>本集义：不可能；绝不；不会吧</w:t>
-      </w:r>
-    </w:p>
-    <w:p>
-      <w:r>
-        <w:t>用法：可强烈拒绝，也可表达惊讶；依赖语气。</w:t>
-      </w:r>
-    </w:p>
-    <w:p>
-      <w:r>
-        <w:t>1. There's no way we can finish tonight.</w:t>
+        <w:t>01. compliance · 关键词</w:t>
+      </w:r>
+    </w:p>
+    <w:p>
+      <w:r>
+        <w:t>遵守；合规</w:t>
+      </w:r>
+    </w:p>
+    <w:p>
+      <w:r>
+        <w:t>回看 00:19:40 · 字幕中出现：compliance</w:t>
+      </w:r>
+    </w:p>
+    <w:p>
+      <w:r>
+        <w:t>compliance with rules；商务中常指满足监管要求。</w:t>
+      </w:r>
+    </w:p>
+    <w:p>
+      <w:r>
+        <w:t>1. The audit checked compliance with safety rules.</w:t>
         <w:br/>
-        <w:t>我们不可能今晚完成。</w:t>
-      </w:r>
-    </w:p>
-    <w:p>
-      <w:r>
-        <w:t>2. No way am I paying that much.</w:t>
+        <w:t>审计检查了对安全规则的遵守情况。</w:t>
+      </w:r>
+    </w:p>
+    <w:p>
+      <w:r>
+        <w:t>2. She works in regulatory compliance.</w:t>
         <w:br/>
-        <w:t>我绝不会付那么多钱。</w:t>
-      </w:r>
-    </w:p>
-    <w:p>
-      <w:r>
-        <w:t>3. You won the prize? No way!</w:t>
+        <w:t>她从事监管合规工作。</w:t>
+      </w:r>
+    </w:p>
+    <w:p>
+      <w:r>
+        <w:t>3. Compliance requires more than signing a form.</w:t>
         <w:br/>
-        <w:t>你中奖了？不会吧！</w:t>
+        <w:t>合规不只是签一张表。</w:t>
       </w:r>
     </w:p>
     <w:p>
@@ -1731,43 +2994,43 @@
         <w:pStyle w:val="Heading2"/>
       </w:pPr>
       <w:r>
-        <w:t>03. follow up  ·  00:19:47</w:t>
-      </w:r>
-    </w:p>
-    <w:p>
-      <w:r>
-        <w:t>跟进；进一步了解</w:t>
-      </w:r>
-    </w:p>
-    <w:p>
-      <w:r>
-        <w:t>本集义：接着实施下一步处理；注意 follow up with 表示随后做另一件事。</w:t>
-      </w:r>
-    </w:p>
-    <w:p>
-      <w:r>
-        <w:t>用法：动词为 follow up；名词或形容词常写 follow-up。</w:t>
-      </w:r>
-    </w:p>
-    <w:p>
-      <w:r>
-        <w:t>1. I'll follow up with you next week.</w:t>
+        <w:t>02. resignation · 关键词</w:t>
+      </w:r>
+    </w:p>
+    <w:p>
+      <w:r>
+        <w:t>辞职；无奈接受</w:t>
+      </w:r>
+    </w:p>
+    <w:p>
+      <w:r>
+        <w:t>回看 00:06:24 · 字幕中出现：resignation</w:t>
+      </w:r>
+    </w:p>
+    <w:p>
+      <w:r>
+        <w:t>注意双义：submit a resignation 与 a sigh of resignation。</w:t>
+      </w:r>
+    </w:p>
+    <w:p>
+      <w:r>
+        <w:t>1. She submitted her resignation.</w:t>
         <w:br/>
-        <w:t>我下周会与你跟进。</w:t>
-      </w:r>
-    </w:p>
-    <w:p>
-      <w:r>
-        <w:t>2. Please follow up on the missing invoice.</w:t>
+        <w:t>她提交了辞呈。</w:t>
+      </w:r>
+    </w:p>
+    <w:p>
+      <w:r>
+        <w:t>2. He accepted the result with resignation.</w:t>
         <w:br/>
-        <w:t>请跟进缺失的发票。</w:t>
-      </w:r>
-    </w:p>
-    <w:p>
-      <w:r>
-        <w:t>3. We need a follow-up meeting.</w:t>
+        <w:t>他无奈地接受了结果。</w:t>
+      </w:r>
+    </w:p>
+    <w:p>
+      <w:r>
+        <w:t>3. The board requested his resignation.</w:t>
         <w:br/>
-        <w:t>我们需要一次后续会议。</w:t>
+        <w:t>董事会要求他辞职。</w:t>
       </w:r>
     </w:p>
     <w:p>
@@ -1775,43 +3038,43 @@
         <w:pStyle w:val="Heading2"/>
       </w:pPr>
       <w:r>
-        <w:t>04. stick to  ·  00:20:41</w:t>
-      </w:r>
-    </w:p>
-    <w:p>
-      <w:r>
-        <w:t>坚持；遵守；不偏离</w:t>
-      </w:r>
-    </w:p>
-    <w:p>
-      <w:r>
-        <w:t>本集义：坚持；遵守；不偏离</w:t>
-      </w:r>
-    </w:p>
-    <w:p>
-      <w:r>
-        <w:t>用法：过去式 stuck；常接计划、规则或话题。</w:t>
-      </w:r>
-    </w:p>
-    <w:p>
-      <w:r>
-        <w:t>1. Let's stick to the plan.</w:t>
+        <w:t>03. Hail Mary · 词组 / 术语</w:t>
+      </w:r>
+    </w:p>
+    <w:p>
+      <w:r>
+        <w:t>胜算很低的最后一搏</w:t>
+      </w:r>
+    </w:p>
+    <w:p>
+      <w:r>
+        <w:t>回看 00:19:30 · 字幕中出现：Hail Mary</w:t>
+      </w:r>
+    </w:p>
+    <w:p>
+      <w:r>
+        <w:t>原指美式橄榄球中的孤注一掷长传；a Hail Mary 表示绝境中的尝试。</w:t>
+      </w:r>
+    </w:p>
+    <w:p>
+      <w:r>
+        <w:t>1. The appeal was a legal Hail Mary.</w:t>
         <w:br/>
-        <w:t>我们按计划行事吧。</w:t>
-      </w:r>
-    </w:p>
-    <w:p>
-      <w:r>
-        <w:t>2. Please stick to the topic.</w:t>
+        <w:t>这次上诉是法律上的最后一搏。</w:t>
+      </w:r>
+    </w:p>
+    <w:p>
+      <w:r>
+        <w:t>2. They tried a Hail Mary to save the contract.</w:t>
         <w:br/>
-        <w:t>请不要偏离话题。</w:t>
-      </w:r>
-    </w:p>
-    <w:p>
-      <w:r>
-        <w:t>3. She stuck to her budget all month.</w:t>
+        <w:t>他们孤注一掷地尝试挽救合同。</w:t>
+      </w:r>
+    </w:p>
+    <w:p>
+      <w:r>
+        <w:t>3. Don't build your strategy around a Hail Mary.</w:t>
         <w:br/>
-        <w:t>她整个月都控制在预算内。</w:t>
+        <w:t>别把策略押在最后的侥幸一搏上。</w:t>
       </w:r>
     </w:p>
     <w:p>
@@ -1819,43 +3082,43 @@
         <w:pStyle w:val="Heading2"/>
       </w:pPr>
       <w:r>
-        <w:t>05. in the first place  ·  00:27:14</w:t>
-      </w:r>
-    </w:p>
-    <w:p>
-      <w:r>
-        <w:t>起初；当初；本来</w:t>
-      </w:r>
-    </w:p>
-    <w:p>
-      <w:r>
-        <w:t>本集义：起初；当初；本来</w:t>
-      </w:r>
-    </w:p>
-    <w:p>
-      <w:r>
-        <w:t>用法：常追问最初原因，也可强调本不该做某事。</w:t>
-      </w:r>
-    </w:p>
-    <w:p>
-      <w:r>
-        <w:t>1. Why did you buy it in the first place?</w:t>
+        <w:t>04. egalitarian · 关键词</w:t>
+      </w:r>
+    </w:p>
+    <w:p>
+      <w:r>
+        <w:t>平等主义的；主张人人平等的</w:t>
+      </w:r>
+    </w:p>
+    <w:p>
+      <w:r>
+        <w:t>回看 00:15:36 · 字幕中出现：egalitarian</w:t>
+      </w:r>
+    </w:p>
+    <w:p>
+      <w:r>
+        <w:t>egalitarian society/approach；与单纯 identical 相同区分。</w:t>
+      </w:r>
+    </w:p>
+    <w:p>
+      <w:r>
+        <w:t>1. They adopted an egalitarian pay structure.</w:t>
         <w:br/>
-        <w:t>你当初为什么买它？</w:t>
-      </w:r>
-    </w:p>
-    <w:p>
-      <w:r>
-        <w:t>2. We should have checked the address in the first place.</w:t>
+        <w:t>他们采用了平等主义的薪酬结构。</w:t>
+      </w:r>
+    </w:p>
+    <w:p>
+      <w:r>
+        <w:t>2. She favours a more egalitarian society.</w:t>
         <w:br/>
-        <w:t>我们一开始就该核对地址。</w:t>
-      </w:r>
-    </w:p>
-    <w:p>
-      <w:r>
-        <w:t>3. I never wanted the job in the first place.</w:t>
+        <w:t>她支持一个更平等的社会。</w:t>
+      </w:r>
+    </w:p>
+    <w:p>
+      <w:r>
+        <w:t>3. The team described its culture as egalitarian.</w:t>
         <w:br/>
-        <w:t>我本来就不想要这份工作。</w:t>
+        <w:t>团队称自己的文化强调平等。</w:t>
       </w:r>
     </w:p>
     <w:p>
@@ -1863,43 +3126,43 @@
         <w:pStyle w:val="Heading2"/>
       </w:pPr>
       <w:r>
-        <w:t>06. for good  ·  00:28:11</w:t>
-      </w:r>
-    </w:p>
-    <w:p>
-      <w:r>
-        <w:t>永远地；彻底地</w:t>
-      </w:r>
-    </w:p>
-    <w:p>
-      <w:r>
-        <w:t>本集义：永远地；彻底地</w:t>
-      </w:r>
-    </w:p>
-    <w:p>
-      <w:r>
-        <w:t>用法：表示永久改变；不同于 for a good reason 出于充分理由。</w:t>
-      </w:r>
-    </w:p>
-    <w:p>
-      <w:r>
-        <w:t>1. The shop has closed for good.</w:t>
+        <w:t>05. portfolio · 关键词</w:t>
+      </w:r>
+    </w:p>
+    <w:p>
+      <w:r>
+        <w:t>投资组合；业务或作品集</w:t>
+      </w:r>
+    </w:p>
+    <w:p>
+      <w:r>
+        <w:t>回看 00:23:19 · 字幕中出现：portfolio</w:t>
+      </w:r>
+    </w:p>
+    <w:p>
+      <w:r>
+        <w:t>金融语境指持有的投资组合；也用于客户、项目或创作作品。</w:t>
+      </w:r>
+    </w:p>
+    <w:p>
+      <w:r>
+        <w:t>1. She reviewed her investment portfolio.</w:t>
         <w:br/>
-        <w:t>这家店永久关闭了。</w:t>
-      </w:r>
-    </w:p>
-    <w:p>
-      <w:r>
-        <w:t>2. Are you moving away for good?</w:t>
+        <w:t>她审视了自己的投资组合。</w:t>
+      </w:r>
+    </w:p>
+    <w:p>
+      <w:r>
+        <w:t>2. The firm has a diverse client portfolio.</w:t>
         <w:br/>
-        <w:t>你是要永久搬走吗？</w:t>
-      </w:r>
-    </w:p>
-    <w:p>
-      <w:r>
-        <w:t>3. I finally fixed the problem for good.</w:t>
+        <w:t>公司的客户组合很多样。</w:t>
+      </w:r>
+    </w:p>
+    <w:p>
+      <w:r>
+        <w:t>3. He submitted a portfolio of design work.</w:t>
         <w:br/>
-        <w:t>我终于彻底解决了这个问题。</w:t>
+        <w:t>他提交了一份设计作品集。</w:t>
       </w:r>
     </w:p>
     <w:p>
@@ -1907,7 +3170,169 @@
         <w:pStyle w:val="Heading2"/>
       </w:pPr>
       <w:r>
-        <w:t>07. felony  ·  00:28:36</w:t>
+        <w:t>06. interstate · 关键词</w:t>
+      </w:r>
+    </w:p>
+    <w:p>
+      <w:r>
+        <w:t>州与州之间的</w:t>
+      </w:r>
+    </w:p>
+    <w:p>
+      <w:r>
+        <w:t>回看 00:23:31 · 字幕中出现：Interstate</w:t>
+      </w:r>
+    </w:p>
+    <w:p>
+      <w:r>
+        <w:t>美国语境常见 interstate commerce；也可作名词指州际公路。</w:t>
+      </w:r>
+    </w:p>
+    <w:p>
+      <w:r>
+        <w:t>1. The case involved interstate commerce.</w:t>
+        <w:br/>
+        <w:t>此案涉及州际商业活动。</w:t>
+      </w:r>
+    </w:p>
+    <w:p>
+      <w:r>
+        <w:t>2. They operate an interstate transport service.</w:t>
+        <w:br/>
+        <w:t>他们运营州际运输服务。</w:t>
+      </w:r>
+    </w:p>
+    <w:p>
+      <w:r>
+        <w:t>3. We joined the interstate outside town.</w:t>
+        <w:br/>
+        <w:t>我们在城外驶上州际公路。</w:t>
+      </w:r>
+    </w:p>
+    <w:p>
+      <w:pPr>
+        <w:pStyle w:val="Heading2"/>
+      </w:pPr>
+      <w:r>
+        <w:t>07. touch-and-go · 关键词</w:t>
+      </w:r>
+    </w:p>
+    <w:p>
+      <w:r>
+        <w:t>结果难料的；险些失败的</w:t>
+      </w:r>
+    </w:p>
+    <w:p>
+      <w:r>
+        <w:t>回看 00:16:46 · 字幕中出现：touch-and-go</w:t>
+      </w:r>
+    </w:p>
+    <w:p>
+      <w:r>
+        <w:t>通常作表语，强调危险或成败未定。</w:t>
+      </w:r>
+    </w:p>
+    <w:p>
+      <w:r>
+        <w:t>1. It was touch-and-go for a while.</w:t>
+        <w:br/>
+        <w:t>有一阵子情况很悬。</w:t>
+      </w:r>
+    </w:p>
+    <w:p>
+      <w:r>
+        <w:t>2. The rescue remained touch-and-go.</w:t>
+        <w:br/>
+        <w:t>营救结果仍难以预料。</w:t>
+      </w:r>
+    </w:p>
+    <w:p>
+      <w:r>
+        <w:t>3. Getting the deal signed was touch-and-go.</w:t>
+        <w:br/>
+        <w:t>能否签下交易一度很悬。</w:t>
+      </w:r>
+    </w:p>
+    <w:p>
+      <w:pPr>
+        <w:pStyle w:val="Heading2"/>
+      </w:pPr>
+      <w:r>
+        <w:t>汉译英与复述</w:t>
+      </w:r>
+    </w:p>
+    <w:p>
+      <w:r>
+        <w:t>1. 她从事监管合规工作。</w:t>
+      </w:r>
+    </w:p>
+    <w:p>
+      <w:r>
+        <w:t>2. 她支持一个更平等的社会。</w:t>
+      </w:r>
+    </w:p>
+    <w:p>
+      <w:r>
+        <w:t>3. 营救结果仍难以预料。</w:t>
+      </w:r>
+    </w:p>
+    <w:p>
+      <w:r>
+        <w:t>参考答案：</w:t>
+      </w:r>
+    </w:p>
+    <w:p>
+      <w:r>
+        <w:t>1. She works in regulatory compliance. [compliance]</w:t>
+      </w:r>
+    </w:p>
+    <w:p>
+      <w:r>
+        <w:t>2. She favours a more egalitarian society. [egalitarian]</w:t>
+      </w:r>
+    </w:p>
+    <w:p>
+      <w:r>
+        <w:t>3. The rescue remained touch-and-go. [touch-and-go]</w:t>
+      </w:r>
+    </w:p>
+    <w:p>
+      <w:r>
+        <w:br w:type="page"/>
+      </w:r>
+    </w:p>
+    <w:p>
+      <w:pPr>
+        <w:pStyle w:val="Heading1"/>
+      </w:pPr>
+      <w:r>
+        <w:t>S02E09 · Nailed</w:t>
+      </w:r>
+    </w:p>
+    <w:p>
+      <w:pPr>
+        <w:pStyle w:val="Heading2"/>
+      </w:pPr>
+      <w:r>
+        <w:t>英文内容梗概（75 words）</w:t>
+      </w:r>
+    </w:p>
+    <w:p>
+      <w:r>
+        <w:t>Chuck's Mesa Verde application fails because of the altered address. He becomes convinced that Jimmy manipulated the documents, while Kim benefits from the bank's renewed interest. Jimmy pressures a copy-shop employee to support his version of events. Chuck investigates in person and collapses, forcing Jimmy to choose between concealment and helping him. Mike successfully robs a Salamanca truck, but learns that an innocent witness was killed afterward, changing his assessment of what the operation achieved.</w:t>
+      </w:r>
+    </w:p>
+    <w:p>
+      <w:r>
+        <w:t>双语字幕原始来源（整季合集）：https://subhd.tv/a/pQvIgk</w:t>
+      </w:r>
+    </w:p>
+    <w:p>
+      <w:pPr>
+        <w:pStyle w:val="Heading2"/>
+      </w:pPr>
+      <w:r>
+        <w:t>01. felony · 关键词</w:t>
       </w:r>
     </w:p>
     <w:p>
@@ -1917,12 +3342,12 @@
     </w:p>
     <w:p>
       <w:r>
-        <w:t>本集义：重罪</w:t>
-      </w:r>
-    </w:p>
-    <w:p>
-      <w:r>
-        <w:t>用法：美国刑事分类用语；具体定义和后果依司法辖区及法律而定。</w:t>
+        <w:t>回看 00:46:33 · 字幕中出现：felony</w:t>
+      </w:r>
+    </w:p>
+    <w:p>
+      <w:r>
+        <w:t>美国刑事分类用语；具体定义和后果依司法辖区及法律而定。</w:t>
       </w:r>
     </w:p>
     <w:p>
@@ -1951,43 +3376,43 @@
         <w:pStyle w:val="Heading2"/>
       </w:pPr>
       <w:r>
-        <w:t>08. be able to  ·  00:30:20</w:t>
-      </w:r>
-    </w:p>
-    <w:p>
-      <w:r>
-        <w:t>能够；有能力或条件做</w:t>
-      </w:r>
-    </w:p>
-    <w:p>
-      <w:r>
-        <w:t>本集义：能够；有能力或条件做</w:t>
-      </w:r>
-    </w:p>
-    <w:p>
-      <w:r>
-        <w:t>用法：后接原形；时态变化落在 be 上。</w:t>
-      </w:r>
-    </w:p>
-    <w:p>
-      <w:r>
-        <w:t>1. Will you be able to join us?</w:t>
+        <w:t>02. fraud · 关键词</w:t>
+      </w:r>
+    </w:p>
+    <w:p>
+      <w:r>
+        <w:t>欺诈</w:t>
+      </w:r>
+    </w:p>
+    <w:p>
+      <w:r>
+        <w:t>回看 00:23:27 · 字幕中出现：fraud</w:t>
+      </w:r>
+    </w:p>
+    <w:p>
+      <w:r>
+        <w:t>法律或商务语境指欺骗行为；a fraud 也可指骗子或冒牌者。</w:t>
+      </w:r>
+    </w:p>
+    <w:p>
+      <w:r>
+        <w:t>1. The bank investigated possible fraud.</w:t>
         <w:br/>
-        <w:t>你能参加吗？</w:t>
-      </w:r>
-    </w:p>
-    <w:p>
-      <w:r>
-        <w:t>2. I wasn't able to open the file.</w:t>
+        <w:t>银行调查了可能的欺诈行为。</w:t>
+      </w:r>
+    </w:p>
+    <w:p>
+      <w:r>
+        <w:t>2. The company introduced fraud prevention training.</w:t>
         <w:br/>
-        <w:t>我没能打开文件。</w:t>
-      </w:r>
-    </w:p>
-    <w:p>
-      <w:r>
-        <w:t>3. She hopes to be able to travel next month.</w:t>
+        <w:t>公司开展了防欺诈培训。</w:t>
+      </w:r>
+    </w:p>
+    <w:p>
+      <w:r>
+        <w:t>3. She realized the offer was a fraud.</w:t>
         <w:br/>
-        <w:t>她希望下个月能旅行。</w:t>
+        <w:t>她意识到那个邀约是骗局。</w:t>
       </w:r>
     </w:p>
     <w:p>
@@ -1995,43 +3420,43 @@
         <w:pStyle w:val="Heading2"/>
       </w:pPr>
       <w:r>
-        <w:t>09. check out  ·  00:35:46</w:t>
-      </w:r>
-    </w:p>
-    <w:p>
-      <w:r>
-        <w:t>查看；了解；退房；结账</w:t>
-      </w:r>
-    </w:p>
-    <w:p>
-      <w:r>
-        <w:t>本集义：查看；了解；退房；结账</w:t>
-      </w:r>
-    </w:p>
-    <w:p>
-      <w:r>
-        <w:t>用法：多义短语；check someone out 有时指打量某人。</w:t>
-      </w:r>
-    </w:p>
-    <w:p>
-      <w:r>
-        <w:t>1. Check out this new café.</w:t>
+        <w:t>03. forgery · 关键词</w:t>
+      </w:r>
+    </w:p>
+    <w:p>
+      <w:r>
+        <w:t>伪造文件或签名；伪造品</w:t>
+      </w:r>
+    </w:p>
+    <w:p>
+      <w:r>
+        <w:t>回看 00:21:05 · 字幕中出现：forgery</w:t>
+      </w:r>
+    </w:p>
+    <w:p>
+      <w:r>
+        <w:t>与诈骗 fraud 不完全相同；可指行为或具体伪造物。</w:t>
+      </w:r>
+    </w:p>
+    <w:p>
+      <w:r>
+        <w:t>1. The signature was a forgery.</w:t>
         <w:br/>
-        <w:t>看看这家新咖啡馆。</w:t>
-      </w:r>
-    </w:p>
-    <w:p>
-      <w:r>
-        <w:t>2. We need to check out before noon.</w:t>
+        <w:t>签名是伪造的。</w:t>
+      </w:r>
+    </w:p>
+    <w:p>
+      <w:r>
+        <w:t>2. He faced a charge of forgery.</w:t>
         <w:br/>
-        <w:t>我们需要中午前退房。</w:t>
-      </w:r>
-    </w:p>
-    <w:p>
-      <w:r>
-        <w:t>3. Can you check out the noise downstairs?</w:t>
+        <w:t>他面临伪造罪指控。</w:t>
+      </w:r>
+    </w:p>
+    <w:p>
+      <w:r>
+        <w:t>3. Experts examined the document for forgery.</w:t>
         <w:br/>
-        <w:t>你能去看看楼下的响声吗？</w:t>
+        <w:t>专家检查文件是否存在伪造。</w:t>
       </w:r>
     </w:p>
     <w:p>
@@ -2039,43 +3464,43 @@
         <w:pStyle w:val="Heading2"/>
       </w:pPr>
       <w:r>
-        <w:t>10. walk away  ·  00:36:40</w:t>
-      </w:r>
-    </w:p>
-    <w:p>
-      <w:r>
-        <w:t>走开；退出；放弃参与</w:t>
-      </w:r>
-    </w:p>
-    <w:p>
-      <w:r>
-        <w:t>本集义：走开；退出；放弃参与</w:t>
-      </w:r>
-    </w:p>
-    <w:p>
-      <w:r>
-        <w:t>用法：可接 from＋交易、关系或局面；既可字面也可比喻。</w:t>
-      </w:r>
-    </w:p>
-    <w:p>
-      <w:r>
-        <w:t>1. We walked away from the deal.</w:t>
+        <w:t>04. defraud · 关键词</w:t>
+      </w:r>
+    </w:p>
+    <w:p>
+      <w:r>
+        <w:t>欺诈以骗取钱财或权利</w:t>
+      </w:r>
+    </w:p>
+    <w:p>
+      <w:r>
+        <w:t>回看 00:22:38 · 字幕中出现：defrauded</w:t>
+      </w:r>
+    </w:p>
+    <w:p>
+      <w:r>
+        <w:t>defraud someone of something；比一般 deceive 更具体。</w:t>
+      </w:r>
+    </w:p>
+    <w:p>
+      <w:r>
+        <w:t>1. The scheme defrauded investors of millions.</w:t>
         <w:br/>
-        <w:t>我们退出了这笔交易。</w:t>
-      </w:r>
-    </w:p>
-    <w:p>
-      <w:r>
-        <w:t>2. Sometimes it's better to walk away.</w:t>
+        <w:t>骗局骗走了投资者数百万资金。</w:t>
+      </w:r>
+    </w:p>
+    <w:p>
+      <w:r>
+        <w:t>2. He denied intending to defraud the bank.</w:t>
         <w:br/>
-        <w:t>有时离开更好。</w:t>
-      </w:r>
-    </w:p>
-    <w:p>
-      <w:r>
-        <w:t>3. She wouldn't walk away without an answer.</w:t>
+        <w:t>他否认有意欺诈银行。</w:t>
+      </w:r>
+    </w:p>
+    <w:p>
+      <w:r>
+        <w:t>3. Customers were defrauded through false invoices.</w:t>
         <w:br/>
-        <w:t>没有答案，她不会离开。</w:t>
+        <w:t>客户因虚假发票而被骗。</w:t>
       </w:r>
     </w:p>
     <w:p>
@@ -2083,50 +3508,355 @@
         <w:pStyle w:val="Heading2"/>
       </w:pPr>
       <w:r>
-        <w:t>汉译英练习</w:t>
-      </w:r>
-    </w:p>
-    <w:p>
-      <w:r>
-        <w:t>1. 经理不在时由我负责。</w:t>
-      </w:r>
-    </w:p>
-    <w:p>
-      <w:r>
-        <w:t>2. 我们一开始就该核对地址。</w:t>
-      </w:r>
-    </w:p>
-    <w:p>
-      <w:r>
-        <w:t>3. 我们需要中午前退房。</w:t>
-      </w:r>
-    </w:p>
-    <w:p>
-      <w:r>
-        <w:t>口头输出：任选三个表达，说一段 30—60 秒的个人经历。</w:t>
+        <w:t>05. adversary · 关键词</w:t>
+      </w:r>
+    </w:p>
+    <w:p>
+      <w:r>
+        <w:t>对手；敌手</w:t>
+      </w:r>
+    </w:p>
+    <w:p>
+      <w:r>
+        <w:t>回看 00:39:26 · 字幕中出现：adversary</w:t>
+      </w:r>
+    </w:p>
+    <w:p>
+      <w:r>
+        <w:t>比 opponent 更强调敌对或竞争关系；adversary 与 adviser 不同。</w:t>
+      </w:r>
+    </w:p>
+    <w:p>
+      <w:r>
+        <w:t>1. She respected her courtroom adversary.</w:t>
+        <w:br/>
+        <w:t>她尊重法庭上的对手。</w:t>
+      </w:r>
+    </w:p>
+    <w:p>
+      <w:r>
+        <w:t>2. A former ally became his strongest adversary.</w:t>
+        <w:br/>
+        <w:t>昔日盟友成了他最强的对手。</w:t>
+      </w:r>
+    </w:p>
+    <w:p>
+      <w:r>
+        <w:t>3. Know what your adversary wants.</w:t>
+        <w:br/>
+        <w:t>弄清对手想要什么。</w:t>
       </w:r>
     </w:p>
     <w:p>
       <w:pPr>
-        <w:pStyle w:val="Heading3"/>
+        <w:pStyle w:val="Heading2"/>
       </w:pPr>
       <w:r>
-        <w:t>参考答案</w:t>
-      </w:r>
-    </w:p>
-    <w:p>
-      <w:r>
-        <w:t>1. I'm in charge while the manager is away.  [in charge]</w:t>
-      </w:r>
-    </w:p>
-    <w:p>
-      <w:r>
-        <w:t>2. We should have checked the address in the first place.  [in the first place]</w:t>
-      </w:r>
-    </w:p>
-    <w:p>
-      <w:r>
-        <w:t>3. We need to check out before noon.  [check out]</w:t>
+        <w:t>06. provisional · 关键词</w:t>
+      </w:r>
+    </w:p>
+    <w:p>
+      <w:r>
+        <w:t>暂定的；临时的</w:t>
+      </w:r>
+    </w:p>
+    <w:p>
+      <w:r>
+        <w:t>回看 00:10:29 · 字幕中出现：provisional</w:t>
+      </w:r>
+    </w:p>
+    <w:p>
+      <w:r>
+        <w:t>等待进一步确认或满足条件；provisional approval。</w:t>
+      </w:r>
+    </w:p>
+    <w:p>
+      <w:r>
+        <w:t>1. They reached a provisional agreement.</w:t>
+        <w:br/>
+        <w:t>他们达成了暂定协议。</w:t>
+      </w:r>
+    </w:p>
+    <w:p>
+      <w:r>
+        <w:t>2. Her acceptance was provisional.</w:t>
+        <w:br/>
+        <w:t>对她的录取是有条件的暂定安排。</w:t>
+      </w:r>
+    </w:p>
+    <w:p>
+      <w:r>
+        <w:t>3. The figures remain provisional.</w:t>
+        <w:br/>
+        <w:t>这些数字仍属暂定。</w:t>
+      </w:r>
+    </w:p>
+    <w:p>
+      <w:pPr>
+        <w:pStyle w:val="Heading2"/>
+      </w:pPr>
+      <w:r>
+        <w:t>07. leverage · 关键词</w:t>
+      </w:r>
+    </w:p>
+    <w:p>
+      <w:r>
+        <w:t>杠杆；借力获得的优势</w:t>
+      </w:r>
+    </w:p>
+    <w:p>
+      <w:r>
+        <w:t>回看 00:07:41 · 字幕中出现：leverage</w:t>
+      </w:r>
+    </w:p>
+    <w:p>
+      <w:r>
+        <w:t>金融 leverage 指用借入资金扩大敞口；谈判中指筹码。</w:t>
+      </w:r>
+    </w:p>
+    <w:p>
+      <w:r>
+        <w:t>本集用法：本集出现在银行杠杆比率的表述中，采用金融义。</w:t>
+      </w:r>
+    </w:p>
+    <w:p>
+      <w:r>
+        <w:t>1. The bank reduced its leverage ratio.</w:t>
+        <w:br/>
+        <w:t>银行降低了杠杆比率。</w:t>
+      </w:r>
+    </w:p>
+    <w:p>
+      <w:r>
+        <w:t>2. They used the deadline as leverage.</w:t>
+        <w:br/>
+        <w:t>他们把截止日期当作谈判筹码。</w:t>
+      </w:r>
+    </w:p>
+    <w:p>
+      <w:r>
+        <w:t>3. High leverage can amplify losses.</w:t>
+        <w:br/>
+        <w:t>高杠杆可能放大损失。</w:t>
+      </w:r>
+    </w:p>
+    <w:p>
+      <w:pPr>
+        <w:pStyle w:val="Heading2"/>
+      </w:pPr>
+      <w:r>
+        <w:t>08. discrepancy · 关键词</w:t>
+      </w:r>
+    </w:p>
+    <w:p>
+      <w:r>
+        <w:t>不一致；差异</w:t>
+      </w:r>
+    </w:p>
+    <w:p>
+      <w:r>
+        <w:t>回看 00:09:47 · 字幕中出现：discrepancy</w:t>
+      </w:r>
+    </w:p>
+    <w:p>
+      <w:r>
+        <w:t>常指两份记录、说法或数字不符。</w:t>
+      </w:r>
+    </w:p>
+    <w:p>
+      <w:r>
+        <w:t>1. There is a discrepancy between the two invoices.</w:t>
+        <w:br/>
+        <w:t>两张发票存在差异。</w:t>
+      </w:r>
+    </w:p>
+    <w:p>
+      <w:r>
+        <w:t>2. The audit found several discrepancies.</w:t>
+        <w:br/>
+        <w:t>审计发现了几处不一致。</w:t>
+      </w:r>
+    </w:p>
+    <w:p>
+      <w:r>
+        <w:t>3. Can you explain the discrepancy?</w:t>
+        <w:br/>
+        <w:t>你能解释这个出入吗？</w:t>
+      </w:r>
+    </w:p>
+    <w:p>
+      <w:pPr>
+        <w:pStyle w:val="Heading2"/>
+      </w:pPr>
+      <w:r>
+        <w:t>09. falsify · 关键词</w:t>
+      </w:r>
+    </w:p>
+    <w:p>
+      <w:r>
+        <w:t>伪造；篡改</w:t>
+      </w:r>
+    </w:p>
+    <w:p>
+      <w:r>
+        <w:t>回看 00:23:27 · 字幕中出现：falsifying</w:t>
+      </w:r>
+    </w:p>
+    <w:p>
+      <w:r>
+        <w:t>falsify records；研究中也可指证伪理论，须分语境。</w:t>
+      </w:r>
+    </w:p>
+    <w:p>
+      <w:r>
+        <w:t>1. The manager falsified expense records.</w:t>
+        <w:br/>
+        <w:t>经理篡改了费用记录。</w:t>
+      </w:r>
+    </w:p>
+    <w:p>
+      <w:r>
+        <w:t>2. They were accused of falsifying signatures.</w:t>
+        <w:br/>
+        <w:t>他们被控伪造签名。</w:t>
+      </w:r>
+    </w:p>
+    <w:p>
+      <w:r>
+        <w:t>3. One counterexample may falsify the hypothesis.</w:t>
+        <w:br/>
+        <w:t>一个反例可能证伪该假说。</w:t>
+      </w:r>
+    </w:p>
+    <w:p>
+      <w:pPr>
+        <w:pStyle w:val="Heading2"/>
+      </w:pPr>
+      <w:r>
+        <w:t>10. adjournment · 关键词</w:t>
+      </w:r>
+    </w:p>
+    <w:p>
+      <w:r>
+        <w:t>休庭；延期</w:t>
+      </w:r>
+    </w:p>
+    <w:p>
+      <w:r>
+        <w:t>回看 00:09:58 · 字幕中出现：adjournment</w:t>
+      </w:r>
+    </w:p>
+    <w:p>
+      <w:r>
+        <w:t>名词；动词 adjourn，常见 request an adjournment。</w:t>
+      </w:r>
+    </w:p>
+    <w:p>
+      <w:r>
+        <w:t>1. Counsel requested a brief adjournment.</w:t>
+        <w:br/>
+        <w:t>律师申请短暂休庭。</w:t>
+      </w:r>
+    </w:p>
+    <w:p>
+      <w:r>
+        <w:t>2. The adjournment gave both sides more time.</w:t>
+        <w:br/>
+        <w:t>延期给了双方更多时间。</w:t>
+      </w:r>
+    </w:p>
+    <w:p>
+      <w:r>
+        <w:t>3. The judge refused another adjournment.</w:t>
+        <w:br/>
+        <w:t>法官拒绝再次延期。</w:t>
+      </w:r>
+    </w:p>
+    <w:p>
+      <w:pPr>
+        <w:pStyle w:val="Heading2"/>
+      </w:pPr>
+      <w:r>
+        <w:t>11. breaking and entering · 词组 / 术语</w:t>
+      </w:r>
+    </w:p>
+    <w:p>
+      <w:r>
+        <w:t>破门或非法进入建筑的行为</w:t>
+      </w:r>
+    </w:p>
+    <w:p>
+      <w:r>
+        <w:t>回看 00:23:27 · 字幕中出现：breaking and entering</w:t>
+      </w:r>
+    </w:p>
+    <w:p>
+      <w:r>
+        <w:t>法律定性依地区及具体事实；不是任何“进入”都构成该罪。</w:t>
+      </w:r>
+    </w:p>
+    <w:p>
+      <w:r>
+        <w:t>1. Police found evidence of breaking and entering.</w:t>
+        <w:br/>
+        <w:t>警方发现了非法闯入的证据。</w:t>
+      </w:r>
+    </w:p>
+    <w:p>
+      <w:r>
+        <w:t>2. The charge involved breaking and entering.</w:t>
+        <w:br/>
+        <w:t>指控涉及非法闯入建筑。</w:t>
+      </w:r>
+    </w:p>
+    <w:p>
+      <w:r>
+        <w:t>3. An unlocked door does not automatically settle a breaking-and-entering case.</w:t>
+        <w:br/>
+        <w:t>门没锁并不能自动决定非法闯入案的结论。</w:t>
+      </w:r>
+    </w:p>
+    <w:p>
+      <w:pPr>
+        <w:pStyle w:val="Heading2"/>
+      </w:pPr>
+      <w:r>
+        <w:t>汉译英与复述</w:t>
+      </w:r>
+    </w:p>
+    <w:p>
+      <w:r>
+        <w:t>1. 表格询问是否有重罪定罪记录。</w:t>
+      </w:r>
+    </w:p>
+    <w:p>
+      <w:r>
+        <w:t>2. 对她的录取是有条件的暂定安排。</w:t>
+      </w:r>
+    </w:p>
+    <w:p>
+      <w:r>
+        <w:t>3. 指控涉及非法闯入建筑。</w:t>
+      </w:r>
+    </w:p>
+    <w:p>
+      <w:r>
+        <w:t>参考答案：</w:t>
+      </w:r>
+    </w:p>
+    <w:p>
+      <w:r>
+        <w:t>1. The form asks about felony convictions. [felony]</w:t>
+      </w:r>
+    </w:p>
+    <w:p>
+      <w:r>
+        <w:t>2. Her acceptance was provisional. [provisional]</w:t>
+      </w:r>
+    </w:p>
+    <w:p>
+      <w:r>
+        <w:t>3. The charge involved breaking and entering. [breaking and entering]</w:t>
       </w:r>
     </w:p>
     <w:p>
@@ -2139,61 +3869,25 @@
         <w:pStyle w:val="Heading1"/>
       </w:pPr>
       <w:r>
-        <w:t>S02E05  Rebecca</w:t>
-      </w:r>
-    </w:p>
-    <w:p>
-      <w:hyperlink r:id="rId9">
-        <w:r>
-          <w:rPr>
-            <w:color w:val="245E4D"/>
-          </w:rPr>
-          <w:t>本季字幕来源</w:t>
-        </w:r>
-      </w:hyperlink>
+        <w:t>S02E10 · Klick</w:t>
+      </w:r>
     </w:p>
     <w:p>
       <w:pPr>
         <w:pStyle w:val="Heading2"/>
       </w:pPr>
       <w:r>
-        <w:t>01. get rid of  ·  00:02:26</w:t>
-      </w:r>
-    </w:p>
-    <w:p>
-      <w:r>
-        <w:t>摆脱；清除；扔掉</w:t>
-      </w:r>
-    </w:p>
-    <w:p>
-      <w:r>
-        <w:t>本集义：摆脱；清除；扔掉</w:t>
-      </w:r>
-    </w:p>
-    <w:p>
-      <w:r>
-        <w:t>用法：后接不想要的人或事物；谈论人时可能显得无情。</w:t>
-      </w:r>
-    </w:p>
-    <w:p>
-      <w:r>
-        <w:t>1. I need to get rid of these old boxes.</w:t>
-        <w:br/>
-        <w:t>我得扔掉这些旧箱子。</w:t>
-      </w:r>
-    </w:p>
-    <w:p>
-      <w:r>
-        <w:t>2. How can we get rid of the smell?</w:t>
-        <w:br/>
-        <w:t>我们怎么才能除掉这股味道？</w:t>
-      </w:r>
-    </w:p>
-    <w:p>
-      <w:r>
-        <w:t>3. They got rid of an unnecessary approval step.</w:t>
-        <w:br/>
-        <w:t>他们取消了一个不必要的审批步骤。</w:t>
+        <w:t>英文内容梗概（72 words）</w:t>
+      </w:r>
+    </w:p>
+    <w:p>
+      <w:r>
+        <w:t>Chuck recovers after his collapse and presents himself as unable to continue practising law. Worried about his brother, Jimmy admits to altering the Mesa Verde documents. Chuck has secretly recorded the confession, turning an act of reassurance into potential evidence. Meanwhile, Mike prepares to shoot Hector but is interrupted by a warning left on his car. The season ends with both men's plans checked by opponents who understand more than they expected.</w:t>
+      </w:r>
+    </w:p>
+    <w:p>
+      <w:r>
+        <w:t>双语字幕原始来源（整季合集）：https://subhd.tv/a/pQvIgk</w:t>
       </w:r>
     </w:p>
     <w:p>
@@ -2201,43 +3895,43 @@
         <w:pStyle w:val="Heading2"/>
       </w:pPr>
       <w:r>
-        <w:t>02. actually  ·  00:04:53</w:t>
-      </w:r>
-    </w:p>
-    <w:p>
-      <w:r>
-        <w:t>其实；实际上</w:t>
-      </w:r>
-    </w:p>
-    <w:p>
-      <w:r>
-        <w:t>本集义：其实；实际上</w:t>
-      </w:r>
-    </w:p>
-    <w:p>
-      <w:r>
-        <w:t>用法：常用于纠正或补充真实情况；不等于 currently 目前。</w:t>
-      </w:r>
-    </w:p>
-    <w:p>
-      <w:r>
-        <w:t>1. I actually prefer the smaller room.</w:t>
+        <w:t>01. felony · 关键词</w:t>
+      </w:r>
+    </w:p>
+    <w:p>
+      <w:r>
+        <w:t>重罪</w:t>
+      </w:r>
+    </w:p>
+    <w:p>
+      <w:r>
+        <w:t>回看 00:46:55 · 字幕中出现：felony</w:t>
+      </w:r>
+    </w:p>
+    <w:p>
+      <w:r>
+        <w:t>美国刑事分类用语；具体定义和后果依司法辖区及法律而定。</w:t>
+      </w:r>
+    </w:p>
+    <w:p>
+      <w:r>
+        <w:t>1. He was charged with a felony.</w:t>
         <w:br/>
-        <w:t>其实我更喜欢小房间。</w:t>
-      </w:r>
-    </w:p>
-    <w:p>
-      <w:r>
-        <w:t>2. Actually, the meeting is on Wednesday.</w:t>
+        <w:t>他被控犯有重罪。</w:t>
+      </w:r>
+    </w:p>
+    <w:p>
+      <w:r>
+        <w:t>2. The form asks about felony convictions.</w:t>
         <w:br/>
-        <w:t>其实会议在周三。</w:t>
-      </w:r>
-    </w:p>
-    <w:p>
-      <w:r>
-        <w:t>3. Did you actually read the whole report?</w:t>
+        <w:t>表格询问是否有重罪定罪记录。</w:t>
+      </w:r>
+    </w:p>
+    <w:p>
+      <w:r>
+        <w:t>3. The lawyer explained the difference between a felony and a misdemeanor.</w:t>
         <w:br/>
-        <w:t>你真的读完整份报告了吗？</w:t>
+        <w:t>律师解释了重罪和轻罪的区别。</w:t>
       </w:r>
     </w:p>
     <w:p>
@@ -2245,43 +3939,43 @@
         <w:pStyle w:val="Heading2"/>
       </w:pPr>
       <w:r>
-        <w:t>03. believe me  ·  00:06:44</w:t>
-      </w:r>
-    </w:p>
-    <w:p>
-      <w:r>
-        <w:t>相信我</w:t>
-      </w:r>
-    </w:p>
-    <w:p>
-      <w:r>
-        <w:t>本集义：相信我</w:t>
-      </w:r>
-    </w:p>
-    <w:p>
-      <w:r>
-        <w:t>用法：强调个人经验或保证；频繁使用可能显得强势。</w:t>
-      </w:r>
-    </w:p>
-    <w:p>
-      <w:r>
-        <w:t>1. Believe me, the early train is quieter.</w:t>
+        <w:t>02. disbarment · 关键词</w:t>
+      </w:r>
+    </w:p>
+    <w:p>
+      <w:r>
+        <w:t>取消律师执业资格</w:t>
+      </w:r>
+    </w:p>
+    <w:p>
+      <w:r>
+        <w:t>回看 00:42:34 · 字幕中出现：disbarred</w:t>
+      </w:r>
+    </w:p>
+    <w:p>
+      <w:r>
+        <w:t>比暂时 suspension 更严重；动词 disbar。</w:t>
+      </w:r>
+    </w:p>
+    <w:p>
+      <w:r>
+        <w:t>1. The misconduct could lead to disbarment.</w:t>
         <w:br/>
-        <w:t>相信我，早班火车更安静。</w:t>
-      </w:r>
-    </w:p>
-    <w:p>
-      <w:r>
-        <w:t>2. It's harder than it looks, believe me.</w:t>
+        <w:t>不当行为可能导致吊销律师资格。</w:t>
+      </w:r>
+    </w:p>
+    <w:p>
+      <w:r>
+        <w:t>2. He faced disbarment after falsifying records.</w:t>
         <w:br/>
-        <w:t>相信我，这比看起来难。</w:t>
-      </w:r>
-    </w:p>
-    <w:p>
-      <w:r>
-        <w:t>3. Believe me, I understand why you're upset.</w:t>
+        <w:t>他因伪造记录面临取消执业资格。</w:t>
+      </w:r>
+    </w:p>
+    <w:p>
+      <w:r>
+        <w:t>3. Disbarment ended her legal practice.</w:t>
         <w:br/>
-        <w:t>相信我，我理解你为什么难过。</w:t>
+        <w:t>取消资格终结了她的律师执业。</w:t>
       </w:r>
     </w:p>
     <w:p>
@@ -2289,43 +3983,43 @@
         <w:pStyle w:val="Heading2"/>
       </w:pPr>
       <w:r>
-        <w:t>04. defendant  ·  00:11:24</w:t>
-      </w:r>
-    </w:p>
-    <w:p>
-      <w:r>
-        <w:t>被告</w:t>
-      </w:r>
-    </w:p>
-    <w:p>
-      <w:r>
-        <w:t>本集义：被告</w:t>
-      </w:r>
-    </w:p>
-    <w:p>
-      <w:r>
-        <w:t>用法：可用于刑事或民事案件；不是所有案件里的被告都已被定罪。</w:t>
-      </w:r>
-    </w:p>
-    <w:p>
-      <w:r>
-        <w:t>1. The defendant entered the courtroom.</w:t>
+        <w:t>03. guardianship · 关键词</w:t>
+      </w:r>
+    </w:p>
+    <w:p>
+      <w:r>
+        <w:t>监护权；监护安排</w:t>
+      </w:r>
+    </w:p>
+    <w:p>
+      <w:r>
+        <w:t>回看 00:10:18 · 字幕中出现：Guardianship</w:t>
+      </w:r>
+    </w:p>
+    <w:p>
+      <w:r>
+        <w:t>法律术语，与 custody 的范围并不完全相同。</w:t>
+      </w:r>
+    </w:p>
+    <w:p>
+      <w:r>
+        <w:t>1. The family sought temporary guardianship.</w:t>
         <w:br/>
-        <w:t>被告走进法庭。</w:t>
-      </w:r>
-    </w:p>
-    <w:p>
-      <w:r>
-        <w:t>2. The defendant denied the allegation.</w:t>
+        <w:t>家属申请临时监护。</w:t>
+      </w:r>
+    </w:p>
+    <w:p>
+      <w:r>
+        <w:t>2. The court reviewed the guardianship arrangement.</w:t>
         <w:br/>
-        <w:t>被告否认了指控。</w:t>
-      </w:r>
-    </w:p>
-    <w:p>
-      <w:r>
-        <w:t>3. How many defendants are named in the case?</w:t>
+        <w:t>法院审查了监护安排。</w:t>
+      </w:r>
+    </w:p>
+    <w:p>
+      <w:r>
+        <w:t>3. Guardianship can involve substantial responsibilities.</w:t>
         <w:br/>
-        <w:t>这个案件列了多少名被告？</w:t>
+        <w:t>监护可能涉及重大责任。</w:t>
       </w:r>
     </w:p>
     <w:p>
@@ -2333,43 +4027,43 @@
         <w:pStyle w:val="Heading2"/>
       </w:pPr>
       <w:r>
-        <w:t>05. you bet  ·  00:19:14</w:t>
-      </w:r>
-    </w:p>
-    <w:p>
-      <w:r>
-        <w:t>当然；没问题；不客气</w:t>
-      </w:r>
-    </w:p>
-    <w:p>
-      <w:r>
-        <w:t>本集义：当然；没问题；不客气</w:t>
-      </w:r>
-    </w:p>
-    <w:p>
-      <w:r>
-        <w:t>用法：美式口语；可回应请求或感谢，不是要求下注。</w:t>
-      </w:r>
-    </w:p>
-    <w:p>
-      <w:r>
-        <w:t>1. Can you help me tomorrow? — You bet.</w:t>
+        <w:t>04. consent · 关键词</w:t>
+      </w:r>
+    </w:p>
+    <w:p>
+      <w:r>
+        <w:t>同意；许可</w:t>
+      </w:r>
+    </w:p>
+    <w:p>
+      <w:r>
+        <w:t>回看 00:08:26 · 字幕中出现：consent</w:t>
+      </w:r>
+    </w:p>
+    <w:p>
+      <w:r>
+        <w:t>可作名词或动词；informed consent 是知情同意。</w:t>
+      </w:r>
+    </w:p>
+    <w:p>
+      <w:r>
+        <w:t>1. They acted without her consent.</w:t>
         <w:br/>
-        <w:t>明天能帮我吗？——当然。</w:t>
-      </w:r>
-    </w:p>
-    <w:p>
-      <w:r>
-        <w:t>2. Thanks for the ride. — You bet.</w:t>
+        <w:t>他们未经她同意就采取了行动。</w:t>
+      </w:r>
+    </w:p>
+    <w:p>
+      <w:r>
+        <w:t>2. He consented to the interview.</w:t>
         <w:br/>
-        <w:t>谢谢送我。——不客气。</w:t>
-      </w:r>
-    </w:p>
-    <w:p>
-      <w:r>
-        <w:t>3. Are you coming with us? — You bet!</w:t>
+        <w:t>他同意接受采访。</w:t>
+      </w:r>
+    </w:p>
+    <w:p>
+      <w:r>
+        <w:t>3. The form asks for informed consent.</w:t>
         <w:br/>
-        <w:t>你跟我们一起去吗？——当然！</w:t>
+        <w:t>表格要求取得知情同意。</w:t>
       </w:r>
     </w:p>
     <w:p>
@@ -2377,43 +4071,43 @@
         <w:pStyle w:val="Heading2"/>
       </w:pPr>
       <w:r>
-        <w:t>06. hold up  ·  00:22:25</w:t>
-      </w:r>
-    </w:p>
-    <w:p>
-      <w:r>
-        <w:t>等一下；耽搁；支撑；经受检验</w:t>
-      </w:r>
-    </w:p>
-    <w:p>
-      <w:r>
-        <w:t>本集义：等一下、先停下来。</w:t>
-      </w:r>
-    </w:p>
-    <w:p>
-      <w:r>
-        <w:t>用法：多义短语。hold up in court 指经得起法庭审查。</w:t>
-      </w:r>
-    </w:p>
-    <w:p>
-      <w:r>
-        <w:t>1. Hold up, I left my bag inside.</w:t>
+        <w:t>05. concussion · 关键词</w:t>
+      </w:r>
+    </w:p>
+    <w:p>
+      <w:r>
+        <w:t>脑震荡</w:t>
+      </w:r>
+    </w:p>
+    <w:p>
+      <w:r>
+        <w:t>回看 00:09:53 · 字幕中出现：concussion</w:t>
+      </w:r>
+    </w:p>
+    <w:p>
+      <w:r>
+        <w:t>可数名词；a concussion，常用于受伤及医疗场景。</w:t>
+      </w:r>
+    </w:p>
+    <w:p>
+      <w:r>
+        <w:t>1. The player suffered a concussion.</w:t>
         <w:br/>
-        <w:t>等一下，我把包落在里面了。</w:t>
-      </w:r>
-    </w:p>
-    <w:p>
-      <w:r>
-        <w:t>2. Traffic held us up for an hour.</w:t>
+        <w:t>球员发生了脑震荡。</w:t>
+      </w:r>
+    </w:p>
+    <w:p>
+      <w:r>
+        <w:t>2. Doctors checked him for a concussion.</w:t>
         <w:br/>
-        <w:t>交通堵塞耽误了我们一小时。</w:t>
-      </w:r>
-    </w:p>
-    <w:p>
-      <w:r>
-        <w:t>3. Will this explanation hold up under questioning?</w:t>
+        <w:t>医生检查他是否有脑震荡。</w:t>
+      </w:r>
+    </w:p>
+    <w:p>
+      <w:r>
+        <w:t>3. She needed time to recover from the concussion.</w:t>
         <w:br/>
-        <w:t>这个解释经得住追问吗？</w:t>
+        <w:t>她需要时间从脑震荡中恢复。</w:t>
       </w:r>
     </w:p>
     <w:p>
@@ -2421,43 +4115,43 @@
         <w:pStyle w:val="Heading2"/>
       </w:pPr>
       <w:r>
-        <w:t>07. district attorney  ·  00:25:05</w:t>
-      </w:r>
-    </w:p>
-    <w:p>
-      <w:r>
-        <w:t>地方检察官</w:t>
-      </w:r>
-    </w:p>
-    <w:p>
-      <w:r>
-        <w:t>本集义：地方检察官</w:t>
-      </w:r>
-    </w:p>
-    <w:p>
-      <w:r>
-        <w:t>用法：美国地方刑事检控职务；具体职责随司法辖区而异。</w:t>
-      </w:r>
-    </w:p>
-    <w:p>
-      <w:r>
-        <w:t>1. The district attorney announced the charges.</w:t>
+        <w:t>06. sedative · 关键词</w:t>
+      </w:r>
+    </w:p>
+    <w:p>
+      <w:r>
+        <w:t>镇静剂；起镇静作用的</w:t>
+      </w:r>
+    </w:p>
+    <w:p>
+      <w:r>
+        <w:t>回看 00:21:00 · 字幕中出现：sedative</w:t>
+      </w:r>
+    </w:p>
+    <w:p>
+      <w:r>
+        <w:t>名词或形容词；仅作词汇学习，不提供用药建议。</w:t>
+      </w:r>
+    </w:p>
+    <w:p>
+      <w:r>
+        <w:t>1. The chart recorded that a sedative had been given.</w:t>
         <w:br/>
-        <w:t>地方检察官宣布了指控。</w:t>
-      </w:r>
-    </w:p>
-    <w:p>
-      <w:r>
-        <w:t>2. She works in the district attorney's office.</w:t>
+        <w:t>病历记录已使用镇静剂。</w:t>
+      </w:r>
+    </w:p>
+    <w:p>
+      <w:r>
+        <w:t>2. The sedative began to wear off.</w:t>
         <w:br/>
-        <w:t>她在地方检察官办公室工作。</w:t>
-      </w:r>
-    </w:p>
-    <w:p>
-      <w:r>
-        <w:t>3. The district attorney reviewed the evidence.</w:t>
+        <w:t>镇静剂的作用开始消退。</w:t>
+      </w:r>
+    </w:p>
+    <w:p>
+      <w:r>
+        <w:t>3. The report mentioned a sedative effect.</w:t>
         <w:br/>
-        <w:t>地方检察官审查了证据。</w:t>
+        <w:t>报告提到镇静作用。</w:t>
       </w:r>
     </w:p>
     <w:p>
@@ -2465,43 +4159,43 @@
         <w:pStyle w:val="Heading2"/>
       </w:pPr>
       <w:r>
-        <w:t>08. let me know  ·  00:27:45</w:t>
-      </w:r>
-    </w:p>
-    <w:p>
-      <w:r>
-        <w:t>告诉我；通知我</w:t>
-      </w:r>
-    </w:p>
-    <w:p>
-      <w:r>
-        <w:t>本集义：告诉我；通知我</w:t>
-      </w:r>
-    </w:p>
-    <w:p>
-      <w:r>
-        <w:t>用法：常接 if、when、what 从句；是常用礼貌表达。</w:t>
-      </w:r>
-    </w:p>
-    <w:p>
-      <w:r>
-        <w:t>1. Let me know when you get home.</w:t>
+        <w:t>07. hypersensitivity · 关键词</w:t>
+      </w:r>
+    </w:p>
+    <w:p>
+      <w:r>
+        <w:t>过度敏感；超敏反应</w:t>
+      </w:r>
+    </w:p>
+    <w:p>
+      <w:r>
+        <w:t>回看 00:08:17 · 字幕中出现：hypersensitivity</w:t>
+      </w:r>
+    </w:p>
+    <w:p>
+      <w:r>
+        <w:t>剧中角色对电的自述不等于医学确认的病因；也有其他专业医学用法。</w:t>
+      </w:r>
+    </w:p>
+    <w:p>
+      <w:r>
+        <w:t>1. The character describes hypersensitivity to electricity.</w:t>
         <w:br/>
-        <w:t>到家告诉我一声。</w:t>
-      </w:r>
-    </w:p>
-    <w:p>
-      <w:r>
-        <w:t>2. Please let me know if the time changes.</w:t>
+        <w:t>角色自称对电过度敏感。</w:t>
+      </w:r>
+    </w:p>
+    <w:p>
+      <w:r>
+        <w:t>2. The novel portrays hypersensitivity to criticism.</w:t>
         <w:br/>
-        <w:t>如果时间有变，请通知我。</w:t>
-      </w:r>
-    </w:p>
-    <w:p>
-      <w:r>
-        <w:t>3. Let me know what you decide.</w:t>
+        <w:t>小说描绘了对批评的过度敏感。</w:t>
+      </w:r>
+    </w:p>
+    <w:p>
+      <w:r>
+        <w:t>3. The report discussed drug hypersensitivity.</w:t>
         <w:br/>
-        <w:t>决定好了告诉我。</w:t>
+        <w:t>报告讨论了药物超敏反应。</w:t>
       </w:r>
     </w:p>
     <w:p>
@@ -2509,138 +4203,42 @@
         <w:pStyle w:val="Heading2"/>
       </w:pPr>
       <w:r>
-        <w:t>09. I guess  ·  00:37:28</w:t>
-      </w:r>
-    </w:p>
-    <w:p>
-      <w:r>
-        <w:t>我想；大概吧</w:t>
-      </w:r>
-    </w:p>
-    <w:p>
-      <w:r>
-        <w:t>本集义：我想；大概吧</w:t>
-      </w:r>
-    </w:p>
-    <w:p>
-      <w:r>
-        <w:t>用法：表示推测、保留或勉强接受；比 I know 更不确定。</w:t>
-      </w:r>
-    </w:p>
-    <w:p>
-      <w:r>
-        <w:t>1. I guess the shop is closed.</w:t>
-        <w:br/>
-        <w:t>我想店关门了。</w:t>
-      </w:r>
-    </w:p>
-    <w:p>
-      <w:r>
-        <w:t>2. We could walk, I guess.</w:t>
-        <w:br/>
-        <w:t>我想我们也可以走路去。</w:t>
-      </w:r>
-    </w:p>
-    <w:p>
-      <w:r>
-        <w:t>3. I guess you're right about the cost.</w:t>
-        <w:br/>
-        <w:t>关于费用，我想你说得对。</w:t>
-      </w:r>
-    </w:p>
-    <w:p>
-      <w:pPr>
-        <w:pStyle w:val="Heading2"/>
-      </w:pPr>
-      <w:r>
-        <w:t>10. eventually  ·  00:39:40</w:t>
-      </w:r>
-    </w:p>
-    <w:p>
-      <w:r>
-        <w:t>最终；后来</w:t>
-      </w:r>
-    </w:p>
-    <w:p>
-      <w:r>
-        <w:t>本集义：最终；后来</w:t>
-      </w:r>
-    </w:p>
-    <w:p>
-      <w:r>
-        <w:t>用法：强调经过时间或过程后的结果；不是“可能”。</w:t>
-      </w:r>
-    </w:p>
-    <w:p>
-      <w:r>
-        <w:t>1. We eventually found the right entrance.</w:t>
-        <w:br/>
-        <w:t>我们最终找到了正确入口。</w:t>
-      </w:r>
-    </w:p>
-    <w:p>
-      <w:r>
-        <w:t>2. The noise eventually stopped.</w:t>
-        <w:br/>
-        <w:t>噪声后来停了。</w:t>
-      </w:r>
-    </w:p>
-    <w:p>
-      <w:r>
-        <w:t>3. You'll get more confident eventually.</w:t>
-        <w:br/>
-        <w:t>你最终会更自信。</w:t>
-      </w:r>
-    </w:p>
-    <w:p>
-      <w:pPr>
-        <w:pStyle w:val="Heading2"/>
-      </w:pPr>
-      <w:r>
-        <w:t>汉译英练习</w:t>
-      </w:r>
-    </w:p>
-    <w:p>
-      <w:r>
-        <w:t>1. 我们怎么才能除掉这股味道？</w:t>
-      </w:r>
-    </w:p>
-    <w:p>
-      <w:r>
-        <w:t>2. 谢谢送我。——不客气。</w:t>
-      </w:r>
-    </w:p>
-    <w:p>
-      <w:r>
-        <w:t>3. 我想我们也可以走路去。</w:t>
-      </w:r>
-    </w:p>
-    <w:p>
-      <w:r>
-        <w:t>口头输出：任选三个表达，说一段 30—60 秒的个人经历。</w:t>
-      </w:r>
-    </w:p>
-    <w:p>
-      <w:pPr>
-        <w:pStyle w:val="Heading3"/>
-      </w:pPr>
-      <w:r>
-        <w:t>参考答案</w:t>
-      </w:r>
-    </w:p>
-    <w:p>
-      <w:r>
-        <w:t>1. How can we get rid of the smell?  [get rid of]</w:t>
-      </w:r>
-    </w:p>
-    <w:p>
-      <w:r>
-        <w:t>2. Thanks for the ride. — You bet.  [you bet]</w:t>
-      </w:r>
-    </w:p>
-    <w:p>
-      <w:r>
-        <w:t>3. We could walk, I guess.  [I guess]</w:t>
+        <w:t>汉译英与复述</w:t>
+      </w:r>
+    </w:p>
+    <w:p>
+      <w:r>
+        <w:t>1. 表格询问是否有重罪定罪记录。</w:t>
+      </w:r>
+    </w:p>
+    <w:p>
+      <w:r>
+        <w:t>2. 他同意接受采访。</w:t>
+      </w:r>
+    </w:p>
+    <w:p>
+      <w:r>
+        <w:t>3. 小说描绘了对批评的过度敏感。</w:t>
+      </w:r>
+    </w:p>
+    <w:p>
+      <w:r>
+        <w:t>参考答案：</w:t>
+      </w:r>
+    </w:p>
+    <w:p>
+      <w:r>
+        <w:t>1. The form asks about felony convictions. [felony]</w:t>
+      </w:r>
+    </w:p>
+    <w:p>
+      <w:r>
+        <w:t>2. He consented to the interview. [consent]</w:t>
+      </w:r>
+    </w:p>
+    <w:p>
+      <w:r>
+        <w:t>3. The novel portrays hypersensitivity to criticism. [hypersensitivity]</w:t>
       </w:r>
     </w:p>
     <w:p>
@@ -2653,2667 +4251,52 @@
         <w:pStyle w:val="Heading1"/>
       </w:pPr>
       <w:r>
-        <w:t>S02E06  Bali Ha'i</w:t>
-      </w:r>
-    </w:p>
-    <w:p>
-      <w:hyperlink r:id="rId9">
-        <w:r>
-          <w:rPr>
-            <w:color w:val="245E4D"/>
-          </w:rPr>
-          <w:t>本季字幕来源</w:t>
-        </w:r>
-      </w:hyperlink>
-    </w:p>
-    <w:p>
-      <w:pPr>
-        <w:pStyle w:val="Heading2"/>
-      </w:pPr>
-      <w:r>
-        <w:t>01. at the end of the day  ·  00:18:29</w:t>
-      </w:r>
-    </w:p>
-    <w:p>
-      <w:r>
-        <w:t>归根结底；一天结束时</w:t>
-      </w:r>
-    </w:p>
-    <w:p>
-      <w:r>
-        <w:t>本集义：归根结底；一天结束时</w:t>
-      </w:r>
-    </w:p>
-    <w:p>
-      <w:r>
-        <w:t>用法：讨论结论时常是习语；也可能真指一天结束。</w:t>
-      </w:r>
-    </w:p>
-    <w:p>
-      <w:r>
-        <w:t>1. At the end of the day, we have to choose.</w:t>
-        <w:br/>
-        <w:t>归根结底，我们得做选择。</w:t>
-      </w:r>
-    </w:p>
-    <w:p>
-      <w:r>
-        <w:t>2. At the end of the day, trust matters most.</w:t>
-        <w:br/>
-        <w:t>说到底，信任最重要。</w:t>
-      </w:r>
-    </w:p>
-    <w:p>
-      <w:r>
-        <w:t>3. I write a short journal at the end of the day.</w:t>
-        <w:br/>
-        <w:t>每天结束时我写一小段日记。</w:t>
-      </w:r>
-    </w:p>
-    <w:p>
-      <w:pPr>
-        <w:pStyle w:val="Heading2"/>
-      </w:pPr>
-      <w:r>
-        <w:t>02. for a while  ·  00:18:49</w:t>
-      </w:r>
-    </w:p>
-    <w:p>
-      <w:r>
-        <w:t>一段时间；一会儿</w:t>
-      </w:r>
-    </w:p>
-    <w:p>
-      <w:r>
-        <w:t>本集义：一段时间；一会儿</w:t>
-      </w:r>
-    </w:p>
-    <w:p>
-      <w:r>
-        <w:t>用法：不明确说明时长；时态决定是过去、现在还是未来。</w:t>
-      </w:r>
-    </w:p>
-    <w:p>
-      <w:r>
-        <w:t>1. I haven't seen her for a while.</w:t>
-        <w:br/>
-        <w:t>我有一阵子没见她了。</w:t>
-      </w:r>
-    </w:p>
-    <w:p>
-      <w:r>
-        <w:t>2. Can you stay for a while?</w:t>
-        <w:br/>
-        <w:t>你能待一会儿吗？</w:t>
-      </w:r>
-    </w:p>
-    <w:p>
-      <w:r>
-        <w:t>3. We lived near the beach for a while.</w:t>
-        <w:br/>
-        <w:t>我们曾在海边住过一段时间。</w:t>
-      </w:r>
-    </w:p>
-    <w:p>
-      <w:pPr>
-        <w:pStyle w:val="Heading2"/>
-      </w:pPr>
-      <w:r>
-        <w:t>03. put together  ·  00:18:58</w:t>
-      </w:r>
-    </w:p>
-    <w:p>
-      <w:r>
-        <w:t>组装；整理；凑成</w:t>
-      </w:r>
-    </w:p>
-    <w:p>
-      <w:r>
-        <w:t>本集义：组装；整理；凑成</w:t>
-      </w:r>
-    </w:p>
-    <w:p>
-      <w:r>
-        <w:t>用法：后接物品、报告、团队等；代词放中间。</w:t>
-      </w:r>
-    </w:p>
-    <w:p>
-      <w:r>
-        <w:t>1. We put together the shelf in an hour.</w:t>
-        <w:br/>
-        <w:t>我们一小时就把架子装好了。</w:t>
-      </w:r>
-    </w:p>
-    <w:p>
-      <w:r>
-        <w:t>2. I'll put together a short agenda.</w:t>
-        <w:br/>
-        <w:t>我会整理一份简短议程。</w:t>
-      </w:r>
-    </w:p>
-    <w:p>
-      <w:r>
-        <w:t>3. Can you put a small team together?</w:t>
-        <w:br/>
-        <w:t>你能组建一个小团队吗？</w:t>
-      </w:r>
-    </w:p>
-    <w:p>
-      <w:pPr>
-        <w:pStyle w:val="Heading2"/>
-      </w:pPr>
-      <w:r>
-        <w:t>04. set up  ·  00:20:08</w:t>
-      </w:r>
-    </w:p>
-    <w:p>
-      <w:r>
-        <w:t>安排；建立；安装；设圈套</w:t>
-      </w:r>
-    </w:p>
-    <w:p>
-      <w:r>
-        <w:t>本集义：安排、设置或布置；注意宾语决定具体译法。</w:t>
-      </w:r>
-    </w:p>
-    <w:p>
-      <w:r>
-        <w:t>用法：多义。set someone up 可指陷害或安排约会，需特别看语境。</w:t>
-      </w:r>
-    </w:p>
-    <w:p>
-      <w:r>
-        <w:t>1. I'll set up a meeting for Tuesday.</w:t>
-        <w:br/>
-        <w:t>我会安排周二开会。</w:t>
-      </w:r>
-    </w:p>
-    <w:p>
-      <w:r>
-        <w:t>2. Can you help me set up the printer?</w:t>
-        <w:br/>
-        <w:t>你能帮我安装打印机吗？</w:t>
-      </w:r>
-    </w:p>
-    <w:p>
-      <w:r>
-        <w:t>3. They set up a small company last year.</w:t>
-        <w:br/>
-        <w:t>他们去年成立了一家小公司。</w:t>
-      </w:r>
-    </w:p>
-    <w:p>
-      <w:pPr>
-        <w:pStyle w:val="Heading2"/>
-      </w:pPr>
-      <w:r>
-        <w:t>05. about to  ·  00:26:37</w:t>
-      </w:r>
-    </w:p>
-    <w:p>
-      <w:r>
-        <w:t>正要；马上就要</w:t>
-      </w:r>
-    </w:p>
-    <w:p>
-      <w:r>
-        <w:t>本集义：正要；马上就要</w:t>
-      </w:r>
-    </w:p>
-    <w:p>
-      <w:r>
-        <w:t>用法：常用 be about to＋原形，强调很近的未来。</w:t>
-      </w:r>
-    </w:p>
-    <w:p>
-      <w:r>
-        <w:t>1. I'm about to leave.</w:t>
-        <w:br/>
-        <w:t>我正要走。</w:t>
-      </w:r>
-    </w:p>
-    <w:p>
-      <w:r>
-        <w:t>2. The film is about to start.</w:t>
-        <w:br/>
-        <w:t>电影马上开始。</w:t>
-      </w:r>
-    </w:p>
-    <w:p>
-      <w:r>
-        <w:t>3. We were about to call you.</w:t>
-        <w:br/>
-        <w:t>我们刚要给你打电话。</w:t>
-      </w:r>
-    </w:p>
-    <w:p>
-      <w:pPr>
-        <w:pStyle w:val="Heading2"/>
-      </w:pPr>
-      <w:r>
-        <w:t>06. on the hook  ·  00:33:34</w:t>
-      </w:r>
-    </w:p>
-    <w:p>
-      <w:r>
-        <w:t>承担责任；有付款义务</w:t>
-      </w:r>
-    </w:p>
-    <w:p>
-      <w:r>
-        <w:t>本集义：承担责任；有付款义务</w:t>
-      </w:r>
-    </w:p>
-    <w:p>
-      <w:r>
-        <w:t>用法：口语，常用 on the hook for＋金额或责任。</w:t>
-      </w:r>
-    </w:p>
-    <w:p>
-      <w:r>
-        <w:t>1. We're on the hook for the cleaning fee.</w:t>
-        <w:br/>
-        <w:t>清洁费得由我们承担。</w:t>
-      </w:r>
-    </w:p>
-    <w:p>
-      <w:r>
-        <w:t>2. Who's on the hook if the equipment breaks?</w:t>
-        <w:br/>
-        <w:t>设备坏了由谁负责？</w:t>
-      </w:r>
-    </w:p>
-    <w:p>
-      <w:r>
-        <w:t>3. I don't want to be on the hook for the whole bill.</w:t>
-        <w:br/>
-        <w:t>我不想承担整张账单。</w:t>
-      </w:r>
-    </w:p>
-    <w:p>
-      <w:pPr>
-        <w:pStyle w:val="Heading2"/>
-      </w:pPr>
-      <w:r>
-        <w:t>07. I mean  ·  00:34:37</w:t>
-      </w:r>
-    </w:p>
-    <w:p>
-      <w:r>
-        <w:t>我的意思是；我是说</w:t>
-      </w:r>
-    </w:p>
-    <w:p>
-      <w:r>
-        <w:t>本集义：我的意思是；我是说</w:t>
-      </w:r>
-    </w:p>
-    <w:p>
-      <w:r>
-        <w:t>用法：常用于解释、修正或加强前一句；说话时不要过度依赖。</w:t>
-      </w:r>
-    </w:p>
-    <w:p>
-      <w:r>
-        <w:t>1. It's too far. I mean, we can't walk there.</w:t>
-        <w:br/>
-        <w:t>太远了，我是说，我们没法走过去。</w:t>
-      </w:r>
-    </w:p>
-    <w:p>
-      <w:r>
-        <w:t>2. I meant Tuesday, not Thursday.</w:t>
-        <w:br/>
-        <w:t>我指的是周二，不是周四。</w:t>
-      </w:r>
-    </w:p>
-    <w:p>
-      <w:r>
-        <w:t>3. She's helpful. I mean, she stayed late for us.</w:t>
-        <w:br/>
-        <w:t>她很热心，我是说，她为了我们一直待到很晚。</w:t>
-      </w:r>
-    </w:p>
-    <w:p>
-      <w:pPr>
-        <w:pStyle w:val="Heading2"/>
-      </w:pPr>
-      <w:r>
-        <w:t>08. district attorney  ·  00:38:24</w:t>
-      </w:r>
-    </w:p>
-    <w:p>
-      <w:r>
-        <w:t>地方检察官</w:t>
-      </w:r>
-    </w:p>
-    <w:p>
-      <w:r>
-        <w:t>本集义：地方检察官</w:t>
-      </w:r>
-    </w:p>
-    <w:p>
-      <w:r>
-        <w:t>用法：美国地方刑事检控职务；具体职责随司法辖区而异。</w:t>
-      </w:r>
-    </w:p>
-    <w:p>
-      <w:r>
-        <w:t>1. The district attorney announced the charges.</w:t>
-        <w:br/>
-        <w:t>地方检察官宣布了指控。</w:t>
-      </w:r>
-    </w:p>
-    <w:p>
-      <w:r>
-        <w:t>2. She works in the district attorney's office.</w:t>
-        <w:br/>
-        <w:t>她在地方检察官办公室工作。</w:t>
-      </w:r>
-    </w:p>
-    <w:p>
-      <w:r>
-        <w:t>3. The district attorney reviewed the evidence.</w:t>
-        <w:br/>
-        <w:t>地方检察官审查了证据。</w:t>
-      </w:r>
-    </w:p>
-    <w:p>
-      <w:pPr>
-        <w:pStyle w:val="Heading2"/>
-      </w:pPr>
-      <w:r>
-        <w:t>09. make up  ·  00:38:42</w:t>
-      </w:r>
-    </w:p>
-    <w:p>
-      <w:r>
-        <w:t>编造；组成；和好；补足</w:t>
-      </w:r>
-    </w:p>
-    <w:p>
-      <w:r>
-        <w:t>本集义：编造理由或故事。</w:t>
-      </w:r>
-    </w:p>
-    <w:p>
-      <w:r>
-        <w:t>用法：多义，宾语与介词很关键；make up for 表示弥补。</w:t>
-      </w:r>
-    </w:p>
-    <w:p>
-      <w:r>
-        <w:t>1. Did you make up that story?</w:t>
-        <w:br/>
-        <w:t>那个故事是你编的吗？</w:t>
-      </w:r>
-    </w:p>
-    <w:p>
-      <w:r>
-        <w:t>2. Let's make up and stop arguing.</w:t>
-        <w:br/>
-        <w:t>我们和好，别吵了。</w:t>
-      </w:r>
-    </w:p>
-    <w:p>
-      <w:r>
-        <w:t>3. These orders make up half our sales.</w:t>
-        <w:br/>
-        <w:t>这些订单占我们销售额的一半。</w:t>
-      </w:r>
-    </w:p>
-    <w:p>
-      <w:pPr>
-        <w:pStyle w:val="Heading2"/>
-      </w:pPr>
-      <w:r>
-        <w:t>10. pay off  ·  00:42:47</w:t>
-      </w:r>
-    </w:p>
-    <w:p>
-      <w:r>
-        <w:t>取得回报；还清；收买</w:t>
-      </w:r>
-    </w:p>
-    <w:p>
-      <w:r>
-        <w:t>本集义：还清欠款或贷款；这里不是“努力取得回报”。</w:t>
-      </w:r>
-    </w:p>
-    <w:p>
-      <w:r>
-        <w:t>用法：多义。努力 pay off 指见效；pay off a debt 指还清债务。</w:t>
-      </w:r>
-    </w:p>
-    <w:p>
-      <w:r>
-        <w:t>1. All that practice finally paid off.</w:t>
-        <w:br/>
-        <w:t>那些练习终于见效了。</w:t>
-      </w:r>
-    </w:p>
-    <w:p>
-      <w:r>
-        <w:t>2. We hope to pay off the loan this year.</w:t>
-        <w:br/>
-        <w:t>我们希望今年还清贷款。</w:t>
-      </w:r>
-    </w:p>
-    <w:p>
-      <w:r>
-        <w:t>3. The extra preparation paid off during the interview.</w:t>
-        <w:br/>
-        <w:t>额外准备在面试中发挥了作用。</w:t>
-      </w:r>
-    </w:p>
-    <w:p>
-      <w:pPr>
-        <w:pStyle w:val="Heading2"/>
-      </w:pPr>
-      <w:r>
-        <w:t>汉译英练习</w:t>
-      </w:r>
-    </w:p>
-    <w:p>
-      <w:r>
-        <w:t>1. 说到底，信任最重要。</w:t>
-      </w:r>
-    </w:p>
-    <w:p>
-      <w:r>
-        <w:t>2. 电影马上开始。</w:t>
-      </w:r>
-    </w:p>
-    <w:p>
-      <w:r>
-        <w:t>3. 我们和好，别吵了。</w:t>
-      </w:r>
-    </w:p>
-    <w:p>
-      <w:r>
-        <w:t>口头输出：任选三个表达，说一段 30—60 秒的个人经历。</w:t>
-      </w:r>
-    </w:p>
-    <w:p>
-      <w:pPr>
-        <w:pStyle w:val="Heading3"/>
-      </w:pPr>
-      <w:r>
-        <w:t>参考答案</w:t>
-      </w:r>
-    </w:p>
-    <w:p>
-      <w:r>
-        <w:t>1. At the end of the day, trust matters most.  [at the end of the day]</w:t>
-      </w:r>
-    </w:p>
-    <w:p>
-      <w:r>
-        <w:t>2. The film is about to start.  [about to]</w:t>
-      </w:r>
-    </w:p>
-    <w:p>
-      <w:r>
-        <w:t>3. Let's make up and stop arguing.  [make up]</w:t>
-      </w:r>
-    </w:p>
-    <w:p>
-      <w:r>
-        <w:br w:type="page"/>
-      </w:r>
-    </w:p>
-    <w:p>
-      <w:pPr>
-        <w:pStyle w:val="Heading1"/>
-      </w:pPr>
-      <w:r>
-        <w:t>S02E07  Inflatable</w:t>
-      </w:r>
-    </w:p>
-    <w:p>
-      <w:hyperlink r:id="rId9">
-        <w:r>
-          <w:rPr>
-            <w:color w:val="245E4D"/>
-          </w:rPr>
-          <w:t>本季字幕来源</w:t>
-        </w:r>
-      </w:hyperlink>
-    </w:p>
-    <w:p>
-      <w:pPr>
-        <w:pStyle w:val="Heading2"/>
-      </w:pPr>
-      <w:r>
-        <w:t>01. long story short  ·  00:01:10</w:t>
-      </w:r>
-    </w:p>
-    <w:p>
-      <w:r>
-        <w:t>长话短说</w:t>
-      </w:r>
-    </w:p>
-    <w:p>
-      <w:r>
-        <w:t>本集义：长话短说</w:t>
-      </w:r>
-    </w:p>
-    <w:p>
-      <w:r>
-        <w:t>用法：口语，常省略 to make a；用于跳过过程给结论。</w:t>
-      </w:r>
-    </w:p>
-    <w:p>
-      <w:r>
-        <w:t>1. Long story short, we missed the flight.</w:t>
-        <w:br/>
-        <w:t>长话短说，我们误了航班。</w:t>
-      </w:r>
-    </w:p>
-    <w:p>
-      <w:r>
-        <w:t>2. Long story short, the repair worked.</w:t>
-        <w:br/>
-        <w:t>简而言之，维修成功了。</w:t>
-      </w:r>
-    </w:p>
-    <w:p>
-      <w:r>
-        <w:t>3. To make a long story short, I accepted the offer.</w:t>
-        <w:br/>
-        <w:t>长话短说，我接受了邀约。</w:t>
-      </w:r>
-    </w:p>
-    <w:p>
-      <w:pPr>
-        <w:pStyle w:val="Heading2"/>
-      </w:pPr>
-      <w:r>
-        <w:t>02. evidence  ·  00:07:27</w:t>
-      </w:r>
-    </w:p>
-    <w:p>
-      <w:r>
-        <w:t>证据；根据</w:t>
-      </w:r>
-    </w:p>
-    <w:p>
-      <w:r>
-        <w:t>本集义：证据；根据</w:t>
-      </w:r>
-    </w:p>
-    <w:p>
-      <w:r>
-        <w:t>用法：通常不可数；说 a piece of evidence，不说 an evidence。</w:t>
-      </w:r>
-    </w:p>
-    <w:p>
-      <w:r>
-        <w:t>1. We need evidence before changing the plan.</w:t>
-        <w:br/>
-        <w:t>改变计划前我们需要依据。</w:t>
-      </w:r>
-    </w:p>
-    <w:p>
-      <w:r>
-        <w:t>2. Is there any evidence that the method works?</w:t>
-        <w:br/>
-        <w:t>有证据表明这个方法有效吗？</w:t>
-      </w:r>
-    </w:p>
-    <w:p>
-      <w:r>
-        <w:t>3. The lawyer reviewed each piece of evidence.</w:t>
-        <w:br/>
-        <w:t>律师逐项查看了证据。</w:t>
-      </w:r>
-    </w:p>
-    <w:p>
-      <w:pPr>
-        <w:pStyle w:val="Heading2"/>
-      </w:pPr>
-      <w:r>
-        <w:t>03. conflict of interest  ·  00:08:17</w:t>
-      </w:r>
-    </w:p>
-    <w:p>
-      <w:r>
-        <w:t>利益冲突</w:t>
-      </w:r>
-    </w:p>
-    <w:p>
-      <w:r>
-        <w:t>本集义：利益冲突</w:t>
-      </w:r>
-    </w:p>
-    <w:p>
-      <w:r>
-        <w:t>用法：指个人或其他利益可能影响应履行的职责；不只是意见不一致。</w:t>
-      </w:r>
-    </w:p>
-    <w:p>
-      <w:r>
-        <w:t>1. Please disclose any conflict of interest.</w:t>
-        <w:br/>
-        <w:t>请披露任何利益冲突。</w:t>
-      </w:r>
-    </w:p>
-    <w:p>
-      <w:r>
-        <w:t>2. She stepped aside because of a conflict of interest.</w:t>
-        <w:br/>
-        <w:t>她因利益冲突而退出。</w:t>
-      </w:r>
-    </w:p>
-    <w:p>
-      <w:r>
-        <w:t>3. Could accepting this gift create a conflict of interest?</w:t>
-        <w:br/>
-        <w:t>收这份礼物会产生利益冲突吗？</w:t>
-      </w:r>
-    </w:p>
-    <w:p>
-      <w:pPr>
-        <w:pStyle w:val="Heading2"/>
-      </w:pPr>
-      <w:r>
-        <w:t>04. to be honest  ·  00:12:59</w:t>
-      </w:r>
-    </w:p>
-    <w:p>
-      <w:r>
-        <w:t>说实话</w:t>
-      </w:r>
-    </w:p>
-    <w:p>
-      <w:r>
-        <w:t>本集义：说实话</w:t>
-      </w:r>
-    </w:p>
-    <w:p>
-      <w:r>
-        <w:t>用法：常在不太积极或不同的看法前缓和语气；语调也会影响效果。</w:t>
-      </w:r>
-    </w:p>
-    <w:p>
-      <w:r>
-        <w:t>1. To be honest, I'm a little tired.</w:t>
-        <w:br/>
-        <w:t>说实话，我有点累。</w:t>
-      </w:r>
-    </w:p>
-    <w:p>
-      <w:r>
-        <w:t>2. I didn't enjoy the film, to be honest.</w:t>
-        <w:br/>
-        <w:t>说实话，我不太喜欢那部电影。</w:t>
-      </w:r>
-    </w:p>
-    <w:p>
-      <w:r>
-        <w:t>3. To be honest, we need more time.</w:t>
-        <w:br/>
-        <w:t>坦白说，我们还需要更多时间。</w:t>
-      </w:r>
-    </w:p>
-    <w:p>
-      <w:pPr>
-        <w:pStyle w:val="Heading2"/>
-      </w:pPr>
-      <w:r>
-        <w:t>05. for what it's worth  ·  00:21:50</w:t>
-      </w:r>
-    </w:p>
-    <w:p>
-      <w:r>
-        <w:t>供你参考；不管有无帮助</w:t>
-      </w:r>
-    </w:p>
-    <w:p>
-      <w:r>
-        <w:t>本集义：供你参考；不管有无帮助</w:t>
-      </w:r>
-    </w:p>
-    <w:p>
-      <w:r>
-        <w:t>用法：谦逊地提出意见或安慰，弱化自己话语的分量。</w:t>
-      </w:r>
-    </w:p>
-    <w:p>
-      <w:r>
-        <w:t>1. For what it's worth, I liked your idea.</w:t>
-        <w:br/>
-        <w:t>供你参考，我喜欢你的点子。</w:t>
-      </w:r>
-    </w:p>
-    <w:p>
-      <w:r>
-        <w:t>2. For what it's worth, I would try again.</w:t>
-        <w:br/>
-        <w:t>不管有没有帮助，换我会再试一次。</w:t>
-      </w:r>
-    </w:p>
-    <w:p>
-      <w:r>
-        <w:t>3. You handled it well, for what it's worth.</w:t>
-        <w:br/>
-        <w:t>不管我的看法是否有用，你处理得不错。</w:t>
-      </w:r>
-    </w:p>
-    <w:p>
-      <w:pPr>
-        <w:pStyle w:val="Heading2"/>
-      </w:pPr>
-      <w:r>
-        <w:t>06. end up  ·  00:24:46</w:t>
-      </w:r>
-    </w:p>
-    <w:p>
-      <w:r>
-        <w:t>最后；结果落到某种状态</w:t>
-      </w:r>
-    </w:p>
-    <w:p>
-      <w:r>
-        <w:t>本集义：最后；结果落到某种状态</w:t>
-      </w:r>
-    </w:p>
-    <w:p>
-      <w:r>
-        <w:t>用法：常接动名词、形容词或地点；不是 end up to do。</w:t>
-      </w:r>
-    </w:p>
-    <w:p>
-      <w:r>
-        <w:t>1. We ended up eating at home.</w:t>
-        <w:br/>
-        <w:t>我们最后在家吃了。</w:t>
-      </w:r>
-    </w:p>
-    <w:p>
-      <w:r>
-        <w:t>2. If we rush, we'll end up making mistakes.</w:t>
-        <w:br/>
-        <w:t>如果赶工，最后会出错。</w:t>
-      </w:r>
-    </w:p>
-    <w:p>
-      <w:r>
-        <w:t>3. How did you end up in this city?</w:t>
-        <w:br/>
-        <w:t>你怎么最后来到了这座城市？</w:t>
-      </w:r>
-    </w:p>
-    <w:p>
-      <w:pPr>
-        <w:pStyle w:val="Heading2"/>
-      </w:pPr>
-      <w:r>
-        <w:t>07. bottom line  ·  00:25:12</w:t>
-      </w:r>
-    </w:p>
-    <w:p>
-      <w:r>
-        <w:t>关键结论；底线；最终利润</w:t>
-      </w:r>
-    </w:p>
-    <w:p>
-      <w:r>
-        <w:t>本集义：关键结论；底线；最终利润</w:t>
-      </w:r>
-    </w:p>
-    <w:p>
-      <w:r>
-        <w:t>用法：商业义可指净利润；口语 the bottom line is… 引出核心结论。</w:t>
-      </w:r>
-    </w:p>
-    <w:p>
-      <w:r>
-        <w:t>1. The bottom line is that we need more time.</w:t>
-        <w:br/>
-        <w:t>关键是我们需要更多时间。</w:t>
-      </w:r>
-    </w:p>
-    <w:p>
-      <w:r>
-        <w:t>2. How will this affect the bottom line?</w:t>
-        <w:br/>
-        <w:t>这会如何影响最终利润？</w:t>
-      </w:r>
-    </w:p>
-    <w:p>
-      <w:r>
-        <w:t>3. What's your bottom line on the price?</w:t>
-        <w:br/>
-        <w:t>你的价格底线是多少？</w:t>
-      </w:r>
-    </w:p>
-    <w:p>
-      <w:pPr>
-        <w:pStyle w:val="Heading2"/>
-      </w:pPr>
-      <w:r>
-        <w:t>08. technically  ·  00:25:23</w:t>
-      </w:r>
-    </w:p>
-    <w:p>
-      <w:r>
-        <w:t>严格来说；从技术上讲</w:t>
-      </w:r>
-    </w:p>
-    <w:p>
-      <w:r>
-        <w:t>本集义：严格来说；从技术上讲</w:t>
-      </w:r>
-    </w:p>
-    <w:p>
-      <w:r>
-        <w:t>用法：指出按规则或定义的情况，可能与日常理解不同。</w:t>
-      </w:r>
-    </w:p>
-    <w:p>
-      <w:r>
-        <w:t>1. Technically, the offer expires at midnight.</w:t>
-        <w:br/>
-        <w:t>严格来说，报价午夜失效。</w:t>
-      </w:r>
-    </w:p>
-    <w:p>
-      <w:r>
-        <w:t>2. We're technically still on holiday.</w:t>
-        <w:br/>
-        <w:t>严格来说，我们还在休假。</w:t>
-      </w:r>
-    </w:p>
-    <w:p>
-      <w:r>
-        <w:t>3. Is this technically a repair or a replacement?</w:t>
-        <w:br/>
-        <w:t>从技术分类来说，这是维修还是更换？</w:t>
-      </w:r>
-    </w:p>
-    <w:p>
-      <w:pPr>
-        <w:pStyle w:val="Heading2"/>
-      </w:pPr>
-      <w:r>
-        <w:t>09. in the first place  ·  00:31:35</w:t>
-      </w:r>
-    </w:p>
-    <w:p>
-      <w:r>
-        <w:t>起初；当初；本来</w:t>
-      </w:r>
-    </w:p>
-    <w:p>
-      <w:r>
-        <w:t>本集义：起初；当初；本来</w:t>
-      </w:r>
-    </w:p>
-    <w:p>
-      <w:r>
-        <w:t>用法：常追问最初原因，也可强调本不该做某事。</w:t>
-      </w:r>
-    </w:p>
-    <w:p>
-      <w:r>
-        <w:t>1. Why did you buy it in the first place?</w:t>
-        <w:br/>
-        <w:t>你当初为什么买它？</w:t>
-      </w:r>
-    </w:p>
-    <w:p>
-      <w:r>
-        <w:t>2. We should have checked the address in the first place.</w:t>
-        <w:br/>
-        <w:t>我们一开始就该核对地址。</w:t>
-      </w:r>
-    </w:p>
-    <w:p>
-      <w:r>
-        <w:t>3. I never wanted the job in the first place.</w:t>
-        <w:br/>
-        <w:t>我本来就不想要这份工作。</w:t>
-      </w:r>
-    </w:p>
-    <w:p>
-      <w:pPr>
-        <w:pStyle w:val="Heading2"/>
-      </w:pPr>
-      <w:r>
-        <w:t>10. as soon as  ·  00:33:22</w:t>
-      </w:r>
-    </w:p>
-    <w:p>
-      <w:r>
-        <w:t>一……就……</w:t>
-      </w:r>
-    </w:p>
-    <w:p>
-      <w:r>
-        <w:t>本集义：一……就……</w:t>
-      </w:r>
-    </w:p>
-    <w:p>
-      <w:r>
-        <w:t>用法：谈未来时，时间从句常用现在时：as soon as I arrive。</w:t>
-      </w:r>
-    </w:p>
-    <w:p>
-      <w:r>
-        <w:t>1. I'll text you as soon as I arrive.</w:t>
-        <w:br/>
-        <w:t>我一到就给你发消息。</w:t>
-      </w:r>
-    </w:p>
-    <w:p>
-      <w:r>
-        <w:t>2. Let's start as soon as everyone is here.</w:t>
-        <w:br/>
-        <w:t>人一到齐我们就开始。</w:t>
-      </w:r>
-    </w:p>
-    <w:p>
-      <w:r>
-        <w:t>3. She called me as soon as she heard the news.</w:t>
-        <w:br/>
-        <w:t>她一听到消息就给我打了电话。</w:t>
-      </w:r>
-    </w:p>
-    <w:p>
-      <w:pPr>
-        <w:pStyle w:val="Heading2"/>
-      </w:pPr>
-      <w:r>
-        <w:t>汉译英练习</w:t>
-      </w:r>
-    </w:p>
-    <w:p>
-      <w:r>
-        <w:t>1. 简而言之，维修成功了。</w:t>
-      </w:r>
-    </w:p>
-    <w:p>
-      <w:r>
-        <w:t>2. 不管有没有帮助，换我会再试一次。</w:t>
-      </w:r>
-    </w:p>
-    <w:p>
-      <w:r>
-        <w:t>3. 我们一开始就该核对地址。</w:t>
-      </w:r>
-    </w:p>
-    <w:p>
-      <w:r>
-        <w:t>口头输出：任选三个表达，说一段 30—60 秒的个人经历。</w:t>
-      </w:r>
-    </w:p>
-    <w:p>
-      <w:pPr>
-        <w:pStyle w:val="Heading3"/>
-      </w:pPr>
-      <w:r>
-        <w:t>参考答案</w:t>
-      </w:r>
-    </w:p>
-    <w:p>
-      <w:r>
-        <w:t>1. Long story short, the repair worked.  [long story short]</w:t>
-      </w:r>
-    </w:p>
-    <w:p>
-      <w:r>
-        <w:t>2. For what it's worth, I would try again.  [for what it's worth]</w:t>
-      </w:r>
-    </w:p>
-    <w:p>
-      <w:r>
-        <w:t>3. We should have checked the address in the first place.  [in the first place]</w:t>
-      </w:r>
-    </w:p>
-    <w:p>
-      <w:r>
-        <w:br w:type="page"/>
-      </w:r>
-    </w:p>
-    <w:p>
-      <w:pPr>
-        <w:pStyle w:val="Heading1"/>
-      </w:pPr>
-      <w:r>
-        <w:t>S02E08  Fifi</w:t>
-      </w:r>
-    </w:p>
-    <w:p>
-      <w:hyperlink r:id="rId9">
-        <w:r>
-          <w:rPr>
-            <w:color w:val="245E4D"/>
-          </w:rPr>
-          <w:t>本季字幕来源</w:t>
-        </w:r>
-      </w:hyperlink>
-    </w:p>
-    <w:p>
-      <w:pPr>
-        <w:pStyle w:val="Heading2"/>
-      </w:pPr>
-      <w:r>
-        <w:t>01. go ahead  ·  00:07:53</w:t>
-      </w:r>
-    </w:p>
-    <w:p>
-      <w:r>
-        <w:t>请继续；去做吧</w:t>
-      </w:r>
-    </w:p>
-    <w:p>
-      <w:r>
-        <w:t>本集义：请继续；去做吧</w:t>
-      </w:r>
-    </w:p>
-    <w:p>
-      <w:r>
-        <w:t>用法：用于许可、鼓励或让对方先说；语境决定意思。</w:t>
-      </w:r>
-    </w:p>
-    <w:p>
-      <w:r>
-        <w:t>1. Can I sit here? — Go ahead.</w:t>
-        <w:br/>
-        <w:t>我能坐这儿吗？——请坐。</w:t>
-      </w:r>
-    </w:p>
-    <w:p>
-      <w:r>
-        <w:t>2. Go ahead and start without me.</w:t>
-        <w:br/>
-        <w:t>不用等我，你们先开始吧。</w:t>
-      </w:r>
-    </w:p>
-    <w:p>
-      <w:r>
-        <w:t>3. You had a question? Go ahead.</w:t>
-        <w:br/>
-        <w:t>你有问题？请说。</w:t>
-      </w:r>
-    </w:p>
-    <w:p>
-      <w:pPr>
-        <w:pStyle w:val="Heading2"/>
-      </w:pPr>
-      <w:r>
-        <w:t>02. make a difference  ·  00:09:44</w:t>
-      </w:r>
-    </w:p>
-    <w:p>
-      <w:r>
-        <w:t>产生影响；起作用</w:t>
-      </w:r>
-    </w:p>
-    <w:p>
-      <w:r>
-        <w:t>本集义：产生影响；起作用</w:t>
-      </w:r>
-    </w:p>
-    <w:p>
-      <w:r>
-        <w:t>用法：可接 to＋对象；常表示带来改善，也可表示造成差别。</w:t>
-      </w:r>
-    </w:p>
-    <w:p>
-      <w:r>
-        <w:t>1. A short walk can make a difference.</w:t>
-        <w:br/>
-        <w:t>散会儿步也能带来改善。</w:t>
-      </w:r>
-    </w:p>
-    <w:p>
-      <w:r>
-        <w:t>2. Your advice made a difference to me.</w:t>
-        <w:br/>
-        <w:t>你的建议对我很有帮助。</w:t>
-      </w:r>
-    </w:p>
-    <w:p>
-      <w:r>
-        <w:t>3. Would an extra day make a difference?</w:t>
-        <w:br/>
-        <w:t>多一天时间会有帮助吗？</w:t>
-      </w:r>
-    </w:p>
-    <w:p>
-      <w:pPr>
-        <w:pStyle w:val="Heading2"/>
-      </w:pPr>
-      <w:r>
-        <w:t>03. looks like  ·  00:13:50</w:t>
-      </w:r>
-    </w:p>
-    <w:p>
-      <w:r>
-        <w:t>看起来像；似乎</w:t>
-      </w:r>
-    </w:p>
-    <w:p>
-      <w:r>
-        <w:t>本集义：看起来像；似乎</w:t>
-      </w:r>
-    </w:p>
-    <w:p>
-      <w:r>
-        <w:t>用法：依据外观或迹象推测；后接名词或从句。</w:t>
-      </w:r>
-    </w:p>
-    <w:p>
-      <w:r>
-        <w:t>1. It looks like rain.</w:t>
-        <w:br/>
-        <w:t>看起来要下雨。</w:t>
-      </w:r>
-    </w:p>
-    <w:p>
-      <w:r>
-        <w:t>2. This looks like the right building.</w:t>
-        <w:br/>
-        <w:t>这看起来就是那栋楼。</w:t>
-      </w:r>
-    </w:p>
-    <w:p>
-      <w:r>
-        <w:t>3. It looks like we'll finish early.</w:t>
-        <w:br/>
-        <w:t>看来我们会提前完成。</w:t>
-      </w:r>
-    </w:p>
-    <w:p>
-      <w:pPr>
-        <w:pStyle w:val="Heading2"/>
-      </w:pPr>
-      <w:r>
-        <w:t>04. let's face it  ·  00:22:16</w:t>
-      </w:r>
-    </w:p>
-    <w:p>
-      <w:r>
-        <w:t>面对现实吧；说实话</w:t>
-      </w:r>
-    </w:p>
-    <w:p>
-      <w:r>
-        <w:t>本集义：面对现实吧；说实话</w:t>
-      </w:r>
-    </w:p>
-    <w:p>
-      <w:r>
-        <w:t>用法：引出不太愿意承认的事实；可能带劝说语气。</w:t>
-      </w:r>
-    </w:p>
-    <w:p>
-      <w:r>
-        <w:t>1. Let's face it, this bag is too heavy.</w:t>
-        <w:br/>
-        <w:t>面对现实吧，这个包太重了。</w:t>
-      </w:r>
-    </w:p>
-    <w:p>
-      <w:r>
-        <w:t>2. Let's face it, we need more practice.</w:t>
-        <w:br/>
-        <w:t>说实话，我们还需要更多练习。</w:t>
-      </w:r>
-    </w:p>
-    <w:p>
-      <w:r>
-        <w:t>3. Let's face it, nobody enjoys waiting in line.</w:t>
-        <w:br/>
-        <w:t>说实话，谁都不喜欢排队。</w:t>
-      </w:r>
-    </w:p>
-    <w:p>
-      <w:pPr>
-        <w:pStyle w:val="Heading2"/>
-      </w:pPr>
-      <w:r>
-        <w:t>05. obviously  ·  00:23:28</w:t>
-      </w:r>
-    </w:p>
-    <w:p>
-      <w:r>
-        <w:t>显然</w:t>
-      </w:r>
-    </w:p>
-    <w:p>
-      <w:r>
-        <w:t>本集义：显然</w:t>
-      </w:r>
-    </w:p>
-    <w:p>
-      <w:r>
-        <w:t>用法：表示说话者认为很清楚；对别人说 may 显得居高临下，谨慎用。</w:t>
-      </w:r>
-    </w:p>
-    <w:p>
-      <w:r>
-        <w:t>1. She was obviously tired after the journey.</w:t>
-        <w:br/>
-        <w:t>旅途结束后她显然很累。</w:t>
-      </w:r>
-    </w:p>
-    <w:p>
-      <w:r>
-        <w:t>2. Obviously, we'll refund the extra charge.</w:t>
-        <w:br/>
-        <w:t>当然，我们会退还多收的费用。</w:t>
-      </w:r>
-    </w:p>
-    <w:p>
-      <w:r>
-        <w:t>3. He obviously didn't see the message.</w:t>
-        <w:br/>
-        <w:t>他显然没看到消息。</w:t>
-      </w:r>
-    </w:p>
-    <w:p>
-      <w:pPr>
-        <w:pStyle w:val="Heading2"/>
-      </w:pPr>
-      <w:r>
-        <w:t>06. hang on  ·  00:25:30</w:t>
-      </w:r>
-    </w:p>
-    <w:p>
-      <w:r>
-        <w:t>等一下；抓紧</w:t>
-      </w:r>
-    </w:p>
-    <w:p>
-      <w:r>
-        <w:t>本集义：等一下；抓紧</w:t>
-      </w:r>
-    </w:p>
-    <w:p>
-      <w:r>
-        <w:t>用法：口语，也可用于打电话让对方稍等。</w:t>
-      </w:r>
-    </w:p>
-    <w:p>
-      <w:r>
-        <w:t>1. Hang on, I need my glasses.</w:t>
-        <w:br/>
-        <w:t>等一下，我得拿眼镜。</w:t>
-      </w:r>
-    </w:p>
-    <w:p>
-      <w:r>
-        <w:t>2. Can you hang on for a minute?</w:t>
-        <w:br/>
-        <w:t>你能稍等一分钟吗？</w:t>
-      </w:r>
-    </w:p>
-    <w:p>
-      <w:r>
-        <w:t>3. Hang on to the rail while the bus moves.</w:t>
-        <w:br/>
-        <w:t>公交行驶时抓紧扶手。</w:t>
-      </w:r>
-    </w:p>
-    <w:p>
-      <w:pPr>
-        <w:pStyle w:val="Heading2"/>
-      </w:pPr>
-      <w:r>
-        <w:t>07. otherwise  ·  00:26:29</w:t>
-      </w:r>
-    </w:p>
-    <w:p>
-      <w:r>
-        <w:t>否则；在其他方面</w:t>
-      </w:r>
-    </w:p>
-    <w:p>
-      <w:r>
-        <w:t>本集义：否则；在其他方面</w:t>
-      </w:r>
-    </w:p>
-    <w:p>
-      <w:r>
-        <w:t>用法：可讲不这样做的后果，也可补充其他方面的情况。</w:t>
-      </w:r>
-    </w:p>
-    <w:p>
-      <w:r>
-        <w:t>1. Leave now; otherwise you'll miss the train.</w:t>
-        <w:br/>
-        <w:t>现在走，否则会错过火车。</w:t>
-      </w:r>
-    </w:p>
-    <w:p>
-      <w:r>
-        <w:t>2. The chair is scratched but otherwise fine.</w:t>
-        <w:br/>
-        <w:t>椅子有划痕，其他都好。</w:t>
-      </w:r>
-    </w:p>
-    <w:p>
-      <w:r>
-        <w:t>3. I thought you were away. Why didn't you tell me otherwise?</w:t>
-        <w:br/>
-        <w:t>我以为你不在，你怎么没告诉我实际情况？</w:t>
-      </w:r>
-    </w:p>
-    <w:p>
-      <w:pPr>
-        <w:pStyle w:val="Heading2"/>
-      </w:pPr>
-      <w:r>
-        <w:t>08. used to  ·  00:26:34</w:t>
-      </w:r>
-    </w:p>
-    <w:p>
-      <w:r>
-        <w:t>过去常常；过去曾经</w:t>
-      </w:r>
-    </w:p>
-    <w:p>
-      <w:r>
-        <w:t>本集义：过去常常；过去曾经</w:t>
-      </w:r>
-    </w:p>
-    <w:p>
-      <w:r>
-        <w:t>用法：used to＋原形讲过去；be used to＋名词或动名词讲习惯。</w:t>
-      </w:r>
-    </w:p>
-    <w:p>
-      <w:r>
-        <w:t>1. I used to take the bus to school.</w:t>
-        <w:br/>
-        <w:t>我以前坐公交上学。</w:t>
-      </w:r>
-    </w:p>
-    <w:p>
-      <w:r>
-        <w:t>2. There used to be a bookshop here.</w:t>
-        <w:br/>
-        <w:t>这里以前有家书店。</w:t>
-      </w:r>
-    </w:p>
-    <w:p>
-      <w:r>
-        <w:t>3. Did you use to live near the river?</w:t>
-        <w:br/>
-        <w:t>你以前住在河边吗？</w:t>
-      </w:r>
-    </w:p>
-    <w:p>
-      <w:pPr>
-        <w:pStyle w:val="Heading2"/>
-      </w:pPr>
-      <w:r>
-        <w:t>09. you never know  ·  00:40:34</w:t>
-      </w:r>
-    </w:p>
-    <w:p>
-      <w:r>
-        <w:t>谁知道呢；说不定</w:t>
-      </w:r>
-    </w:p>
-    <w:p>
-      <w:r>
-        <w:t>本集义：谁知道呢；说不定</w:t>
-      </w:r>
-    </w:p>
-    <w:p>
-      <w:r>
-        <w:t>用法：表示事情仍有可能或不确定，常用于鼓励尝试。</w:t>
-      </w:r>
-    </w:p>
-    <w:p>
-      <w:r>
-        <w:t>1. Apply anyway. You never know.</w:t>
-        <w:br/>
-        <w:t>还是申请吧，说不定呢。</w:t>
-      </w:r>
-    </w:p>
-    <w:p>
-      <w:r>
-        <w:t>2. Take an umbrella. You never know.</w:t>
-        <w:br/>
-        <w:t>带把伞吧，天气说不准。</w:t>
-      </w:r>
-    </w:p>
-    <w:p>
-      <w:r>
-        <w:t>3. You never know who you might meet.</w:t>
-        <w:br/>
-        <w:t>谁知道你会遇见什么人呢。</w:t>
-      </w:r>
-    </w:p>
-    <w:p>
-      <w:pPr>
-        <w:pStyle w:val="Heading2"/>
-      </w:pPr>
-      <w:r>
-        <w:t>10. I suppose  ·  00:47:17</w:t>
-      </w:r>
-    </w:p>
-    <w:p>
-      <w:r>
-        <w:t>我想；我认为；也算是吧</w:t>
-      </w:r>
-    </w:p>
-    <w:p>
-      <w:r>
-        <w:t>本集义：我想；我认为；也算是吧</w:t>
-      </w:r>
-    </w:p>
-    <w:p>
-      <w:r>
-        <w:t>用法：略带犹豫或让步；语调可能表示不太情愿。</w:t>
-      </w:r>
-    </w:p>
-    <w:p>
-      <w:r>
-        <w:t>1. I suppose we could leave earlier.</w:t>
-        <w:br/>
-        <w:t>我想我们可以早点走。</w:t>
-      </w:r>
-    </w:p>
-    <w:p>
-      <w:r>
-        <w:t>2. Was it useful? — I suppose so.</w:t>
-        <w:br/>
-        <w:t>有用吗？——我想是吧。</w:t>
-      </w:r>
-    </w:p>
-    <w:p>
-      <w:r>
-        <w:t>3. I suppose you've already heard the news.</w:t>
-        <w:br/>
-        <w:t>我想你已经听说这个消息了。</w:t>
-      </w:r>
-    </w:p>
-    <w:p>
-      <w:pPr>
-        <w:pStyle w:val="Heading2"/>
-      </w:pPr>
-      <w:r>
-        <w:t>汉译英练习</w:t>
-      </w:r>
-    </w:p>
-    <w:p>
-      <w:r>
-        <w:t>1. 不用等我，你们先开始吧。</w:t>
-      </w:r>
-    </w:p>
-    <w:p>
-      <w:r>
-        <w:t>2. 当然，我们会退还多收的费用。</w:t>
-      </w:r>
-    </w:p>
-    <w:p>
-      <w:r>
-        <w:t>3. 带把伞吧，天气说不准。</w:t>
-      </w:r>
-    </w:p>
-    <w:p>
-      <w:r>
-        <w:t>口头输出：任选三个表达，说一段 30—60 秒的个人经历。</w:t>
-      </w:r>
-    </w:p>
-    <w:p>
-      <w:pPr>
-        <w:pStyle w:val="Heading3"/>
-      </w:pPr>
-      <w:r>
-        <w:t>参考答案</w:t>
-      </w:r>
-    </w:p>
-    <w:p>
-      <w:r>
-        <w:t>1. Go ahead and start without me.  [go ahead]</w:t>
-      </w:r>
-    </w:p>
-    <w:p>
-      <w:r>
-        <w:t>2. Obviously, we'll refund the extra charge.  [obviously]</w:t>
-      </w:r>
-    </w:p>
-    <w:p>
-      <w:r>
-        <w:t>3. Take an umbrella. You never know.  [you never know]</w:t>
-      </w:r>
-    </w:p>
-    <w:p>
-      <w:r>
-        <w:br w:type="page"/>
-      </w:r>
-    </w:p>
-    <w:p>
-      <w:pPr>
-        <w:pStyle w:val="Heading1"/>
-      </w:pPr>
-      <w:r>
-        <w:t>S02E09  Nailed</w:t>
-      </w:r>
-    </w:p>
-    <w:p>
-      <w:hyperlink r:id="rId9">
-        <w:r>
-          <w:rPr>
-            <w:color w:val="245E4D"/>
-          </w:rPr>
-          <w:t>本季字幕来源</w:t>
-        </w:r>
-      </w:hyperlink>
-    </w:p>
-    <w:p>
-      <w:pPr>
-        <w:pStyle w:val="Heading2"/>
-      </w:pPr>
-      <w:r>
-        <w:t>01. more or less  ·  00:04:59</w:t>
-      </w:r>
-    </w:p>
-    <w:p>
-      <w:r>
-        <w:t>大致；差不多</w:t>
-      </w:r>
-    </w:p>
-    <w:p>
-      <w:r>
-        <w:t>本集义：大致；差不多</w:t>
-      </w:r>
-    </w:p>
-    <w:p>
-      <w:r>
-        <w:t>用法：可表示数量近似，也可弱化判断。</w:t>
-      </w:r>
-    </w:p>
-    <w:p>
-      <w:r>
-        <w:t>1. The room is more or less ready.</w:t>
-        <w:br/>
-        <w:t>房间差不多准备好了。</w:t>
-      </w:r>
-    </w:p>
-    <w:p>
-      <w:r>
-        <w:t>2. It cost fifty dollars, more or less.</w:t>
-        <w:br/>
-        <w:t>大约花了五十美元。</w:t>
-      </w:r>
-    </w:p>
-    <w:p>
-      <w:r>
-        <w:t>3. Do you understand? — More or less.</w:t>
-        <w:br/>
-        <w:t>你明白吗？——大致明白。</w:t>
-      </w:r>
-    </w:p>
-    <w:p>
-      <w:pPr>
-        <w:pStyle w:val="Heading2"/>
-      </w:pPr>
-      <w:r>
-        <w:t>02. calm down  ·  00:09:28</w:t>
-      </w:r>
-    </w:p>
-    <w:p>
-      <w:r>
-        <w:t>冷静下来</w:t>
-      </w:r>
-    </w:p>
-    <w:p>
-      <w:r>
-        <w:t>本集义：冷静下来</w:t>
-      </w:r>
-    </w:p>
-    <w:p>
-      <w:r>
-        <w:t>用法：对情绪激动的人直接命令可能让对方更不悦；可改 Let's take a moment。</w:t>
-      </w:r>
-    </w:p>
-    <w:p>
-      <w:r>
-        <w:t>1. I took a walk to calm down.</w:t>
-        <w:br/>
-        <w:t>我散步让自己冷静下来。</w:t>
-      </w:r>
-    </w:p>
-    <w:p>
-      <w:r>
-        <w:t>2. Let's calm down and read the message again.</w:t>
-        <w:br/>
-        <w:t>我们冷静下来，再读一遍消息。</w:t>
-      </w:r>
-    </w:p>
-    <w:p>
-      <w:r>
-        <w:t>3. She helped the child calm down.</w:t>
-        <w:br/>
-        <w:t>她帮助孩子平静下来。</w:t>
-      </w:r>
-    </w:p>
-    <w:p>
-      <w:pPr>
-        <w:pStyle w:val="Heading2"/>
-      </w:pPr>
-      <w:r>
-        <w:t>03. right away  ·  00:17:03</w:t>
-      </w:r>
-    </w:p>
-    <w:p>
-      <w:r>
-        <w:t>马上；立刻</w:t>
-      </w:r>
-    </w:p>
-    <w:p>
-      <w:r>
-        <w:t>本集义：马上；立刻</w:t>
-      </w:r>
-    </w:p>
-    <w:p>
-      <w:r>
-        <w:t>用法：强调迅速执行，比 soon 更急迫。</w:t>
-      </w:r>
-    </w:p>
-    <w:p>
-      <w:r>
-        <w:t>1. I'll call you right away.</w:t>
-        <w:br/>
-        <w:t>我会马上给你打电话。</w:t>
-      </w:r>
-    </w:p>
-    <w:p>
-      <w:r>
-        <w:t>2. Do we need to decide right away?</w:t>
-        <w:br/>
-        <w:t>我们需要立刻决定吗？</w:t>
-      </w:r>
-    </w:p>
-    <w:p>
-      <w:r>
-        <w:t>3. She noticed the mistake right away.</w:t>
-        <w:br/>
-        <w:t>她立刻发现了错误。</w:t>
-      </w:r>
-    </w:p>
-    <w:p>
-      <w:pPr>
-        <w:pStyle w:val="Heading2"/>
-      </w:pPr>
-      <w:r>
-        <w:t>04. don't bother  ·  00:19:26</w:t>
-      </w:r>
-    </w:p>
-    <w:p>
-      <w:r>
-        <w:t>不用费心；别麻烦了</w:t>
-      </w:r>
-    </w:p>
-    <w:p>
-      <w:r>
-        <w:t>本集义：不用费心；别麻烦了</w:t>
-      </w:r>
-    </w:p>
-    <w:p>
-      <w:r>
-        <w:t>用法：可表示体贴，也可因失望而显得冷淡；注意语调。</w:t>
-      </w:r>
-    </w:p>
-    <w:p>
-      <w:r>
-        <w:t>1. Don't bother cooking. I brought dinner.</w:t>
-        <w:br/>
-        <w:t>不用做饭了，我带了晚饭。</w:t>
-      </w:r>
-    </w:p>
-    <w:p>
-      <w:r>
-        <w:t>2. Don't bother calling him now; he's on a flight.</w:t>
-        <w:br/>
-        <w:t>现在不用给他打电话，他在飞机上。</w:t>
-      </w:r>
-    </w:p>
-    <w:p>
-      <w:r>
-        <w:t>3. If it's too much trouble, don't bother.</w:t>
-        <w:br/>
-        <w:t>如果太麻烦，就不用费心了。</w:t>
-      </w:r>
-    </w:p>
-    <w:p>
-      <w:pPr>
-        <w:pStyle w:val="Heading2"/>
-      </w:pPr>
-      <w:r>
-        <w:t>05. instead of  ·  00:21:39</w:t>
-      </w:r>
-    </w:p>
-    <w:p>
-      <w:r>
-        <w:t>而不是；代替</w:t>
-      </w:r>
-    </w:p>
-    <w:p>
-      <w:r>
-        <w:t>本集义：而不是；代替</w:t>
-      </w:r>
-    </w:p>
-    <w:p>
-      <w:r>
-        <w:t>用法：of 是介词，后接名词或动名词。</w:t>
-      </w:r>
-    </w:p>
-    <w:p>
-      <w:r>
-        <w:t>1. Let's walk instead of driving.</w:t>
-        <w:br/>
-        <w:t>我们走路吧，不开车。</w:t>
-      </w:r>
-    </w:p>
-    <w:p>
-      <w:r>
-        <w:t>2. I ordered tea instead of coffee.</w:t>
-        <w:br/>
-        <w:t>我点了茶而不是咖啡。</w:t>
-      </w:r>
-    </w:p>
-    <w:p>
-      <w:r>
-        <w:t>3. Try asking instead of guessing.</w:t>
-        <w:br/>
-        <w:t>试着问问，而不是猜。</w:t>
-      </w:r>
-    </w:p>
-    <w:p>
-      <w:pPr>
-        <w:pStyle w:val="Heading2"/>
-      </w:pPr>
-      <w:r>
-        <w:t>06. fraud  ·  00:23:27</w:t>
-      </w:r>
-    </w:p>
-    <w:p>
-      <w:r>
-        <w:t>欺诈</w:t>
-      </w:r>
-    </w:p>
-    <w:p>
-      <w:r>
-        <w:t>本集义：欺诈</w:t>
-      </w:r>
-    </w:p>
-    <w:p>
-      <w:r>
-        <w:t>用法：法律或商务语境指欺骗行为；a fraud 也可指骗子或冒牌者。</w:t>
-      </w:r>
-    </w:p>
-    <w:p>
-      <w:r>
-        <w:t>1. The bank investigated possible fraud.</w:t>
-        <w:br/>
-        <w:t>银行调查了可能的欺诈行为。</w:t>
-      </w:r>
-    </w:p>
-    <w:p>
-      <w:r>
-        <w:t>2. The company introduced fraud prevention training.</w:t>
-        <w:br/>
-        <w:t>公司开展了防欺诈培训。</w:t>
-      </w:r>
-    </w:p>
-    <w:p>
-      <w:r>
-        <w:t>3. She realized the offer was a fraud.</w:t>
-        <w:br/>
-        <w:t>她意识到那个邀约是骗局。</w:t>
-      </w:r>
-    </w:p>
-    <w:p>
-      <w:pPr>
-        <w:pStyle w:val="Heading2"/>
-      </w:pPr>
-      <w:r>
-        <w:t>07. witness  ·  00:33:33</w:t>
-      </w:r>
-    </w:p>
-    <w:p>
-      <w:r>
-        <w:t>证人；目击者；目睹</w:t>
-      </w:r>
-    </w:p>
-    <w:p>
-      <w:r>
-        <w:t>本集义：证人；目击者；目睹</w:t>
-      </w:r>
-    </w:p>
-    <w:p>
-      <w:r>
-        <w:t>用法：名词可数；作动词时可直接接所目睹的事件。</w:t>
-      </w:r>
-    </w:p>
-    <w:p>
-      <w:r>
-        <w:t>1. A witness described the accident.</w:t>
-        <w:br/>
-        <w:t>一名目击者描述了事故。</w:t>
-      </w:r>
-    </w:p>
-    <w:p>
-      <w:r>
-        <w:t>2. Did anyone witness the conversation?</w:t>
-        <w:br/>
-        <w:t>有人目睹那次谈话吗？</w:t>
-      </w:r>
-    </w:p>
-    <w:p>
-      <w:r>
-        <w:t>3. The lawyer called another witness.</w:t>
-        <w:br/>
-        <w:t>律师传唤了另一名证人。</w:t>
-      </w:r>
-    </w:p>
-    <w:p>
-      <w:pPr>
-        <w:pStyle w:val="Heading2"/>
-      </w:pPr>
-      <w:r>
-        <w:t>08. ring a bell  ·  00:42:29</w:t>
-      </w:r>
-    </w:p>
-    <w:p>
-      <w:r>
-        <w:t>听起来熟悉；唤起模糊记忆</w:t>
-      </w:r>
-    </w:p>
-    <w:p>
-      <w:r>
-        <w:t>本集义：听起来熟悉；唤起模糊记忆</w:t>
-      </w:r>
-    </w:p>
-    <w:p>
-      <w:r>
-        <w:t>用法：常用 Does that ring a bell?；不是说确切记得全部细节。</w:t>
-      </w:r>
-    </w:p>
-    <w:p>
-      <w:r>
-        <w:t>1. Her name rings a bell.</w:t>
-        <w:br/>
-        <w:t>她的名字听着有点熟悉。</w:t>
-      </w:r>
-    </w:p>
-    <w:p>
-      <w:r>
-        <w:t>2. Does this address ring a bell?</w:t>
-        <w:br/>
-        <w:t>这个地址你有印象吗？</w:t>
-      </w:r>
-    </w:p>
-    <w:p>
-      <w:r>
-        <w:t>3. The title didn't ring a bell at first.</w:t>
-        <w:br/>
-        <w:t>起初那个标题没让我想起什么。</w:t>
-      </w:r>
-    </w:p>
-    <w:p>
-      <w:pPr>
-        <w:pStyle w:val="Heading2"/>
-      </w:pPr>
-      <w:r>
-        <w:t>09. take a break  ·  00:47:21</w:t>
-      </w:r>
-    </w:p>
-    <w:p>
-      <w:r>
-        <w:t>休息一下</w:t>
-      </w:r>
-    </w:p>
-    <w:p>
-      <w:r>
-        <w:t>本集义：休息一下</w:t>
-      </w:r>
-    </w:p>
-    <w:p>
-      <w:r>
-        <w:t>用法：可接 from＋活动；不是终止整个计划。</w:t>
-      </w:r>
-    </w:p>
-    <w:p>
-      <w:r>
-        <w:t>1. Let's take a break after this exercise.</w:t>
-        <w:br/>
-        <w:t>做完这道练习休息一下。</w:t>
-      </w:r>
-    </w:p>
-    <w:p>
-      <w:r>
-        <w:t>2. I need to take a break from the screen.</w:t>
-        <w:br/>
-        <w:t>我需要离开屏幕休息一下。</w:t>
-      </w:r>
-    </w:p>
-    <w:p>
-      <w:r>
-        <w:t>3. Have you taken a break today?</w:t>
-        <w:br/>
-        <w:t>你今天休息过了吗？</w:t>
-      </w:r>
-    </w:p>
-    <w:p>
-      <w:pPr>
-        <w:pStyle w:val="Heading2"/>
-      </w:pPr>
-      <w:r>
-        <w:t>10. walk away  ·  00:48:06</w:t>
-      </w:r>
-    </w:p>
-    <w:p>
-      <w:r>
-        <w:t>走开；退出；放弃参与</w:t>
-      </w:r>
-    </w:p>
-    <w:p>
-      <w:r>
-        <w:t>本集义：走开；退出；放弃参与</w:t>
-      </w:r>
-    </w:p>
-    <w:p>
-      <w:r>
-        <w:t>用法：可接 from＋交易、关系或局面；既可字面也可比喻。</w:t>
-      </w:r>
-    </w:p>
-    <w:p>
-      <w:r>
-        <w:t>1. We walked away from the deal.</w:t>
-        <w:br/>
-        <w:t>我们退出了这笔交易。</w:t>
-      </w:r>
-    </w:p>
-    <w:p>
-      <w:r>
-        <w:t>2. Sometimes it's better to walk away.</w:t>
-        <w:br/>
-        <w:t>有时离开更好。</w:t>
-      </w:r>
-    </w:p>
-    <w:p>
-      <w:r>
-        <w:t>3. She wouldn't walk away without an answer.</w:t>
-        <w:br/>
-        <w:t>没有答案，她不会离开。</w:t>
-      </w:r>
-    </w:p>
-    <w:p>
-      <w:pPr>
-        <w:pStyle w:val="Heading2"/>
-      </w:pPr>
-      <w:r>
-        <w:t>汉译英练习</w:t>
-      </w:r>
-    </w:p>
-    <w:p>
-      <w:r>
-        <w:t>1. 大约花了五十美元。</w:t>
-      </w:r>
-    </w:p>
-    <w:p>
-      <w:r>
-        <w:t>2. 我点了茶而不是咖啡。</w:t>
-      </w:r>
-    </w:p>
-    <w:p>
-      <w:r>
-        <w:t>3. 我需要离开屏幕休息一下。</w:t>
-      </w:r>
-    </w:p>
-    <w:p>
-      <w:r>
-        <w:t>口头输出：任选三个表达，说一段 30—60 秒的个人经历。</w:t>
-      </w:r>
-    </w:p>
-    <w:p>
-      <w:pPr>
-        <w:pStyle w:val="Heading3"/>
-      </w:pPr>
-      <w:r>
-        <w:t>参考答案</w:t>
-      </w:r>
-    </w:p>
-    <w:p>
-      <w:r>
-        <w:t>1. It cost fifty dollars, more or less.  [more or less]</w:t>
-      </w:r>
-    </w:p>
-    <w:p>
-      <w:r>
-        <w:t>2. I ordered tea instead of coffee.  [instead of]</w:t>
-      </w:r>
-    </w:p>
-    <w:p>
-      <w:r>
-        <w:t>3. I need to take a break from the screen.  [take a break]</w:t>
-      </w:r>
-    </w:p>
-    <w:p>
-      <w:r>
-        <w:br w:type="page"/>
-      </w:r>
-    </w:p>
-    <w:p>
-      <w:pPr>
-        <w:pStyle w:val="Heading1"/>
-      </w:pPr>
-      <w:r>
-        <w:t>S02E10  Klick</w:t>
-      </w:r>
-    </w:p>
-    <w:p>
-      <w:hyperlink r:id="rId9">
-        <w:r>
-          <w:rPr>
-            <w:color w:val="245E4D"/>
-          </w:rPr>
-          <w:t>本季字幕来源</w:t>
-        </w:r>
-      </w:hyperlink>
-    </w:p>
-    <w:p>
-      <w:pPr>
-        <w:pStyle w:val="Heading2"/>
-      </w:pPr>
-      <w:r>
-        <w:t>01. go over  ·  00:00:47</w:t>
-      </w:r>
-    </w:p>
-    <w:p>
-      <w:r>
-        <w:t>仔细查看；复习；讨论</w:t>
-      </w:r>
-    </w:p>
-    <w:p>
-      <w:r>
-        <w:t>本集义：仔细查看；复习；讨论</w:t>
-      </w:r>
-    </w:p>
-    <w:p>
-      <w:r>
-        <w:t>用法：常接文件、计划或要点；也可指超过预算等。</w:t>
-      </w:r>
-    </w:p>
-    <w:p>
-      <w:r>
-        <w:t>1. Let's go over the instructions once more.</w:t>
-        <w:br/>
-        <w:t>我们再看一遍说明。</w:t>
-      </w:r>
-    </w:p>
-    <w:p>
-      <w:r>
-        <w:t>2. Can we go over the budget tomorrow?</w:t>
-        <w:br/>
-        <w:t>我们明天能仔细讨论预算吗？</w:t>
-      </w:r>
-    </w:p>
-    <w:p>
-      <w:r>
-        <w:t>3. I went over my notes before class.</w:t>
-        <w:br/>
-        <w:t>我课前复习了笔记。</w:t>
-      </w:r>
-    </w:p>
-    <w:p>
-      <w:pPr>
-        <w:pStyle w:val="Heading2"/>
-      </w:pPr>
-      <w:r>
-        <w:t>02. figure it out  ·  00:08:59</w:t>
-      </w:r>
-    </w:p>
-    <w:p>
-      <w:r>
-        <w:t>弄明白；想出解决办法</w:t>
-      </w:r>
-    </w:p>
-    <w:p>
-      <w:r>
-        <w:t>本集义：弄明白；想出解决办法</w:t>
-      </w:r>
-    </w:p>
-    <w:p>
-      <w:r>
-        <w:t>用法：口语。it 放在 figure 和 out 中间；可指理解问题或找到办法。</w:t>
-      </w:r>
-    </w:p>
-    <w:p>
-      <w:r>
-        <w:t>1. Give me a minute. I'll figure it out.</w:t>
-        <w:br/>
-        <w:t>给我一分钟，我会想出办法。</w:t>
-      </w:r>
-    </w:p>
-    <w:p>
-      <w:r>
-        <w:t>2. We figured it out without calling support.</w:t>
-        <w:br/>
-        <w:t>我们没打客服电话就解决了。</w:t>
-      </w:r>
-    </w:p>
-    <w:p>
-      <w:r>
-        <w:t>3. How did you figure it out so quickly?</w:t>
-        <w:br/>
-        <w:t>你怎么这么快就弄明白了？</w:t>
-      </w:r>
-    </w:p>
-    <w:p>
-      <w:pPr>
-        <w:pStyle w:val="Heading2"/>
-      </w:pPr>
-      <w:r>
-        <w:t>03. take it easy  ·  00:11:35</w:t>
-      </w:r>
-    </w:p>
-    <w:p>
-      <w:r>
-        <w:t>放松点；别太累；慢慢来</w:t>
-      </w:r>
-    </w:p>
-    <w:p>
-      <w:r>
-        <w:t>本集义：放松点；别太累；慢慢来</w:t>
-      </w:r>
-    </w:p>
-    <w:p>
-      <w:r>
-        <w:t>用法：非正式，可用于安慰、劝休息或道别。</w:t>
-      </w:r>
-    </w:p>
-    <w:p>
-      <w:r>
-        <w:t>1. Take it easy. We still have time.</w:t>
-        <w:br/>
-        <w:t>放松点，我们还有时间。</w:t>
-      </w:r>
-    </w:p>
-    <w:p>
-      <w:r>
-        <w:t>2. The doctor told me to take it easy for a few days.</w:t>
-        <w:br/>
-        <w:t>医生让我休息几天。</w:t>
-      </w:r>
-    </w:p>
-    <w:p>
-      <w:r>
-        <w:t>3. See you tomorrow. Take it easy.</w:t>
-        <w:br/>
-        <w:t>明天见，保重。</w:t>
-      </w:r>
-    </w:p>
-    <w:p>
-      <w:pPr>
-        <w:pStyle w:val="Heading2"/>
-      </w:pPr>
-      <w:r>
-        <w:t>04. how come  ·  00:14:09</w:t>
-      </w:r>
-    </w:p>
-    <w:p>
-      <w:r>
-        <w:t>为什么；怎么会</w:t>
-      </w:r>
-    </w:p>
-    <w:p>
-      <w:r>
-        <w:t>本集义：为什么；怎么会</w:t>
-      </w:r>
-    </w:p>
-    <w:p>
-      <w:r>
-        <w:t>用法：口语询问原因；后接陈述语序：How come you're here?。</w:t>
-      </w:r>
-    </w:p>
-    <w:p>
-      <w:r>
-        <w:t>1. How come you're home so early?</w:t>
-        <w:br/>
-        <w:t>你怎么这么早就到家了？</w:t>
-      </w:r>
-    </w:p>
-    <w:p>
-      <w:r>
-        <w:t>2. How come nobody told me?</w:t>
-        <w:br/>
-        <w:t>怎么没人告诉我？</w:t>
-      </w:r>
-    </w:p>
-    <w:p>
-      <w:r>
-        <w:t>3. How come the office is empty today?</w:t>
-        <w:br/>
-        <w:t>今天办公室怎么空无一人？</w:t>
-      </w:r>
-    </w:p>
-    <w:p>
-      <w:pPr>
-        <w:pStyle w:val="Heading2"/>
-      </w:pPr>
-      <w:r>
-        <w:t>05. count on  ·  00:19:19</w:t>
-      </w:r>
-    </w:p>
-    <w:p>
-      <w:r>
-        <w:t>依靠；指望</w:t>
-      </w:r>
-    </w:p>
-    <w:p>
-      <w:r>
-        <w:t>本集义：依靠；指望</w:t>
-      </w:r>
-    </w:p>
-    <w:p>
-      <w:r>
-        <w:t>用法：常接某人或某事；count on someone to do something。</w:t>
-      </w:r>
-    </w:p>
-    <w:p>
-      <w:r>
-        <w:t>1. You can count on me.</w:t>
-        <w:br/>
-        <w:t>你可以依靠我。</w:t>
-      </w:r>
-    </w:p>
-    <w:p>
-      <w:r>
-        <w:t>2. Don't count on the weather staying dry.</w:t>
-        <w:br/>
-        <w:t>别指望天气一直不下雨。</w:t>
-      </w:r>
-    </w:p>
-    <w:p>
-      <w:r>
-        <w:t>3. Can we count on you to lead the session?</w:t>
-        <w:br/>
-        <w:t>我们能指望你来主持这次活动吗？</w:t>
-      </w:r>
-    </w:p>
-    <w:p>
-      <w:pPr>
-        <w:pStyle w:val="Heading2"/>
-      </w:pPr>
-      <w:r>
-        <w:t>06. on the house  ·  00:23:14</w:t>
-      </w:r>
-    </w:p>
-    <w:p>
-      <w:r>
-        <w:t>由店家免费提供</w:t>
-      </w:r>
-    </w:p>
-    <w:p>
-      <w:r>
-        <w:t>本集义：由店家免费提供</w:t>
-      </w:r>
-    </w:p>
-    <w:p>
-      <w:r>
-        <w:t>用法：常见于餐饮；不是说房子上面。</w:t>
-      </w:r>
-    </w:p>
-    <w:p>
-      <w:r>
-        <w:t>1. Dessert is on the house tonight.</w:t>
-        <w:br/>
-        <w:t>今晚甜点免费赠送。</w:t>
-      </w:r>
-    </w:p>
-    <w:p>
-      <w:r>
-        <w:t>2. The manager gave us coffee on the house.</w:t>
-        <w:br/>
-        <w:t>经理免费请我们喝咖啡。</w:t>
-      </w:r>
-    </w:p>
-    <w:p>
-      <w:r>
-        <w:t>3. Is the refill on the house?</w:t>
-        <w:br/>
-        <w:t>续杯是免费的吗？</w:t>
-      </w:r>
-    </w:p>
-    <w:p>
-      <w:pPr>
-        <w:pStyle w:val="Heading2"/>
-      </w:pPr>
-      <w:r>
-        <w:t>07. in the meantime  ·  00:37:12</w:t>
-      </w:r>
-    </w:p>
-    <w:p>
-      <w:r>
-        <w:t>在此期间；与此同时</w:t>
-      </w:r>
-    </w:p>
-    <w:p>
-      <w:r>
-        <w:t>本集义：在此期间；与此同时</w:t>
-      </w:r>
-    </w:p>
-    <w:p>
-      <w:r>
-        <w:t>用法：用于等待某事发生的空档；可放句首或句尾。</w:t>
-      </w:r>
-    </w:p>
-    <w:p>
-      <w:r>
-        <w:t>1. The rice needs ten minutes. In the meantime, chop the vegetables.</w:t>
-        <w:br/>
-        <w:t>米饭还要十分钟，趁这会儿切菜。</w:t>
-      </w:r>
-    </w:p>
-    <w:p>
-      <w:r>
-        <w:t>2. The replacement arrives Friday. Use this one in the meantime.</w:t>
-        <w:br/>
-        <w:t>替换件周五到，这期间先用这个。</w:t>
-      </w:r>
-    </w:p>
-    <w:p>
-      <w:r>
-        <w:t>3. What can we do in the meantime?</w:t>
-        <w:br/>
-        <w:t>在这段时间里我们能做些什么？</w:t>
-      </w:r>
-    </w:p>
-    <w:p>
-      <w:pPr>
-        <w:pStyle w:val="Heading2"/>
-      </w:pPr>
-      <w:r>
-        <w:t>08. might as well  ·  00:40:30</w:t>
-      </w:r>
-    </w:p>
-    <w:p>
-      <w:r>
-        <w:t>不妨；倒不如</w:t>
-      </w:r>
-    </w:p>
-    <w:p>
-      <w:r>
-        <w:t>本集义：不妨；倒不如</w:t>
-      </w:r>
-    </w:p>
-    <w:p>
-      <w:r>
-        <w:t>用法：通常表示没有更好的替代选择；后接原形。</w:t>
-      </w:r>
-    </w:p>
-    <w:p>
-      <w:r>
-        <w:t>1. We're here already. We might as well go in.</w:t>
-        <w:br/>
-        <w:t>既然到了，不妨进去。</w:t>
-      </w:r>
-    </w:p>
-    <w:p>
-      <w:r>
-        <w:t>2. I might as well cook while I wait.</w:t>
-        <w:br/>
-        <w:t>等着的时候，我不妨做饭。</w:t>
-      </w:r>
-    </w:p>
-    <w:p>
-      <w:r>
-        <w:t>3. If the shop is closed, we might as well head home.</w:t>
-        <w:br/>
-        <w:t>如果店关门了，我们不如回家。</w:t>
-      </w:r>
-    </w:p>
-    <w:p>
-      <w:pPr>
-        <w:pStyle w:val="Heading2"/>
-      </w:pPr>
-      <w:r>
-        <w:t>09. take a break  ·  00:40:46</w:t>
-      </w:r>
-    </w:p>
-    <w:p>
-      <w:r>
-        <w:t>休息一下</w:t>
-      </w:r>
-    </w:p>
-    <w:p>
-      <w:r>
-        <w:t>本集义：休息一下</w:t>
-      </w:r>
-    </w:p>
-    <w:p>
-      <w:r>
-        <w:t>用法：可接 from＋活动；不是终止整个计划。</w:t>
-      </w:r>
-    </w:p>
-    <w:p>
-      <w:r>
-        <w:t>1. Let's take a break after this exercise.</w:t>
-        <w:br/>
-        <w:t>做完这道练习休息一下。</w:t>
-      </w:r>
-    </w:p>
-    <w:p>
-      <w:r>
-        <w:t>2. I need to take a break from the screen.</w:t>
-        <w:br/>
-        <w:t>我需要离开屏幕休息一下。</w:t>
-      </w:r>
-    </w:p>
-    <w:p>
-      <w:r>
-        <w:t>3. Have you taken a break today?</w:t>
-        <w:br/>
-        <w:t>你今天休息过了吗？</w:t>
-      </w:r>
-    </w:p>
-    <w:p>
-      <w:pPr>
-        <w:pStyle w:val="Heading2"/>
-      </w:pPr>
-      <w:r>
-        <w:t>10. felony  ·  00:46:55</w:t>
-      </w:r>
-    </w:p>
-    <w:p>
-      <w:r>
-        <w:t>重罪</w:t>
-      </w:r>
-    </w:p>
-    <w:p>
-      <w:r>
-        <w:t>本集义：重罪</w:t>
-      </w:r>
-    </w:p>
-    <w:p>
-      <w:r>
-        <w:t>用法：美国刑事分类用语；具体定义和后果依司法辖区及法律而定。</w:t>
-      </w:r>
-    </w:p>
-    <w:p>
-      <w:r>
-        <w:t>1. He was charged with a felony.</w:t>
-        <w:br/>
-        <w:t>他被控犯有重罪。</w:t>
-      </w:r>
-    </w:p>
-    <w:p>
-      <w:r>
-        <w:t>2. The form asks about felony convictions.</w:t>
-        <w:br/>
-        <w:t>表格询问是否有重罪定罪记录。</w:t>
-      </w:r>
-    </w:p>
-    <w:p>
-      <w:r>
-        <w:t>3. The lawyer explained the difference between a felony and a misdemeanor.</w:t>
-        <w:br/>
-        <w:t>律师解释了重罪和轻罪的区别。</w:t>
-      </w:r>
-    </w:p>
-    <w:p>
-      <w:pPr>
-        <w:pStyle w:val="Heading2"/>
-      </w:pPr>
-      <w:r>
-        <w:t>汉译英练习</w:t>
-      </w:r>
-    </w:p>
-    <w:p>
-      <w:r>
-        <w:t>1. 我们明天能仔细讨论预算吗？</w:t>
-      </w:r>
-    </w:p>
-    <w:p>
-      <w:r>
-        <w:t>2. 别指望天气一直不下雨。</w:t>
-      </w:r>
-    </w:p>
-    <w:p>
-      <w:r>
-        <w:t>3. 我需要离开屏幕休息一下。</w:t>
-      </w:r>
-    </w:p>
-    <w:p>
-      <w:r>
-        <w:t>口头输出：任选三个表达，说一段 30—60 秒的个人经历。</w:t>
-      </w:r>
-    </w:p>
-    <w:p>
-      <w:pPr>
-        <w:pStyle w:val="Heading3"/>
-      </w:pPr>
-      <w:r>
-        <w:t>参考答案</w:t>
-      </w:r>
-    </w:p>
-    <w:p>
-      <w:r>
-        <w:t>1. Can we go over the budget tomorrow?  [go over]</w:t>
-      </w:r>
-    </w:p>
-    <w:p>
-      <w:r>
-        <w:t>2. Don't count on the weather staying dry.  [count on]</w:t>
-      </w:r>
-    </w:p>
-    <w:p>
-      <w:r>
-        <w:t>3. I need to take a break from the screen.  [take a break]</w:t>
-      </w:r>
-    </w:p>
-    <w:p>
-      <w:r>
-        <w:br w:type="page"/>
-      </w:r>
-    </w:p>
-    <w:p>
-      <w:pPr>
-        <w:pStyle w:val="Heading1"/>
-      </w:pPr>
-      <w:r>
-        <w:t>参考与复习</w:t>
-      </w:r>
-    </w:p>
-    <w:p>
-      <w:hyperlink r:id="rId10">
-        <w:r>
-          <w:rPr>
-            <w:color w:val="245E4D"/>
-          </w:rPr>
-          <w:t>字幕来源与六季目录</w:t>
-        </w:r>
-      </w:hyperlink>
-    </w:p>
-    <w:p>
-      <w:hyperlink r:id="rId11">
-        <w:r>
-          <w:rPr>
-            <w:color w:val="245E4D"/>
-          </w:rPr>
-          <w:t>美国法院法律术语表</w:t>
-        </w:r>
-      </w:hyperlink>
-    </w:p>
-    <w:p>
-      <w:hyperlink r:id="rId12">
-        <w:r>
-          <w:rPr>
-            <w:color w:val="245E4D"/>
-          </w:rPr>
-          <w:t>美国法院证据开示说明</w:t>
-        </w:r>
-      </w:hyperlink>
-    </w:p>
-    <w:p>
-      <w:hyperlink r:id="rId13">
-        <w:r>
-          <w:rPr>
-            <w:color w:val="245E4D"/>
-          </w:rPr>
-          <w:t>美国法院刑事案件与认罪协商说明</w:t>
-        </w:r>
-      </w:hyperlink>
-    </w:p>
-    <w:p>
-      <w:hyperlink r:id="rId14">
-        <w:r>
-          <w:rPr>
-            <w:color w:val="245E4D"/>
-          </w:rPr>
-          <w:t>美国第一巡回上诉法院关于律师委托人沟通特权的判决</w:t>
-        </w:r>
-      </w:hyperlink>
-    </w:p>
-    <w:p>
-      <w:hyperlink r:id="rId15">
-        <w:r>
-          <w:rPr>
-            <w:color w:val="245E4D"/>
-          </w:rPr>
-          <w:t>Anki 官方文本导入说明</w:t>
-        </w:r>
-      </w:hyperlink>
-    </w:p>
-    <w:p>
-      <w:r>
-        <w:t>例句为原创，不是剧中台词。已核对字幕集数、文件解析与双语覆盖，未逐句对照音轨校订。</w:t>
+        <w:t>参考来源</w:t>
+      </w:r>
+    </w:p>
+    <w:p>
+      <w:r>
+        <w:t>美国法院法律术语表：https://www.uscourts.gov/glossary</w:t>
+      </w:r>
+    </w:p>
+    <w:p>
+      <w:r>
+        <w:t>美国法院：刑事案件程序：https://www.uscourts.gov/about-federal-courts/types-cases/criminal-cases</w:t>
+      </w:r>
+    </w:p>
+    <w:p>
+      <w:r>
+        <w:t>Cornell LII：proffer：https://www.law.cornell.edu/wex/proffer</w:t>
+      </w:r>
+    </w:p>
+    <w:p>
+      <w:r>
+        <w:t>Cornell LII：赔偿保障：https://www.law.cornell.edu/wex/indemnify</w:t>
+      </w:r>
+    </w:p>
+    <w:p>
+      <w:r>
+        <w:t>Cornell LII：夫妻关系中的特权：https://www.law.cornell.edu/wex/marital_privilege</w:t>
+      </w:r>
+    </w:p>
+    <w:p>
+      <w:r>
+        <w:t>美国法院：证据毁损与证据保存的判决讨论：https://www.ca5.uscourts.gov/opinions/pub/23/23-30393-CV0.pdf</w:t>
+      </w:r>
+    </w:p>
+    <w:p>
+      <w:r>
+        <w:t>Anki 官方文本导入说明：https://docs.ankiweb.net/manual/importing/text-files</w:t>
       </w:r>
     </w:p>
     <w:sectPr>
-      <w:footerReference w:type="default" r:id="rId16"/>
       <w:pgSz w:w="12240" w:h="15840"/>
-      <w:pgMar w:top="1008" w:right="1080" w:bottom="1008" w:left="1080" w:header="720" w:footer="720" w:gutter="0"/>
+      <w:pgMar w:top="1440" w:right="1800" w:bottom="1440" w:left="1800" w:header="720" w:footer="720" w:gutter="0"/>
       <w:cols w:space="720"/>
       <w:docGrid w:linePitch="360"/>
     </w:sectPr>
   </w:body>
 </w:document>
-</file>
-
-<file path=word/footer1.xml><?xml version="1.0" encoding="utf-8"?>
-<w:ftr xmlns:m="http://schemas.openxmlformats.org/officeDocument/2006/math" xmlns:mc="http://schemas.openxmlformats.org/markup-compatibility/2006" xmlns:mo="http://schemas.microsoft.com/office/mac/office/2008/main" xmlns:mv="urn:schemas-microsoft-com:mac:vml" xmlns:o="urn:schemas-microsoft-com:office:office" xmlns:r="http://schemas.openxmlformats.org/officeDocument/2006/relationships" xmlns:v="urn:schemas-microsoft-com:vml" xmlns:w10="urn:schemas-microsoft-com:office:word" xmlns:w14="http://schemas.microsoft.com/office/word/2010/wordml" xmlns:w="http://schemas.openxmlformats.org/wordprocessingml/2006/main" xmlns:wne="http://schemas.microsoft.com/office/word/2006/wordml" xmlns:wp14="http://schemas.microsoft.com/office/word/2010/wordprocessingDrawing" xmlns:wp="http://schemas.openxmlformats.org/drawingml/2006/wordprocessingDrawing" xmlns:wpc="http://schemas.microsoft.com/office/word/2010/wordprocessingCanvas" xmlns:wpg="http://schemas.microsoft.com/office/word/2010/wordprocessingGroup" xmlns:wpi="http://schemas.microsoft.com/office/word/2010/wordprocessingInk" xmlns:wps="http://schemas.microsoft.com/office/word/2010/wordprocessingShape" mc:Ignorable="w14 wp14">
-  <w:p>
-    <w:pPr>
-      <w:pStyle w:val="Footer"/>
-      <w:jc w:val="center"/>
-    </w:pPr>
-    <w:r>
-      <w:t>Better Call Saul · Season 2 · English Study Guide</w:t>
-    </w:r>
-  </w:p>
-</w:ftr>
 </file>
 
 <file path=word/numbering.xml><?xml version="1.0" encoding="utf-8"?>
@@ -5679,11 +4662,8 @@
     <w:name w:val="Normal"/>
     <w:qFormat/>
     <w:rsid w:val="00FC693F"/>
-    <w:pPr>
-      <w:spacing w:after="100"/>
-    </w:pPr>
     <w:rPr>
-      <w:rFonts w:ascii="Aptos" w:hAnsi="Aptos" w:eastAsia="PingFang SC"/>
+      <w:rFonts w:ascii="Arial" w:hAnsi="Arial" w:eastAsia="Microsoft YaHei"/>
       <w:sz w:val="20"/>
     </w:rPr>
   </w:style>
@@ -5746,10 +4726,10 @@
       <w:outlineLvl w:val="0"/>
     </w:pPr>
     <w:rPr>
-      <w:rFonts w:asciiTheme="majorHAnsi" w:eastAsiaTheme="majorEastAsia" w:hAnsiTheme="majorHAnsi" w:cstheme="majorBidi" w:eastAsia="PingFang SC"/>
+      <w:rFonts w:asciiTheme="majorHAnsi" w:eastAsiaTheme="majorEastAsia" w:hAnsiTheme="majorHAnsi" w:cstheme="majorBidi"/>
       <w:b/>
       <w:bCs/>
-      <w:color w:val="17362E"/>
+      <w:color w:val="365F91" w:themeColor="accent1" w:themeShade="BF"/>
       <w:sz w:val="28"/>
       <w:szCs w:val="28"/>
     </w:rPr>
@@ -5770,10 +4750,10 @@
       <w:outlineLvl w:val="1"/>
     </w:pPr>
     <w:rPr>
-      <w:rFonts w:asciiTheme="majorHAnsi" w:eastAsiaTheme="majorEastAsia" w:hAnsiTheme="majorHAnsi" w:cstheme="majorBidi" w:eastAsia="PingFang SC"/>
+      <w:rFonts w:asciiTheme="majorHAnsi" w:eastAsiaTheme="majorEastAsia" w:hAnsiTheme="majorHAnsi" w:cstheme="majorBidi"/>
       <w:b/>
       <w:bCs/>
-      <w:color w:val="17362E"/>
+      <w:color w:val="4F81BD" w:themeColor="accent1"/>
       <w:sz w:val="26"/>
       <w:szCs w:val="26"/>
     </w:rPr>
@@ -5794,10 +4774,10 @@
       <w:outlineLvl w:val="2"/>
     </w:pPr>
     <w:rPr>
-      <w:rFonts w:asciiTheme="majorHAnsi" w:eastAsiaTheme="majorEastAsia" w:hAnsiTheme="majorHAnsi" w:cstheme="majorBidi" w:eastAsia="PingFang SC"/>
+      <w:rFonts w:asciiTheme="majorHAnsi" w:eastAsiaTheme="majorEastAsia" w:hAnsiTheme="majorHAnsi" w:cstheme="majorBidi"/>
       <w:b/>
       <w:bCs/>
-      <w:color w:val="17362E"/>
+      <w:color w:val="4F81BD" w:themeColor="accent1"/>
     </w:rPr>
   </w:style>
   <w:style w:type="paragraph" w:styleId="Heading4">
@@ -6035,8 +5015,8 @@
       <w:contextualSpacing/>
     </w:pPr>
     <w:rPr>
-      <w:rFonts w:asciiTheme="majorHAnsi" w:eastAsiaTheme="majorEastAsia" w:hAnsiTheme="majorHAnsi" w:cstheme="majorBidi" w:eastAsia="PingFang SC"/>
-      <w:color w:val="17362E"/>
+      <w:rFonts w:asciiTheme="majorHAnsi" w:eastAsiaTheme="majorEastAsia" w:hAnsiTheme="majorHAnsi" w:cstheme="majorBidi"/>
+      <w:color w:val="17365D" w:themeColor="text2" w:themeShade="BF"/>
       <w:spacing w:val="5"/>
       <w:kern w:val="28"/>
       <w:sz w:val="52"/>

--- a/downloads/season-02-study-guide.docx
+++ b/downloads/season-02-study-guide.docx
@@ -12,7 +12,12 @@
     </w:p>
     <w:p>
       <w:r>
-        <w:t>V2 · 每集不超过 15 项关键词与词组；每项 3 个原创双语例句。英文梗概不超过 200 词，含剧透。</w:t>
+        <w:t>V3 · 每集不超过 15 项关键词与词组；关键词含美式 IPA，所有词条含词性与英文释义；每项 3 个原创双语例句。英文梗概不超过 200 词，含剧透。</w:t>
+      </w:r>
+    </w:p>
+    <w:p>
+      <w:r>
+        <w:t>关键词采用常见美式读法的宽式 IPA；/ɝ/、/ɚ/ 表示带 r 色彩的元音，/i/、/u/ 不另加长音符号。音标对应显示的词条形式。词性列出本页讲解的用法；部分词有其他读法或词性。</w:t>
       </w:r>
     </w:p>
     <w:p>
@@ -56,6 +61,21 @@
     </w:p>
     <w:p>
       <w:r>
+        <w:t>美式 IPA：/daɪˈvɝsəˌfaɪ/</w:t>
+      </w:r>
+    </w:p>
+    <w:p>
+      <w:r>
+        <w:t>词性：verb</w:t>
+      </w:r>
+    </w:p>
+    <w:p>
+      <w:r>
+        <w:t>English definition: To add different activities or investments, often to spread risk.</w:t>
+      </w:r>
+    </w:p>
+    <w:p>
+      <w:r>
         <w:t>分散投资；使多样化</w:t>
       </w:r>
     </w:p>
@@ -100,6 +120,16 @@
     </w:p>
     <w:p>
       <w:r>
+        <w:t>词性：noun phrase</w:t>
+      </w:r>
+    </w:p>
+    <w:p>
+      <w:r>
+        <w:t>English definition: A cost already incurred that cannot be recovered by a future decision.</w:t>
+      </w:r>
+    </w:p>
+    <w:p>
+      <w:r>
         <w:t>沉没成本</w:t>
       </w:r>
     </w:p>
@@ -144,6 +174,21 @@
     </w:p>
     <w:p>
       <w:r>
+        <w:t>美式 IPA：/ˈfæləsi/</w:t>
+      </w:r>
+    </w:p>
+    <w:p>
+      <w:r>
+        <w:t>词性：noun</w:t>
+      </w:r>
+    </w:p>
+    <w:p>
+      <w:r>
+        <w:t>English definition: An error in reasoning or a belief based on faulty reasoning.</w:t>
+      </w:r>
+    </w:p>
+    <w:p>
+      <w:r>
         <w:t>错误推理；谬误</w:t>
       </w:r>
     </w:p>
@@ -188,6 +233,26 @@
     </w:p>
     <w:p>
       <w:r>
+        <w:t>美式 IPA：/ˈdɪvəˌdɛndz/</w:t>
+      </w:r>
+    </w:p>
+    <w:p>
+      <w:r>
+        <w:t>词性：plural noun</w:t>
+      </w:r>
+    </w:p>
+    <w:p>
+      <w:r>
+        <w:t>English definition: Payments of company profits to shareholders; figuratively, benefits produced by an effort.</w:t>
+      </w:r>
+    </w:p>
+    <w:p>
+      <w:r>
+        <w:t>原形：dividend</w:t>
+      </w:r>
+    </w:p>
+    <w:p>
+      <w:r>
         <w:t>股息；红利；回报</w:t>
       </w:r>
     </w:p>
@@ -232,6 +297,21 @@
     </w:p>
     <w:p>
       <w:r>
+        <w:t>美式 IPA：/ɪnˈhɛrətəns/</w:t>
+      </w:r>
+    </w:p>
+    <w:p>
+      <w:r>
+        <w:t>词性：noun</w:t>
+      </w:r>
+    </w:p>
+    <w:p>
+      <w:r>
+        <w:t>English definition: Property or money received from someone after their death.</w:t>
+      </w:r>
+    </w:p>
+    <w:p>
+      <w:r>
         <w:t>继承的财产；继承</w:t>
       </w:r>
     </w:p>
@@ -276,6 +356,21 @@
     </w:p>
     <w:p>
       <w:r>
+        <w:t>美式 IPA：/ˌɪrəˈspɛktɪv/</w:t>
+      </w:r>
+    </w:p>
+    <w:p>
+      <w:r>
+        <w:t>词性：adjective (in irrespective of)</w:t>
+      </w:r>
+    </w:p>
+    <w:p>
+      <w:r>
+        <w:t>English definition: Used with of to mean without considering or being affected by something.</w:t>
+      </w:r>
+    </w:p>
+    <w:p>
+      <w:r>
         <w:t>不考虑；无论</w:t>
       </w:r>
     </w:p>
@@ -394,6 +489,21 @@
     </w:p>
     <w:p>
       <w:r>
+        <w:t>美式 IPA：/dɪˈskʌvɚi/</w:t>
+      </w:r>
+    </w:p>
+    <w:p>
+      <w:r>
+        <w:t>词性：noun</w:t>
+      </w:r>
+    </w:p>
+    <w:p>
+      <w:r>
+        <w:t>English definition: Finding something previously unknown; in litigation, the process of obtaining and exchanging case information.</w:t>
+      </w:r>
+    </w:p>
+    <w:p>
+      <w:r>
         <w:t>发现；诉讼中的证据开示</w:t>
       </w:r>
     </w:p>
@@ -438,6 +548,21 @@
     </w:p>
     <w:p>
       <w:r>
+        <w:t>美式 IPA：/səˈpinə/</w:t>
+      </w:r>
+    </w:p>
+    <w:p>
+      <w:r>
+        <w:t>词性：noun / verb</w:t>
+      </w:r>
+    </w:p>
+    <w:p>
+      <w:r>
+        <w:t>English definition: A legal command to testify or produce specified material; to issue such a command.</w:t>
+      </w:r>
+    </w:p>
+    <w:p>
+      <w:r>
         <w:t>传票；以传票要求出庭或提交材料</w:t>
       </w:r>
     </w:p>
@@ -482,6 +607,21 @@
     </w:p>
     <w:p>
       <w:r>
+        <w:t>美式 IPA：/dɪsˈbɑrmənt/</w:t>
+      </w:r>
+    </w:p>
+    <w:p>
+      <w:r>
+        <w:t>词性：noun</w:t>
+      </w:r>
+    </w:p>
+    <w:p>
+      <w:r>
+        <w:t>English definition: The removal of a lawyer's authorization to practice law.</w:t>
+      </w:r>
+    </w:p>
+    <w:p>
+      <w:r>
         <w:t>取消律师执业资格</w:t>
       </w:r>
     </w:p>
@@ -526,6 +666,21 @@
     </w:p>
     <w:p>
       <w:r>
+        <w:t>美式 IPA：/ɪɡˈzɑnəˌreɪt/</w:t>
+      </w:r>
+    </w:p>
+    <w:p>
+      <w:r>
+        <w:t>词性：verb</w:t>
+      </w:r>
+    </w:p>
+    <w:p>
+      <w:r>
+        <w:t>English definition: To clear someone of blame, responsibility, or an accusation.</w:t>
+      </w:r>
+    </w:p>
+    <w:p>
+      <w:r>
         <w:t>洗清嫌疑；免除责任</w:t>
       </w:r>
     </w:p>
@@ -570,6 +725,21 @@
     </w:p>
     <w:p>
       <w:r>
+        <w:t>美式 IPA：/ˈfɔlsəˌfaɪ/</w:t>
+      </w:r>
+    </w:p>
+    <w:p>
+      <w:r>
+        <w:t>词性：verb</w:t>
+      </w:r>
+    </w:p>
+    <w:p>
+      <w:r>
+        <w:t>English definition: To alter or invent information so that it becomes false or misleading.</w:t>
+      </w:r>
+    </w:p>
+    <w:p>
+      <w:r>
         <w:t>伪造；篡改</w:t>
       </w:r>
     </w:p>
@@ -614,6 +784,21 @@
     </w:p>
     <w:p>
       <w:r>
+        <w:t>美式 IPA：/ˈvɑlətəl/</w:t>
+      </w:r>
+    </w:p>
+    <w:p>
+      <w:r>
+        <w:t>词性：adjective</w:t>
+      </w:r>
+    </w:p>
+    <w:p>
+      <w:r>
+        <w:t>English definition: Likely to change suddenly or become unstable, angry, or dangerous.</w:t>
+      </w:r>
+    </w:p>
+    <w:p>
+      <w:r>
         <w:t>易波动的；易激动或失控的</w:t>
       </w:r>
     </w:p>
@@ -658,6 +843,21 @@
     </w:p>
     <w:p>
       <w:r>
+        <w:t>美式 IPA：/ˈfæbrɪˌkeɪt/</w:t>
+      </w:r>
+    </w:p>
+    <w:p>
+      <w:r>
+        <w:t>词性：verb</w:t>
+      </w:r>
+    </w:p>
+    <w:p>
+      <w:r>
+        <w:t>English definition: To invent a false story or evidence; also to manufacture something.</w:t>
+      </w:r>
+    </w:p>
+    <w:p>
+      <w:r>
         <w:t>捏造；制造</w:t>
       </w:r>
     </w:p>
@@ -702,6 +902,16 @@
     </w:p>
     <w:p>
       <w:r>
+        <w:t>词性：noun phrase / idiom</w:t>
+      </w:r>
+    </w:p>
+    <w:p>
+      <w:r>
+        <w:t>English definition: The practical facts and essential details of a matter.</w:t>
+      </w:r>
+    </w:p>
+    <w:p>
+      <w:r>
         <w:t>实际问题；关键细节</w:t>
       </w:r>
     </w:p>
@@ -820,6 +1030,26 @@
     </w:p>
     <w:p>
       <w:r>
+        <w:t>美式 IPA：/ˈdæmɪdʒɪz/</w:t>
+      </w:r>
+    </w:p>
+    <w:p>
+      <w:r>
+        <w:t>词性：plural noun</w:t>
+      </w:r>
+    </w:p>
+    <w:p>
+      <w:r>
+        <w:t>English definition: Money awarded to compensate for a legally recognized injury or loss.</w:t>
+      </w:r>
+    </w:p>
+    <w:p>
+      <w:r>
+        <w:t>原形：damage</w:t>
+      </w:r>
+    </w:p>
+    <w:p>
+      <w:r>
         <w:t>损害赔偿金</w:t>
       </w:r>
     </w:p>
@@ -864,6 +1094,21 @@
     </w:p>
     <w:p>
       <w:r>
+        <w:t>美式 IPA：/dɪsˈbɑrmənt/</w:t>
+      </w:r>
+    </w:p>
+    <w:p>
+      <w:r>
+        <w:t>词性：noun</w:t>
+      </w:r>
+    </w:p>
+    <w:p>
+      <w:r>
+        <w:t>English definition: The removal of a lawyer's authorization to practice law.</w:t>
+      </w:r>
+    </w:p>
+    <w:p>
+      <w:r>
         <w:t>取消律师执业资格</w:t>
       </w:r>
     </w:p>
@@ -908,6 +1153,21 @@
     </w:p>
     <w:p>
       <w:r>
+        <w:t>美式 IPA：/səˌlɪsɪˈteɪʃən/</w:t>
+      </w:r>
+    </w:p>
+    <w:p>
+      <w:r>
+        <w:t>词性：noun</w:t>
+      </w:r>
+    </w:p>
+    <w:p>
+      <w:r>
+        <w:t>English definition: The act of requesting business, money, or action; in some legal contexts, urging someone to commit an offense.</w:t>
+      </w:r>
+    </w:p>
+    <w:p>
+      <w:r>
         <w:t>招揽；请求；教唆或邀约</w:t>
       </w:r>
     </w:p>
@@ -952,6 +1212,21 @@
     </w:p>
     <w:p>
       <w:r>
+        <w:t>美式 IPA：/ˌdɛpəˈzɪʃən/</w:t>
+      </w:r>
+    </w:p>
+    <w:p>
+      <w:r>
+        <w:t>词性：noun</w:t>
+      </w:r>
+    </w:p>
+    <w:p>
+      <w:r>
+        <w:t>English definition: Sworn testimony taken outside the courtroom and recorded for use in a case.</w:t>
+      </w:r>
+    </w:p>
+    <w:p>
+      <w:r>
         <w:t>庭外宣誓证言；取证问询</w:t>
       </w:r>
     </w:p>
@@ -996,6 +1271,21 @@
     </w:p>
     <w:p>
       <w:r>
+        <w:t>美式 IPA：/ˈnɛbjələs/</w:t>
+      </w:r>
+    </w:p>
+    <w:p>
+      <w:r>
+        <w:t>词性：adjective</w:t>
+      </w:r>
+    </w:p>
+    <w:p>
+      <w:r>
+        <w:t>English definition: Vague or insufficiently defined to be understood clearly.</w:t>
+      </w:r>
+    </w:p>
+    <w:p>
+      <w:r>
         <w:t>模糊不清的；含糊的</w:t>
       </w:r>
     </w:p>
@@ -1040,6 +1330,21 @@
     </w:p>
     <w:p>
       <w:r>
+        <w:t>美式 IPA：/dɪˈskrɛpənsi/</w:t>
+      </w:r>
+    </w:p>
+    <w:p>
+      <w:r>
+        <w:t>词性：noun</w:t>
+      </w:r>
+    </w:p>
+    <w:p>
+      <w:r>
+        <w:t>English definition: A difference between things that should agree or match.</w:t>
+      </w:r>
+    </w:p>
+    <w:p>
+      <w:r>
         <w:t>不一致；差异</w:t>
       </w:r>
     </w:p>
@@ -1084,6 +1389,21 @@
     </w:p>
     <w:p>
       <w:r>
+        <w:t>美式 IPA：/ɪnˌtɪməˈdeɪʃən/</w:t>
+      </w:r>
+    </w:p>
+    <w:p>
+      <w:r>
+        <w:t>词性：noun</w:t>
+      </w:r>
+    </w:p>
+    <w:p>
+      <w:r>
+        <w:t>English definition: The use of fear or threats to influence someone's behavior.</w:t>
+      </w:r>
+    </w:p>
+    <w:p>
+      <w:r>
         <w:t>恐吓；威逼</w:t>
       </w:r>
     </w:p>
@@ -1128,6 +1448,16 @@
     </w:p>
     <w:p>
       <w:r>
+        <w:t>词性：idiom</w:t>
+      </w:r>
+    </w:p>
+    <w:p>
+      <w:r>
+        <w:t>English definition: At risk of being lost; also connected by telephone.</w:t>
+      </w:r>
+    </w:p>
+    <w:p>
+      <w:r>
         <w:t>面临风险；处于通话中</w:t>
       </w:r>
     </w:p>
@@ -1172,6 +1502,16 @@
     </w:p>
     <w:p>
       <w:r>
+        <w:t>词性：adjective / adverb phrase</w:t>
+      </w:r>
+    </w:p>
+    <w:p>
+      <w:r>
+        <w:t>English definition: Taking a personal risk by supporting a position or acting without reliable backing.</w:t>
+      </w:r>
+    </w:p>
+    <w:p>
+      <w:r>
         <w:t>冒险表态或行动</w:t>
       </w:r>
     </w:p>
@@ -1290,6 +1630,21 @@
     </w:p>
     <w:p>
       <w:r>
+        <w:t>美式 IPA：/ˈfɛləni/</w:t>
+      </w:r>
+    </w:p>
+    <w:p>
+      <w:r>
+        <w:t>词性：noun</w:t>
+      </w:r>
+    </w:p>
+    <w:p>
+      <w:r>
+        <w:t>English definition: A serious category of crime, generally carrying more severe penalties than a misdemeanor.</w:t>
+      </w:r>
+    </w:p>
+    <w:p>
+      <w:r>
         <w:t>重罪</w:t>
       </w:r>
     </w:p>
@@ -1334,6 +1689,21 @@
     </w:p>
     <w:p>
       <w:r>
+        <w:t>美式 IPA：/ɪkˈstɔrʃən/</w:t>
+      </w:r>
+    </w:p>
+    <w:p>
+      <w:r>
+        <w:t>词性：noun</w:t>
+      </w:r>
+    </w:p>
+    <w:p>
+      <w:r>
+        <w:t>English definition: Obtaining money or cooperation through threats or coercion.</w:t>
+      </w:r>
+    </w:p>
+    <w:p>
+      <w:r>
         <w:t>勒索；敲诈</w:t>
       </w:r>
     </w:p>
@@ -1378,6 +1748,21 @@
     </w:p>
     <w:p>
       <w:r>
+        <w:t>美式 IPA：/ɪˈrætɪk/</w:t>
+      </w:r>
+    </w:p>
+    <w:p>
+      <w:r>
+        <w:t>词性：adjective</w:t>
+      </w:r>
+    </w:p>
+    <w:p>
+      <w:r>
+        <w:t>English definition: Changing unpredictably rather than following a consistent pattern.</w:t>
+      </w:r>
+    </w:p>
+    <w:p>
+      <w:r>
         <w:t>不稳定的；反复无常的</w:t>
       </w:r>
     </w:p>
@@ -1422,6 +1807,21 @@
     </w:p>
     <w:p>
       <w:r>
+        <w:t>美式 IPA：/vaʊtʃ/</w:t>
+      </w:r>
+    </w:p>
+    <w:p>
+      <w:r>
+        <w:t>词性：verb</w:t>
+      </w:r>
+    </w:p>
+    <w:p>
+      <w:r>
+        <w:t>English definition: To personally confirm that someone or something is trustworthy or genuine, usually with for.</w:t>
+      </w:r>
+    </w:p>
+    <w:p>
+      <w:r>
         <w:t>担保；保证可信或真实</w:t>
       </w:r>
     </w:p>
@@ -1466,6 +1866,16 @@
     </w:p>
     <w:p>
       <w:r>
+        <w:t>词性：noun phrase / idiom</w:t>
+      </w:r>
+    </w:p>
+    <w:p>
+      <w:r>
+        <w:t>English definition: The practical facts and essential details of a matter.</w:t>
+      </w:r>
+    </w:p>
+    <w:p>
+      <w:r>
         <w:t>实际问题；关键细节</w:t>
       </w:r>
     </w:p>
@@ -1584,6 +1994,21 @@
     </w:p>
     <w:p>
       <w:r>
+        <w:t>美式 IPA：/rɪˈteɪnɚ/</w:t>
+      </w:r>
+    </w:p>
+    <w:p>
+      <w:r>
+        <w:t>词性：noun</w:t>
+      </w:r>
+    </w:p>
+    <w:p>
+      <w:r>
+        <w:t>English definition: A fee or arrangement securing a professional's services or availability, especially a lawyer's.</w:t>
+      </w:r>
+    </w:p>
+    <w:p>
+      <w:r>
         <w:t>聘用律师等专业人士的预付费用；聘用安排</w:t>
       </w:r>
     </w:p>
@@ -1628,6 +2053,21 @@
     </w:p>
     <w:p>
       <w:r>
+        <w:t>美式 IPA：/dɪˈfɛndənt/</w:t>
+      </w:r>
+    </w:p>
+    <w:p>
+      <w:r>
+        <w:t>词性：noun</w:t>
+      </w:r>
+    </w:p>
+    <w:p>
+      <w:r>
+        <w:t>English definition: The person or organization against whom a criminal charge or civil claim is brought.</w:t>
+      </w:r>
+    </w:p>
+    <w:p>
+      <w:r>
         <w:t>被告</w:t>
       </w:r>
     </w:p>
@@ -1672,6 +2112,21 @@
     </w:p>
     <w:p>
       <w:r>
+        <w:t>美式 IPA：/braɪb/</w:t>
+      </w:r>
+    </w:p>
+    <w:p>
+      <w:r>
+        <w:t>词性：noun / verb</w:t>
+      </w:r>
+    </w:p>
+    <w:p>
+      <w:r>
+        <w:t>English definition: Something offered to improperly influence a decision; to offer such an inducement.</w:t>
+      </w:r>
+    </w:p>
+    <w:p>
+      <w:r>
         <w:t>贿赂；贿赂物；行贿</w:t>
       </w:r>
     </w:p>
@@ -1716,6 +2171,21 @@
     </w:p>
     <w:p>
       <w:r>
+        <w:t>美式 IPA：/əˈsɔlt/</w:t>
+      </w:r>
+    </w:p>
+    <w:p>
+      <w:r>
+        <w:t>词性：noun / verb</w:t>
+      </w:r>
+    </w:p>
+    <w:p>
+      <w:r>
+        <w:t>English definition: A physical attack or, in some legal uses, conduct that creates fear of imminent harm; to attack.</w:t>
+      </w:r>
+    </w:p>
+    <w:p>
+      <w:r>
         <w:t>袭击；人身攻击</w:t>
       </w:r>
     </w:p>
@@ -1760,6 +2230,21 @@
     </w:p>
     <w:p>
       <w:r>
+        <w:t>美式 IPA：/ɪkˈstɔrʃən/</w:t>
+      </w:r>
+    </w:p>
+    <w:p>
+      <w:r>
+        <w:t>词性：noun</w:t>
+      </w:r>
+    </w:p>
+    <w:p>
+      <w:r>
+        <w:t>English definition: Obtaining money or cooperation through threats or coercion.</w:t>
+      </w:r>
+    </w:p>
+    <w:p>
+      <w:r>
         <w:t>勒索；敲诈</w:t>
       </w:r>
     </w:p>
@@ -1804,6 +2289,21 @@
     </w:p>
     <w:p>
       <w:r>
+        <w:t>美式 IPA：/ˌdɛpəˈzɪʃən/</w:t>
+      </w:r>
+    </w:p>
+    <w:p>
+      <w:r>
+        <w:t>词性：noun</w:t>
+      </w:r>
+    </w:p>
+    <w:p>
+      <w:r>
+        <w:t>English definition: Sworn testimony taken outside the courtroom and recorded for use in a case.</w:t>
+      </w:r>
+    </w:p>
+    <w:p>
+      <w:r>
         <w:t>庭外宣誓证言；取证问询</w:t>
       </w:r>
     </w:p>
@@ -1848,6 +2348,21 @@
     </w:p>
     <w:p>
       <w:r>
+        <w:t>美式 IPA：/fɪˈnɛs/</w:t>
+      </w:r>
+    </w:p>
+    <w:p>
+      <w:r>
+        <w:t>词性：noun / verb</w:t>
+      </w:r>
+    </w:p>
+    <w:p>
+      <w:r>
+        <w:t>English definition: Skillful, tactful handling of a difficult situation; to handle something with that skill.</w:t>
+      </w:r>
+    </w:p>
+    <w:p>
+      <w:r>
         <w:t>巧妙处理；精巧手腕</w:t>
       </w:r>
     </w:p>
@@ -1892,6 +2407,16 @@
     </w:p>
     <w:p>
       <w:r>
+        <w:t>词性：noun phrase</w:t>
+      </w:r>
+    </w:p>
+    <w:p>
+      <w:r>
+        <w:t>English definition: A public official responsible for prosecuting crimes in a local jurisdiction in the United States.</w:t>
+      </w:r>
+    </w:p>
+    <w:p>
+      <w:r>
         <w:t>地方检察官</w:t>
       </w:r>
     </w:p>
@@ -1936,6 +2461,16 @@
     </w:p>
     <w:p>
       <w:r>
+        <w:t>词性：noun phrase</w:t>
+      </w:r>
+    </w:p>
+    <w:p>
+      <w:r>
+        <w:t>English definition: A decision made without a trial when no genuine dispute of material fact requires one and the law determines the outcome.</w:t>
+      </w:r>
+    </w:p>
+    <w:p>
+      <w:r>
         <w:t>简易判决；无需完整审判作出的判决</w:t>
       </w:r>
     </w:p>
@@ -2054,6 +2589,21 @@
     </w:p>
     <w:p>
       <w:r>
+        <w:t>美式 IPA：/ˌdɛpəˈzɪʃən/</w:t>
+      </w:r>
+    </w:p>
+    <w:p>
+      <w:r>
+        <w:t>词性：noun</w:t>
+      </w:r>
+    </w:p>
+    <w:p>
+      <w:r>
+        <w:t>English definition: Sworn testimony taken outside the courtroom and recorded for use in a case.</w:t>
+      </w:r>
+    </w:p>
+    <w:p>
+      <w:r>
         <w:t>庭外宣誓证言；取证问询</w:t>
       </w:r>
     </w:p>
@@ -2098,6 +2648,21 @@
     </w:p>
     <w:p>
       <w:r>
+        <w:t>美式 IPA：/ˈstætʃut/</w:t>
+      </w:r>
+    </w:p>
+    <w:p>
+      <w:r>
+        <w:t>词性：noun</w:t>
+      </w:r>
+    </w:p>
+    <w:p>
+      <w:r>
+        <w:t>English definition: A written law enacted by a legislative body.</w:t>
+      </w:r>
+    </w:p>
+    <w:p>
+      <w:r>
         <w:t>成文法；法令</w:t>
       </w:r>
     </w:p>
@@ -2142,6 +2707,21 @@
     </w:p>
     <w:p>
       <w:r>
+        <w:t>美式 IPA：/prɪˈlɪməˌnɛri/</w:t>
+      </w:r>
+    </w:p>
+    <w:p>
+      <w:r>
+        <w:t>词性：adjective</w:t>
+      </w:r>
+    </w:p>
+    <w:p>
+      <w:r>
+        <w:t>English definition: Taking place before the main action or final decision.</w:t>
+      </w:r>
+    </w:p>
+    <w:p>
+      <w:r>
         <w:t>初步的；正式程序之前的</w:t>
       </w:r>
     </w:p>
@@ -2186,6 +2766,21 @@
     </w:p>
     <w:p>
       <w:r>
+        <w:t>美式 IPA：/daɪˈvɝsəˌfaɪ/</w:t>
+      </w:r>
+    </w:p>
+    <w:p>
+      <w:r>
+        <w:t>词性：verb</w:t>
+      </w:r>
+    </w:p>
+    <w:p>
+      <w:r>
+        <w:t>English definition: To add different activities or investments, often to spread risk.</w:t>
+      </w:r>
+    </w:p>
+    <w:p>
+      <w:r>
         <w:t>分散投资；使多样化</w:t>
       </w:r>
     </w:p>
@@ -2230,6 +2825,21 @@
     </w:p>
     <w:p>
       <w:r>
+        <w:t>美式 IPA：/ɪnˈkɑmpətənt/</w:t>
+      </w:r>
+    </w:p>
+    <w:p>
+      <w:r>
+        <w:t>词性：adjective</w:t>
+      </w:r>
+    </w:p>
+    <w:p>
+      <w:r>
+        <w:t>English definition: Lacking the ability or skill needed to perform a task properly.</w:t>
+      </w:r>
+    </w:p>
+    <w:p>
+      <w:r>
         <w:t>不胜任的；无能力的</w:t>
       </w:r>
     </w:p>
@@ -2274,6 +2884,21 @@
     </w:p>
     <w:p>
       <w:r>
+        <w:t>美式 IPA：/ɪnˌtɪməˈdeɪʃən/</w:t>
+      </w:r>
+    </w:p>
+    <w:p>
+      <w:r>
+        <w:t>词性：noun</w:t>
+      </w:r>
+    </w:p>
+    <w:p>
+      <w:r>
+        <w:t>English definition: The use of fear or threats to influence someone's behavior.</w:t>
+      </w:r>
+    </w:p>
+    <w:p>
+      <w:r>
         <w:t>恐吓；威逼</w:t>
       </w:r>
     </w:p>
@@ -2318,6 +2943,16 @@
     </w:p>
     <w:p>
       <w:r>
+        <w:t>词性：idiom</w:t>
+      </w:r>
+    </w:p>
+    <w:p>
+      <w:r>
+        <w:t>English definition: Drawn in as a potential target or customer, using the image of a fish caught on a hook.</w:t>
+      </w:r>
+    </w:p>
+    <w:p>
+      <w:r>
         <w:t>承担责任或费用；目标已上钩</w:t>
       </w:r>
     </w:p>
@@ -2367,6 +3002,16 @@
     </w:p>
     <w:p>
       <w:r>
+        <w:t>词性：noun phrase</w:t>
+      </w:r>
+    </w:p>
+    <w:p>
+      <w:r>
+        <w:t>English definition: A public official responsible for prosecuting crimes in a local jurisdiction in the United States.</w:t>
+      </w:r>
+    </w:p>
+    <w:p>
+      <w:r>
         <w:t>地方检察官</w:t>
       </w:r>
     </w:p>
@@ -2485,6 +3130,21 @@
     </w:p>
     <w:p>
       <w:r>
+        <w:t>美式 IPA：/ˈsɛtəlmənt/</w:t>
+      </w:r>
+    </w:p>
+    <w:p>
+      <w:r>
+        <w:t>词性：noun</w:t>
+      </w:r>
+    </w:p>
+    <w:p>
+      <w:r>
+        <w:t>English definition: An agreement resolving a dispute, or the money paid under that agreement.</w:t>
+      </w:r>
+    </w:p>
+    <w:p>
+      <w:r>
         <w:t>和解；和解协议或款项</w:t>
       </w:r>
     </w:p>
@@ -2529,6 +3189,21 @@
     </w:p>
     <w:p>
       <w:r>
+        <w:t>美式 IPA：/ˌlɪtəˈɡeɪʃən/</w:t>
+      </w:r>
+    </w:p>
+    <w:p>
+      <w:r>
+        <w:t>词性：noun</w:t>
+      </w:r>
+    </w:p>
+    <w:p>
+      <w:r>
+        <w:t>English definition: The process of pursuing or defending a dispute through the courts.</w:t>
+      </w:r>
+    </w:p>
+    <w:p>
+      <w:r>
         <w:t>诉讼；进行诉讼的过程</w:t>
       </w:r>
     </w:p>
@@ -2573,6 +3248,21 @@
     </w:p>
     <w:p>
       <w:r>
+        <w:t>美式 IPA：/fəˈrɛnsɪk/</w:t>
+      </w:r>
+    </w:p>
+    <w:p>
+      <w:r>
+        <w:t>词性：adjective</w:t>
+      </w:r>
+    </w:p>
+    <w:p>
+      <w:r>
+        <w:t>English definition: Relating to scientific investigation used to answer legal questions.</w:t>
+      </w:r>
+    </w:p>
+    <w:p>
+      <w:r>
         <w:t>法证的；用于司法鉴定的</w:t>
       </w:r>
     </w:p>
@@ -2617,6 +3307,21 @@
     </w:p>
     <w:p>
       <w:r>
+        <w:t>美式 IPA：/ˈhaɪndˌsaɪt/</w:t>
+      </w:r>
+    </w:p>
+    <w:p>
+      <w:r>
+        <w:t>词性：noun</w:t>
+      </w:r>
+    </w:p>
+    <w:p>
+      <w:r>
+        <w:t>English definition: Understanding of an event gained after its outcome is known.</w:t>
+      </w:r>
+    </w:p>
+    <w:p>
+      <w:r>
         <w:t>事后认识；后见之明</w:t>
       </w:r>
     </w:p>
@@ -2661,6 +3366,21 @@
     </w:p>
     <w:p>
       <w:r>
+        <w:t>美式 IPA：/ˌrɛzɪɡˈneɪʃən/</w:t>
+      </w:r>
+    </w:p>
+    <w:p>
+      <w:r>
+        <w:t>词性：noun</w:t>
+      </w:r>
+    </w:p>
+    <w:p>
+      <w:r>
+        <w:t>English definition: The act of leaving a job or position; also acceptance of an unwanted situation.</w:t>
+      </w:r>
+    </w:p>
+    <w:p>
+      <w:r>
         <w:t>辞职；无奈接受</w:t>
       </w:r>
     </w:p>
@@ -2705,6 +3425,21 @@
     </w:p>
     <w:p>
       <w:r>
+        <w:t>美式 IPA：/ˈɡrɪftɚ/</w:t>
+      </w:r>
+    </w:p>
+    <w:p>
+      <w:r>
+        <w:t>词性：noun</w:t>
+      </w:r>
+    </w:p>
+    <w:p>
+      <w:r>
+        <w:t>English definition: A person who makes money by manipulating or deceiving others.</w:t>
+      </w:r>
+    </w:p>
+    <w:p>
+      <w:r>
         <w:t>职业骗子</w:t>
       </w:r>
     </w:p>
@@ -2749,6 +3484,21 @@
     </w:p>
     <w:p>
       <w:r>
+        <w:t>美式 IPA：/ˌmælˈfizəns/</w:t>
+      </w:r>
+    </w:p>
+    <w:p>
+      <w:r>
+        <w:t>词性：noun</w:t>
+      </w:r>
+    </w:p>
+    <w:p>
+      <w:r>
+        <w:t>English definition: Unlawful or seriously improper conduct, especially by someone holding a position of responsibility.</w:t>
+      </w:r>
+    </w:p>
+    <w:p>
+      <w:r>
         <w:t>违法失职；不法行为</w:t>
       </w:r>
     </w:p>
@@ -2793,6 +3543,16 @@
     </w:p>
     <w:p>
       <w:r>
+        <w:t>词性：noun phrase</w:t>
+      </w:r>
+    </w:p>
+    <w:p>
+      <w:r>
+        <w:t>English definition: A situation in which competing interests may interfere with impartial judgment or duties.</w:t>
+      </w:r>
+    </w:p>
+    <w:p>
+      <w:r>
         <w:t>利益冲突</w:t>
       </w:r>
     </w:p>
@@ -2837,6 +3597,16 @@
     </w:p>
     <w:p>
       <w:r>
+        <w:t>词性：noun phrase / idiom</w:t>
+      </w:r>
+    </w:p>
+    <w:p>
+      <w:r>
+        <w:t>English definition: A fresh start without previous mistakes or obligations counting against someone.</w:t>
+      </w:r>
+    </w:p>
+    <w:p>
+      <w:r>
         <w:t>不受旧问题拖累的新起点</w:t>
       </w:r>
     </w:p>
@@ -2955,6 +3725,21 @@
     </w:p>
     <w:p>
       <w:r>
+        <w:t>美式 IPA：/kəmˈplaɪəns/</w:t>
+      </w:r>
+    </w:p>
+    <w:p>
+      <w:r>
+        <w:t>词性：noun</w:t>
+      </w:r>
+    </w:p>
+    <w:p>
+      <w:r>
+        <w:t>English definition: The act of following a rule, requirement, or instruction.</w:t>
+      </w:r>
+    </w:p>
+    <w:p>
+      <w:r>
         <w:t>遵守；合规</w:t>
       </w:r>
     </w:p>
@@ -2999,6 +3784,21 @@
     </w:p>
     <w:p>
       <w:r>
+        <w:t>美式 IPA：/ˌrɛzɪɡˈneɪʃən/</w:t>
+      </w:r>
+    </w:p>
+    <w:p>
+      <w:r>
+        <w:t>词性：noun</w:t>
+      </w:r>
+    </w:p>
+    <w:p>
+      <w:r>
+        <w:t>English definition: The act of leaving a job or position; also acceptance of an unwanted situation.</w:t>
+      </w:r>
+    </w:p>
+    <w:p>
+      <w:r>
         <w:t>辞职；无奈接受</w:t>
       </w:r>
     </w:p>
@@ -3043,6 +3843,16 @@
     </w:p>
     <w:p>
       <w:r>
+        <w:t>词性：noun phrase / idiom</w:t>
+      </w:r>
+    </w:p>
+    <w:p>
+      <w:r>
+        <w:t>English definition: A desperate final attempt with little chance of success.</w:t>
+      </w:r>
+    </w:p>
+    <w:p>
+      <w:r>
         <w:t>胜算很低的最后一搏</w:t>
       </w:r>
     </w:p>
@@ -3087,6 +3897,21 @@
     </w:p>
     <w:p>
       <w:r>
+        <w:t>美式 IPA：/ɪˌɡæləˈtɛriən/</w:t>
+      </w:r>
+    </w:p>
+    <w:p>
+      <w:r>
+        <w:t>词性：adjective / noun</w:t>
+      </w:r>
+    </w:p>
+    <w:p>
+      <w:r>
+        <w:t>English definition: Supporting equal rights and opportunities for people; a person who holds that view.</w:t>
+      </w:r>
+    </w:p>
+    <w:p>
+      <w:r>
         <w:t>平等主义的；主张人人平等的</w:t>
       </w:r>
     </w:p>
@@ -3131,6 +3956,21 @@
     </w:p>
     <w:p>
       <w:r>
+        <w:t>美式 IPA：/pɔrtˈfoʊliˌoʊ/</w:t>
+      </w:r>
+    </w:p>
+    <w:p>
+      <w:r>
+        <w:t>词性：noun</w:t>
+      </w:r>
+    </w:p>
+    <w:p>
+      <w:r>
+        <w:t>English definition: A collection of investments, work samples, or business activities managed together.</w:t>
+      </w:r>
+    </w:p>
+    <w:p>
+      <w:r>
         <w:t>投资组合；业务或作品集</w:t>
       </w:r>
     </w:p>
@@ -3175,6 +4015,21 @@
     </w:p>
     <w:p>
       <w:r>
+        <w:t>美式 IPA：/ˌɪntɚˈsteɪt/</w:t>
+      </w:r>
+    </w:p>
+    <w:p>
+      <w:r>
+        <w:t>词性：adjective / noun</w:t>
+      </w:r>
+    </w:p>
+    <w:p>
+      <w:r>
+        <w:t>English definition: Connecting or involving different states; as a noun, an interstate highway.</w:t>
+      </w:r>
+    </w:p>
+    <w:p>
+      <w:r>
         <w:t>州与州之间的</w:t>
       </w:r>
     </w:p>
@@ -3219,6 +4074,21 @@
     </w:p>
     <w:p>
       <w:r>
+        <w:t>美式 IPA：/ˌtʌtʃənˈɡoʊ/</w:t>
+      </w:r>
+    </w:p>
+    <w:p>
+      <w:r>
+        <w:t>词性：adjective</w:t>
+      </w:r>
+    </w:p>
+    <w:p>
+      <w:r>
+        <w:t>English definition: Uncertain and risky, with success or survival still in doubt.</w:t>
+      </w:r>
+    </w:p>
+    <w:p>
+      <w:r>
         <w:t>结果难料的；险些失败的</w:t>
       </w:r>
     </w:p>
@@ -3337,6 +4207,21 @@
     </w:p>
     <w:p>
       <w:r>
+        <w:t>美式 IPA：/ˈfɛləni/</w:t>
+      </w:r>
+    </w:p>
+    <w:p>
+      <w:r>
+        <w:t>词性：noun</w:t>
+      </w:r>
+    </w:p>
+    <w:p>
+      <w:r>
+        <w:t>English definition: A serious category of crime, generally carrying more severe penalties than a misdemeanor.</w:t>
+      </w:r>
+    </w:p>
+    <w:p>
+      <w:r>
         <w:t>重罪</w:t>
       </w:r>
     </w:p>
@@ -3381,6 +4266,21 @@
     </w:p>
     <w:p>
       <w:r>
+        <w:t>美式 IPA：/frɔd/</w:t>
+      </w:r>
+    </w:p>
+    <w:p>
+      <w:r>
+        <w:t>词性：noun</w:t>
+      </w:r>
+    </w:p>
+    <w:p>
+      <w:r>
+        <w:t>English definition: Deliberate deception intended to obtain a benefit or cause another person's loss.</w:t>
+      </w:r>
+    </w:p>
+    <w:p>
+      <w:r>
         <w:t>欺诈</w:t>
       </w:r>
     </w:p>
@@ -3425,6 +4325,21 @@
     </w:p>
     <w:p>
       <w:r>
+        <w:t>美式 IPA：/ˈfɔrdʒɚi/</w:t>
+      </w:r>
+    </w:p>
+    <w:p>
+      <w:r>
+        <w:t>词性：noun</w:t>
+      </w:r>
+    </w:p>
+    <w:p>
+      <w:r>
+        <w:t>English definition: The making of a false document or signature to deceive; also the false item itself.</w:t>
+      </w:r>
+    </w:p>
+    <w:p>
+      <w:r>
         <w:t>伪造文件或签名；伪造品</w:t>
       </w:r>
     </w:p>
@@ -3469,6 +4384,21 @@
     </w:p>
     <w:p>
       <w:r>
+        <w:t>美式 IPA：/dɪˈfrɔd/</w:t>
+      </w:r>
+    </w:p>
+    <w:p>
+      <w:r>
+        <w:t>词性：verb</w:t>
+      </w:r>
+    </w:p>
+    <w:p>
+      <w:r>
+        <w:t>English definition: To obtain money, property, or another benefit from someone through deception.</w:t>
+      </w:r>
+    </w:p>
+    <w:p>
+      <w:r>
         <w:t>欺诈以骗取钱财或权利</w:t>
       </w:r>
     </w:p>
@@ -3513,6 +4443,21 @@
     </w:p>
     <w:p>
       <w:r>
+        <w:t>美式 IPA：/ˈædvɚˌsɛri/</w:t>
+      </w:r>
+    </w:p>
+    <w:p>
+      <w:r>
+        <w:t>词性：noun</w:t>
+      </w:r>
+    </w:p>
+    <w:p>
+      <w:r>
+        <w:t>English definition: A person or group you compete or fight against.</w:t>
+      </w:r>
+    </w:p>
+    <w:p>
+      <w:r>
         <w:t>对手；敌手</w:t>
       </w:r>
     </w:p>
@@ -3557,6 +4502,21 @@
     </w:p>
     <w:p>
       <w:r>
+        <w:t>美式 IPA：/prəˈvɪʒənəl/</w:t>
+      </w:r>
+    </w:p>
+    <w:p>
+      <w:r>
+        <w:t>词性：adjective</w:t>
+      </w:r>
+    </w:p>
+    <w:p>
+      <w:r>
+        <w:t>English definition: Temporary and subject to later confirmation or change.</w:t>
+      </w:r>
+    </w:p>
+    <w:p>
+      <w:r>
         <w:t>暂定的；临时的</w:t>
       </w:r>
     </w:p>
@@ -3601,6 +4561,21 @@
     </w:p>
     <w:p>
       <w:r>
+        <w:t>美式 IPA：/ˈlɛvɚɪdʒ/</w:t>
+      </w:r>
+    </w:p>
+    <w:p>
+      <w:r>
+        <w:t>词性：noun</w:t>
+      </w:r>
+    </w:p>
+    <w:p>
+      <w:r>
+        <w:t>English definition: The use of borrowed money to finance assets, increasing both potential returns and financial risk.</w:t>
+      </w:r>
+    </w:p>
+    <w:p>
+      <w:r>
         <w:t>杠杆；借力获得的优势</w:t>
       </w:r>
     </w:p>
@@ -3650,6 +4625,21 @@
     </w:p>
     <w:p>
       <w:r>
+        <w:t>美式 IPA：/dɪˈskrɛpənsi/</w:t>
+      </w:r>
+    </w:p>
+    <w:p>
+      <w:r>
+        <w:t>词性：noun</w:t>
+      </w:r>
+    </w:p>
+    <w:p>
+      <w:r>
+        <w:t>English definition: A difference between things that should agree or match.</w:t>
+      </w:r>
+    </w:p>
+    <w:p>
+      <w:r>
         <w:t>不一致；差异</w:t>
       </w:r>
     </w:p>
@@ -3694,6 +4684,21 @@
     </w:p>
     <w:p>
       <w:r>
+        <w:t>美式 IPA：/ˈfɔlsəˌfaɪ/</w:t>
+      </w:r>
+    </w:p>
+    <w:p>
+      <w:r>
+        <w:t>词性：verb</w:t>
+      </w:r>
+    </w:p>
+    <w:p>
+      <w:r>
+        <w:t>English definition: To alter or invent information so that it becomes false or misleading.</w:t>
+      </w:r>
+    </w:p>
+    <w:p>
+      <w:r>
         <w:t>伪造；篡改</w:t>
       </w:r>
     </w:p>
@@ -3738,6 +4743,21 @@
     </w:p>
     <w:p>
       <w:r>
+        <w:t>美式 IPA：/əˈdʒɝnmənt/</w:t>
+      </w:r>
+    </w:p>
+    <w:p>
+      <w:r>
+        <w:t>词性：noun</w:t>
+      </w:r>
+    </w:p>
+    <w:p>
+      <w:r>
+        <w:t>English definition: A pause or postponement in a meeting or court proceeding.</w:t>
+      </w:r>
+    </w:p>
+    <w:p>
+      <w:r>
         <w:t>休庭；延期</w:t>
       </w:r>
     </w:p>
@@ -3782,6 +4802,16 @@
     </w:p>
     <w:p>
       <w:r>
+        <w:t>词性：noun phrase</w:t>
+      </w:r>
+    </w:p>
+    <w:p>
+      <w:r>
+        <w:t>English definition: Unlawfully entering a building, traditionally involving some form of force to gain entry.</w:t>
+      </w:r>
+    </w:p>
+    <w:p>
+      <w:r>
         <w:t>破门或非法进入建筑的行为</w:t>
       </w:r>
     </w:p>
@@ -3900,6 +4930,21 @@
     </w:p>
     <w:p>
       <w:r>
+        <w:t>美式 IPA：/ˈfɛləni/</w:t>
+      </w:r>
+    </w:p>
+    <w:p>
+      <w:r>
+        <w:t>词性：noun</w:t>
+      </w:r>
+    </w:p>
+    <w:p>
+      <w:r>
+        <w:t>English definition: A serious category of crime, generally carrying more severe penalties than a misdemeanor.</w:t>
+      </w:r>
+    </w:p>
+    <w:p>
+      <w:r>
         <w:t>重罪</w:t>
       </w:r>
     </w:p>
@@ -3944,6 +4989,21 @@
     </w:p>
     <w:p>
       <w:r>
+        <w:t>美式 IPA：/dɪsˈbɑrmənt/</w:t>
+      </w:r>
+    </w:p>
+    <w:p>
+      <w:r>
+        <w:t>词性：noun</w:t>
+      </w:r>
+    </w:p>
+    <w:p>
+      <w:r>
+        <w:t>English definition: The removal of a lawyer's authorization to practice law.</w:t>
+      </w:r>
+    </w:p>
+    <w:p>
+      <w:r>
         <w:t>取消律师执业资格</w:t>
       </w:r>
     </w:p>
@@ -3988,6 +5048,21 @@
     </w:p>
     <w:p>
       <w:r>
+        <w:t>美式 IPA：/ˈɡɑrdiənˌʃɪp/</w:t>
+      </w:r>
+    </w:p>
+    <w:p>
+      <w:r>
+        <w:t>词性：noun</w:t>
+      </w:r>
+    </w:p>
+    <w:p>
+      <w:r>
+        <w:t>English definition: Legal responsibility for caring for another person or managing their affairs.</w:t>
+      </w:r>
+    </w:p>
+    <w:p>
+      <w:r>
         <w:t>监护权；监护安排</w:t>
       </w:r>
     </w:p>
@@ -4032,6 +5107,21 @@
     </w:p>
     <w:p>
       <w:r>
+        <w:t>美式 IPA：/kənˈsɛnt/</w:t>
+      </w:r>
+    </w:p>
+    <w:p>
+      <w:r>
+        <w:t>词性：noun / verb</w:t>
+      </w:r>
+    </w:p>
+    <w:p>
+      <w:r>
+        <w:t>English definition: Permission given freely for something to happen; to give that permission.</w:t>
+      </w:r>
+    </w:p>
+    <w:p>
+      <w:r>
         <w:t>同意；许可</w:t>
       </w:r>
     </w:p>
@@ -4076,6 +5166,21 @@
     </w:p>
     <w:p>
       <w:r>
+        <w:t>美式 IPA：/kənˈkʌʃən/</w:t>
+      </w:r>
+    </w:p>
+    <w:p>
+      <w:r>
+        <w:t>词性：noun</w:t>
+      </w:r>
+    </w:p>
+    <w:p>
+      <w:r>
+        <w:t>English definition: A brain injury caused by a blow or sudden movement of the head.</w:t>
+      </w:r>
+    </w:p>
+    <w:p>
+      <w:r>
         <w:t>脑震荡</w:t>
       </w:r>
     </w:p>
@@ -4120,6 +5225,21 @@
     </w:p>
     <w:p>
       <w:r>
+        <w:t>美式 IPA：/ˈsɛdətɪv/</w:t>
+      </w:r>
+    </w:p>
+    <w:p>
+      <w:r>
+        <w:t>词性：noun / adjective</w:t>
+      </w:r>
+    </w:p>
+    <w:p>
+      <w:r>
+        <w:t>English definition: A medicine that calms a person or promotes sleep; having that effect.</w:t>
+      </w:r>
+    </w:p>
+    <w:p>
+      <w:r>
         <w:t>镇静剂；起镇静作用的</w:t>
       </w:r>
     </w:p>
@@ -4164,6 +5284,21 @@
     </w:p>
     <w:p>
       <w:r>
+        <w:t>美式 IPA：/ˌhaɪpɚˌsɛnsəˈtɪvəti/</w:t>
+      </w:r>
+    </w:p>
+    <w:p>
+      <w:r>
+        <w:t>词性：noun</w:t>
+      </w:r>
+    </w:p>
+    <w:p>
+      <w:r>
+        <w:t>English definition: An unusually strong physical or emotional reaction to a stimulus.</w:t>
+      </w:r>
+    </w:p>
+    <w:p>
+      <w:r>
         <w:t>过度敏感；超敏反应</w:t>
       </w:r>
     </w:p>
@@ -4287,6 +5422,36 @@
     <w:p>
       <w:r>
         <w:t>Anki 官方文本导入说明：https://docs.ankiweb.net/manual/importing/text-files</w:t>
+      </w:r>
+    </w:p>
+    <w:p>
+      <w:r>
+        <w:t>CMU Pronouncing Dictionary — 美式发音核对：https://github.com/cmusphinx/cmudict</w:t>
+      </w:r>
+    </w:p>
+    <w:p>
+      <w:r>
+        <w:t>Merriam-Webster — probative 的读音与词性：https://www.merriam-webster.com/dictionary/probative</w:t>
+      </w:r>
+    </w:p>
+    <w:p>
+      <w:r>
+        <w:t>Merriam-Webster — spoliation 的读音与法律义：https://www.merriam-webster.com/dictionary/spoliation</w:t>
+      </w:r>
+    </w:p>
+    <w:p>
+      <w:r>
+        <w:t>Merriam-Webster — hypersensitivity 的重音：https://www.merriam-webster.com/dictionary/hypersensitivity</w:t>
+      </w:r>
+    </w:p>
+    <w:p>
+      <w:r>
+        <w:t>Merriam-Webster — rigmarole 的读音变体：https://www.merriam-webster.com/dictionary/rigmarole</w:t>
+      </w:r>
+    </w:p>
+    <w:p>
+      <w:r>
+        <w:t>美式发音核对参考 CMU Pronouncing Dictionary；许可与致谢：https://chuanwang66.github.io/better-call-saul-english/data/CMUDICT-LICENSE.txt</w:t>
       </w:r>
     </w:p>
     <w:sectPr>
